--- a/基于 YOLOv8 与注意力机制的疲劳驾驶面部识别系统.docx
+++ b/基于 YOLOv8 与注意力机制的疲劳驾驶面部识别系统.docx
@@ -1,8 +1,8 @@
 
 <file path=word/document.xml><?xml version="1.0" encoding="utf-8"?>
-<w:document xmlns:wpc="http://schemas.microsoft.com/office/word/2010/wordprocessingCanvas" xmlns:cx="http://schemas.microsoft.com/office/drawing/2014/chartex" xmlns:cx1="http://schemas.microsoft.com/office/drawing/2015/9/8/chartex" xmlns:cx2="http://schemas.microsoft.com/office/drawing/2015/10/21/chartex" xmlns:cx3="http://schemas.microsoft.com/office/drawing/2016/5/9/chartex" xmlns:cx4="http://schemas.microsoft.com/office/drawing/2016/5/10/chartex" xmlns:cx5="http://schemas.microsoft.com/office/drawing/2016/5/11/chartex" xmlns:cx6="http://schemas.microsoft.com/office/drawing/2016/5/12/chartex" xmlns:cx7="http://schemas.microsoft.com/office/drawing/2016/5/13/chartex" xmlns:cx8="http://schemas.microsoft.com/office/drawing/2016/5/14/chartex" xmlns:mc="http://schemas.openxmlformats.org/markup-compatibility/2006" xmlns:aink="http://schemas.microsoft.com/office/drawing/2016/ink" xmlns:am3d="http://schemas.microsoft.com/office/drawing/2017/model3d" xmlns:o="urn:schemas-microsoft-com:office:office" xmlns:oel="http://schemas.microsoft.com/office/2019/extlst" xmlns:r="http://schemas.openxmlformats.org/officeDocument/2006/relationships" xmlns:m="http://schemas.openxmlformats.org/officeDocument/2006/math" xmlns:v="urn:schemas-microsoft-com:vml" xmlns:wp14="http://schemas.microsoft.com/office/word/2010/wordprocessingDrawing" xmlns:wp="http://schemas.openxmlformats.org/drawingml/2006/wordprocessingDrawing" xmlns:w10="urn:schemas-microsoft-com:office:word" xmlns:w="http://schemas.openxmlformats.org/wordprocessingml/2006/main" xmlns:w14="http://schemas.microsoft.com/office/word/2010/wordml" xmlns:w15="http://schemas.microsoft.com/office/word/2012/wordml" xmlns:w16cex="http://schemas.microsoft.com/office/word/2018/wordml/cex" xmlns:w16cid="http://schemas.microsoft.com/office/word/2016/wordml/cid" xmlns:w16="http://schemas.microsoft.com/office/word/2018/wordml" xmlns:w16du="http://schemas.microsoft.com/office/word/2023/wordml/word16du" xmlns:w16sdtdh="http://schemas.microsoft.com/office/word/2020/wordml/sdtdatahash" xmlns:w16sdtfl="http://schemas.microsoft.com/office/word/2024/wordml/sdtformatlock" xmlns:w16se="http://schemas.microsoft.com/office/word/2015/wordml/symex" xmlns:wpg="http://schemas.microsoft.com/office/word/2010/wordprocessingGroup" xmlns:wpi="http://schemas.microsoft.com/office/word/2010/wordprocessingInk" xmlns:wne="http://schemas.microsoft.com/office/word/2006/wordml" xmlns:wps="http://schemas.microsoft.com/office/word/2010/wordprocessingShape" mc:Ignorable="w14 w15 w16se w16cid w16 w16cex w16sdtdh w16sdtfl w16du wp14">
+<w:document xmlns:ns1="http://schemas.openxmlformats.org/markup-compatibility/2006" xmlns:ns10="urn:schemas-microsoft-com:office:office" xmlns:ns11="urn:schemas-microsoft-com:office:word" xmlns:ns2="http://schemas.microsoft.com/office/word/2010/wordml" xmlns:ns3="http://schemas.openxmlformats.org/drawingml/2006/wordprocessingDrawing" xmlns:ns4="http://schemas.microsoft.com/office/word/2010/wordprocessingDrawing" xmlns:ns5="http://schemas.openxmlformats.org/drawingml/2006/main" xmlns:ns6="http://schemas.openxmlformats.org/drawingml/2006/picture" xmlns:ns7="http://schemas.openxmlformats.org/officeDocument/2006/relationships" xmlns:ns8="http://schemas.microsoft.com/office/drawing/2010/main" xmlns:ns9="urn:schemas-microsoft-com:vml" xmlns:w="http://schemas.openxmlformats.org/wordprocessingml/2006/main" ns1:Ignorable="w14 w15 w16se w16cid w16 w16cex w16sdtdh w16sdtfl w16du wp14">
   <w:body>
-    <w:p>
+    <w:p ns2:paraId="2F5FE99B" ns2:textId="77777777">
       <w:pPr>
         <w:jc w:val="center"/>
         <w:rPr>
@@ -38,7 +38,7 @@
         <w:t>与注意力机制的疲劳驾驶面部识别系统</w:t>
       </w:r>
     </w:p>
-    <w:p>
+    <w:p ns2:paraId="0D919CFA" ns2:textId="77777777">
       <w:pPr>
         <w:ind w:firstLine="0"/>
         <w:rPr>
@@ -47,7 +47,7 @@
         </w:rPr>
       </w:pPr>
     </w:p>
-    <w:p>
+    <w:p ns2:paraId="263FE91B" ns2:textId="77777777">
       <w:pPr>
         <w:pStyle w:val="1"/>
         <w:rPr>
@@ -71,7 +71,7 @@
       </w:r>
       <w:bookmarkEnd w:id="0"/>
     </w:p>
-    <w:p>
+    <w:p ns2:paraId="7CDE72D1" ns2:textId="77777777">
       <w:pPr>
         <w:rPr>
           <w:rFonts w:hint="eastAsia"/>
@@ -97,7 +97,7 @@
         <w:t>与注意力机制的疲劳驾驶面部识别系统。</w:t>
       </w:r>
     </w:p>
-    <w:p>
+    <w:p ns2:paraId="7CE7BD19" ns2:textId="77777777">
       <w:pPr>
         <w:rPr>
           <w:rFonts w:hint="eastAsia"/>
@@ -159,7 +159,7 @@
         <w:t>改进模型，并在相同数据划分、输入尺寸和训练参数下进行对比实验。</w:t>
       </w:r>
     </w:p>
-    <w:p>
+    <w:p ns2:paraId="614E6DFA" ns2:textId="77777777">
       <w:pPr>
         <w:rPr>
           <w:rFonts w:hint="eastAsia"/>
@@ -319,7 +319,7 @@
         <w:t>。结果说明，注意力机制增强了疲劳特征检测能力，系统满足实验分析和演示需求。</w:t>
       </w:r>
     </w:p>
-    <w:p>
+    <w:p ns2:paraId="18DE0071" ns2:textId="77777777">
       <w:pPr>
         <w:rPr>
           <w:rFonts w:hint="eastAsia"/>
@@ -371,7 +371,7 @@
         <w:t>PyQt5</w:t>
       </w:r>
     </w:p>
-    <w:p>
+    <w:p ns2:paraId="17C3A2C1" ns2:textId="77777777">
       <w:pPr>
         <w:spacing w:line="276" w:lineRule="auto"/>
         <w:ind w:firstLine="0"/>
@@ -388,7 +388,7 @@
         <w:br w:type="page"/>
       </w:r>
     </w:p>
-    <w:p>
+    <w:p ns2:paraId="47478654" ns2:textId="77777777">
       <w:pPr>
         <w:pStyle w:val="1"/>
         <w:rPr>
@@ -411,7 +411,7 @@
       </w:r>
       <w:bookmarkEnd w:id="1"/>
     </w:p>
-    <w:p>
+    <w:p ns2:paraId="1DF9118B" ns2:textId="77777777">
       <w:pPr>
         <w:rPr>
           <w:rFonts w:ascii="Times New Roman" w:hAnsi="Times New Roman" w:cs="Times New Roman"/>
@@ -430,7 +430,7 @@
         <w:t>their response ability to sudden situations. To address the inconvenience of contact-based detection, the environmental sensitivity of vehicle-behavior methods and the limited robustness of hand-crafted visual features, this thesis implements a facial recognition system for fatigued driving based on YOLOv8 and an attention mechanism.</w:t>
       </w:r>
     </w:p>
-    <w:p>
+    <w:p ns2:paraId="7722D0D8" ns2:textId="77777777">
       <w:pPr>
         <w:rPr>
           <w:rFonts w:ascii="Times New Roman" w:hAnsi="Times New Roman" w:cs="Times New Roman"/>
@@ -443,7 +443,7 @@
         <w:t>The system takes driver facial images as input and selects YOLOv8n as the baseline model to detect closed eyes, open eyes and yawning. To enhance the representation of local eye and mouth regions, the CBAM attention module is introduced into YOLOv8n. An improved YOLOv8n+CBAM model is then built, and comparative experiments are conducted under the same data split, input size and training parameters.</w:t>
       </w:r>
     </w:p>
-    <w:p>
+    <w:p ns2:paraId="0DB2D606" ns2:textId="77777777">
       <w:pPr>
         <w:rPr>
           <w:rFonts w:ascii="Times New Roman" w:hAnsi="Times New Roman" w:cs="Times New Roman"/>
@@ -456,7 +456,7 @@
         <w:t>Python, PyTorch, OpenCV and PyQt5 are used for training, inference, state judgment and desktop demonstration. Results show that the YOLOv8n baseline obtains 0.8347 mAP50 and 0.5368 mAP50-95. After CBAM is introduced, mAP50 increases to 0.8580, mAP50-95 to 0.5470, Recall from 0.9114 to 0.9370, and yawning mAP50 from 0.693 to 0.762. The results indicate that the attention mechanism improves fatigue-feature detection. The system also meets experimental and demonstration needs.</w:t>
       </w:r>
     </w:p>
-    <w:p>
+    <w:p ns2:paraId="20C958DB" ns2:textId="77777777">
       <w:pPr>
         <w:rPr>
           <w:rFonts w:ascii="Times New Roman" w:hAnsi="Times New Roman" w:cs="Times New Roman"/>
@@ -477,7 +477,7 @@
         <w:t>: fatigued driving; facial recognition; YOLOv8; attention mechanism; CBAM; PyQt5</w:t>
       </w:r>
     </w:p>
-    <w:p>
+    <w:p ns2:paraId="676297A2" ns2:textId="77777777">
       <w:pPr>
         <w:spacing w:line="276" w:lineRule="auto"/>
         <w:ind w:firstLine="0"/>
@@ -517,7 +517,7 @@
         </w:rPr>
       </w:sdtEndPr>
       <w:sdtContent>
-        <w:p>
+        <w:p ns2:paraId="4C600608" ns2:textId="77777777">
           <w:pPr>
             <w:pStyle w:val="TOC"/>
             <w:rPr>
@@ -548,7 +548,7 @@
             <w:t>录</w:t>
           </w:r>
         </w:p>
-        <w:p>
+        <w:p ns2:paraId="38510D33" ns2:textId="3538A5E0">
           <w:pPr>
             <w:pStyle w:val="TOC1"/>
             <w:tabs>
@@ -561,7 +561,7 @@
               <w:sz w:val="22"/>
               <w:szCs w:val="24"/>
               <w:lang w:eastAsia="zh-CN"/>
-              <w14:ligatures w14:val="standardContextual"/>
+              <ns2:ligatures ns2:val="standardContextual"/>
             </w:rPr>
           </w:pPr>
           <w:r>
@@ -655,7 +655,7 @@
             </w:r>
           </w:hyperlink>
         </w:p>
-        <w:p>
+        <w:p ns2:paraId="18742A7B" ns2:textId="114767E3">
           <w:pPr>
             <w:pStyle w:val="TOC1"/>
             <w:tabs>
@@ -668,7 +668,7 @@
               <w:sz w:val="22"/>
               <w:szCs w:val="24"/>
               <w:lang w:eastAsia="zh-CN"/>
-              <w14:ligatures w14:val="standardContextual"/>
+              <ns2:ligatures ns2:val="standardContextual"/>
             </w:rPr>
           </w:pPr>
           <w:hyperlink w:anchor="_Toc230200495" w:history="1">
@@ -752,7 +752,7 @@
             </w:r>
           </w:hyperlink>
         </w:p>
-        <w:p>
+        <w:p ns2:paraId="3B8E7911" ns2:textId="09DBDB55">
           <w:pPr>
             <w:pStyle w:val="TOC1"/>
             <w:tabs>
@@ -765,7 +765,7 @@
               <w:sz w:val="22"/>
               <w:szCs w:val="24"/>
               <w:lang w:eastAsia="zh-CN"/>
-              <w14:ligatures w14:val="standardContextual"/>
+              <ns2:ligatures ns2:val="standardContextual"/>
             </w:rPr>
           </w:pPr>
           <w:hyperlink w:anchor="_Toc230200496" w:history="1">
@@ -850,7 +850,7 @@
             </w:r>
           </w:hyperlink>
         </w:p>
-        <w:p>
+        <w:p ns2:paraId="63C7467C" ns2:textId="2D7415AA">
           <w:pPr>
             <w:pStyle w:val="TOC2"/>
             <w:tabs>
@@ -863,7 +863,7 @@
               <w:sz w:val="22"/>
               <w:szCs w:val="24"/>
               <w:lang w:eastAsia="zh-CN"/>
-              <w14:ligatures w14:val="standardContextual"/>
+              <ns2:ligatures ns2:val="standardContextual"/>
             </w:rPr>
           </w:pPr>
           <w:hyperlink w:anchor="_Toc230200497" w:history="1">
@@ -948,7 +948,7 @@
             </w:r>
           </w:hyperlink>
         </w:p>
-        <w:p>
+        <w:p ns2:paraId="6EE7DD8F" ns2:textId="32D4539F">
           <w:pPr>
             <w:pStyle w:val="TOC2"/>
             <w:tabs>
@@ -961,7 +961,7 @@
               <w:sz w:val="22"/>
               <w:szCs w:val="24"/>
               <w:lang w:eastAsia="zh-CN"/>
-              <w14:ligatures w14:val="standardContextual"/>
+              <ns2:ligatures ns2:val="standardContextual"/>
             </w:rPr>
           </w:pPr>
           <w:hyperlink w:anchor="_Toc230200498" w:history="1">
@@ -1046,7 +1046,7 @@
             </w:r>
           </w:hyperlink>
         </w:p>
-        <w:p>
+        <w:p ns2:paraId="502BA0F9" ns2:textId="01125EC2">
           <w:pPr>
             <w:pStyle w:val="TOC2"/>
             <w:tabs>
@@ -1059,7 +1059,7 @@
               <w:sz w:val="22"/>
               <w:szCs w:val="24"/>
               <w:lang w:eastAsia="zh-CN"/>
-              <w14:ligatures w14:val="standardContextual"/>
+              <ns2:ligatures ns2:val="standardContextual"/>
             </w:rPr>
           </w:pPr>
           <w:hyperlink w:anchor="_Toc230200499" w:history="1">
@@ -1144,7 +1144,7 @@
             </w:r>
           </w:hyperlink>
         </w:p>
-        <w:p>
+        <w:p ns2:paraId="34CB4B32" ns2:textId="353A03A4">
           <w:pPr>
             <w:pStyle w:val="TOC2"/>
             <w:tabs>
@@ -1157,7 +1157,7 @@
               <w:sz w:val="22"/>
               <w:szCs w:val="24"/>
               <w:lang w:eastAsia="zh-CN"/>
-              <w14:ligatures w14:val="standardContextual"/>
+              <ns2:ligatures ns2:val="standardContextual"/>
             </w:rPr>
           </w:pPr>
           <w:hyperlink w:anchor="_Toc230200500" w:history="1">
@@ -1242,7 +1242,7 @@
             </w:r>
           </w:hyperlink>
         </w:p>
-        <w:p>
+        <w:p ns2:paraId="761095BA" ns2:textId="62EB9FED">
           <w:pPr>
             <w:pStyle w:val="TOC2"/>
             <w:tabs>
@@ -1255,7 +1255,7 @@
               <w:sz w:val="22"/>
               <w:szCs w:val="24"/>
               <w:lang w:eastAsia="zh-CN"/>
-              <w14:ligatures w14:val="standardContextual"/>
+              <ns2:ligatures ns2:val="standardContextual"/>
             </w:rPr>
           </w:pPr>
           <w:hyperlink w:anchor="_Toc230200501" w:history="1">
@@ -1340,7 +1340,7 @@
             </w:r>
           </w:hyperlink>
         </w:p>
-        <w:p>
+        <w:p ns2:paraId="754CF53B" ns2:textId="6ED5D09A">
           <w:pPr>
             <w:pStyle w:val="TOC1"/>
             <w:tabs>
@@ -1353,7 +1353,7 @@
               <w:sz w:val="22"/>
               <w:szCs w:val="24"/>
               <w:lang w:eastAsia="zh-CN"/>
-              <w14:ligatures w14:val="standardContextual"/>
+              <ns2:ligatures ns2:val="standardContextual"/>
             </w:rPr>
           </w:pPr>
           <w:hyperlink w:anchor="_Toc230200502" w:history="1">
@@ -1438,7 +1438,7 @@
             </w:r>
           </w:hyperlink>
         </w:p>
-        <w:p>
+        <w:p ns2:paraId="2468D198" ns2:textId="5E54A87D">
           <w:pPr>
             <w:pStyle w:val="TOC2"/>
             <w:tabs>
@@ -1451,7 +1451,7 @@
               <w:sz w:val="22"/>
               <w:szCs w:val="24"/>
               <w:lang w:eastAsia="zh-CN"/>
-              <w14:ligatures w14:val="standardContextual"/>
+              <ns2:ligatures ns2:val="standardContextual"/>
             </w:rPr>
           </w:pPr>
           <w:hyperlink w:anchor="_Toc230200503" w:history="1">
@@ -1536,7 +1536,7 @@
             </w:r>
           </w:hyperlink>
         </w:p>
-        <w:p>
+        <w:p ns2:paraId="643D831E" ns2:textId="1235637F">
           <w:pPr>
             <w:pStyle w:val="TOC2"/>
             <w:tabs>
@@ -1549,7 +1549,7 @@
               <w:sz w:val="22"/>
               <w:szCs w:val="24"/>
               <w:lang w:eastAsia="zh-CN"/>
-              <w14:ligatures w14:val="standardContextual"/>
+              <ns2:ligatures ns2:val="standardContextual"/>
             </w:rPr>
           </w:pPr>
           <w:hyperlink w:anchor="_Toc230200504" w:history="1">
@@ -1633,7 +1633,7 @@
             </w:r>
           </w:hyperlink>
         </w:p>
-        <w:p>
+        <w:p ns2:paraId="26DBFA01" ns2:textId="40E1A684">
           <w:pPr>
             <w:pStyle w:val="TOC2"/>
             <w:tabs>
@@ -1646,7 +1646,7 @@
               <w:sz w:val="22"/>
               <w:szCs w:val="24"/>
               <w:lang w:eastAsia="zh-CN"/>
-              <w14:ligatures w14:val="standardContextual"/>
+              <ns2:ligatures ns2:val="standardContextual"/>
             </w:rPr>
           </w:pPr>
           <w:hyperlink w:anchor="_Toc230200505" w:history="1">
@@ -1731,7 +1731,7 @@
             </w:r>
           </w:hyperlink>
         </w:p>
-        <w:p>
+        <w:p ns2:paraId="6012C59D" ns2:textId="2E2CACDF">
           <w:pPr>
             <w:pStyle w:val="TOC2"/>
             <w:tabs>
@@ -1744,7 +1744,7 @@
               <w:sz w:val="22"/>
               <w:szCs w:val="24"/>
               <w:lang w:eastAsia="zh-CN"/>
-              <w14:ligatures w14:val="standardContextual"/>
+              <ns2:ligatures ns2:val="standardContextual"/>
             </w:rPr>
           </w:pPr>
           <w:hyperlink w:anchor="_Toc230200506" w:history="1">
@@ -1829,7 +1829,7 @@
             </w:r>
           </w:hyperlink>
         </w:p>
-        <w:p>
+        <w:p ns2:paraId="4B33FC4A" ns2:textId="66F595F4">
           <w:pPr>
             <w:pStyle w:val="TOC2"/>
             <w:tabs>
@@ -1842,7 +1842,7 @@
               <w:sz w:val="22"/>
               <w:szCs w:val="24"/>
               <w:lang w:eastAsia="zh-CN"/>
-              <w14:ligatures w14:val="standardContextual"/>
+              <ns2:ligatures ns2:val="standardContextual"/>
             </w:rPr>
           </w:pPr>
           <w:hyperlink w:anchor="_Toc230200507" w:history="1">
@@ -1927,7 +1927,7 @@
             </w:r>
           </w:hyperlink>
         </w:p>
-        <w:p>
+        <w:p ns2:paraId="24627E13" ns2:textId="27649F87">
           <w:pPr>
             <w:pStyle w:val="TOC2"/>
             <w:tabs>
@@ -1940,7 +1940,7 @@
               <w:sz w:val="22"/>
               <w:szCs w:val="24"/>
               <w:lang w:eastAsia="zh-CN"/>
-              <w14:ligatures w14:val="standardContextual"/>
+              <ns2:ligatures ns2:val="standardContextual"/>
             </w:rPr>
           </w:pPr>
           <w:hyperlink w:anchor="_Toc230200508" w:history="1">
@@ -2025,7 +2025,7 @@
             </w:r>
           </w:hyperlink>
         </w:p>
-        <w:p>
+        <w:p ns2:paraId="718B548C" ns2:textId="32FFBF48">
           <w:pPr>
             <w:pStyle w:val="TOC2"/>
             <w:tabs>
@@ -2038,7 +2038,7 @@
               <w:sz w:val="22"/>
               <w:szCs w:val="24"/>
               <w:lang w:eastAsia="zh-CN"/>
-              <w14:ligatures w14:val="standardContextual"/>
+              <ns2:ligatures ns2:val="standardContextual"/>
             </w:rPr>
           </w:pPr>
           <w:hyperlink w:anchor="_Toc230200509" w:history="1">
@@ -2123,7 +2123,7 @@
             </w:r>
           </w:hyperlink>
         </w:p>
-        <w:p>
+        <w:p ns2:paraId="0937812A" ns2:textId="4E80D0B1">
           <w:pPr>
             <w:pStyle w:val="TOC1"/>
             <w:tabs>
@@ -2136,7 +2136,7 @@
               <w:sz w:val="22"/>
               <w:szCs w:val="24"/>
               <w:lang w:eastAsia="zh-CN"/>
-              <w14:ligatures w14:val="standardContextual"/>
+              <ns2:ligatures ns2:val="standardContextual"/>
             </w:rPr>
           </w:pPr>
           <w:hyperlink w:anchor="_Toc230200510" w:history="1">
@@ -2221,7 +2221,7 @@
             </w:r>
           </w:hyperlink>
         </w:p>
-        <w:p>
+        <w:p ns2:paraId="3162D6F0" ns2:textId="3CC3AD37">
           <w:pPr>
             <w:pStyle w:val="TOC2"/>
             <w:tabs>
@@ -2234,7 +2234,7 @@
               <w:sz w:val="22"/>
               <w:szCs w:val="24"/>
               <w:lang w:eastAsia="zh-CN"/>
-              <w14:ligatures w14:val="standardContextual"/>
+              <ns2:ligatures ns2:val="standardContextual"/>
             </w:rPr>
           </w:pPr>
           <w:hyperlink w:anchor="_Toc230200511" w:history="1">
@@ -2319,7 +2319,7 @@
             </w:r>
           </w:hyperlink>
         </w:p>
-        <w:p>
+        <w:p ns2:paraId="37DC953F" ns2:textId="54AC622A">
           <w:pPr>
             <w:pStyle w:val="TOC2"/>
             <w:tabs>
@@ -2332,7 +2332,7 @@
               <w:sz w:val="22"/>
               <w:szCs w:val="24"/>
               <w:lang w:eastAsia="zh-CN"/>
-              <w14:ligatures w14:val="standardContextual"/>
+              <ns2:ligatures ns2:val="standardContextual"/>
             </w:rPr>
           </w:pPr>
           <w:hyperlink w:anchor="_Toc230200512" w:history="1">
@@ -2417,7 +2417,7 @@
             </w:r>
           </w:hyperlink>
         </w:p>
-        <w:p>
+        <w:p ns2:paraId="2456667C" ns2:textId="277DA503">
           <w:pPr>
             <w:pStyle w:val="TOC2"/>
             <w:tabs>
@@ -2430,7 +2430,7 @@
               <w:sz w:val="22"/>
               <w:szCs w:val="24"/>
               <w:lang w:eastAsia="zh-CN"/>
-              <w14:ligatures w14:val="standardContextual"/>
+              <ns2:ligatures ns2:val="standardContextual"/>
             </w:rPr>
           </w:pPr>
           <w:hyperlink w:anchor="_Toc230200513" w:history="1">
@@ -2515,7 +2515,7 @@
             </w:r>
           </w:hyperlink>
         </w:p>
-        <w:p>
+        <w:p ns2:paraId="21A6594C" ns2:textId="46493634">
           <w:pPr>
             <w:pStyle w:val="TOC2"/>
             <w:tabs>
@@ -2528,7 +2528,7 @@
               <w:sz w:val="22"/>
               <w:szCs w:val="24"/>
               <w:lang w:eastAsia="zh-CN"/>
-              <w14:ligatures w14:val="standardContextual"/>
+              <ns2:ligatures ns2:val="standardContextual"/>
             </w:rPr>
           </w:pPr>
           <w:hyperlink w:anchor="_Toc230200514" w:history="1">
@@ -2613,7 +2613,7 @@
             </w:r>
           </w:hyperlink>
         </w:p>
-        <w:p>
+        <w:p ns2:paraId="05BC7F92" ns2:textId="0951067D">
           <w:pPr>
             <w:pStyle w:val="TOC2"/>
             <w:tabs>
@@ -2626,7 +2626,7 @@
               <w:sz w:val="22"/>
               <w:szCs w:val="24"/>
               <w:lang w:eastAsia="zh-CN"/>
-              <w14:ligatures w14:val="standardContextual"/>
+              <ns2:ligatures ns2:val="standardContextual"/>
             </w:rPr>
           </w:pPr>
           <w:hyperlink w:anchor="_Toc230200515" w:history="1">
@@ -2711,7 +2711,7 @@
             </w:r>
           </w:hyperlink>
         </w:p>
-        <w:p>
+        <w:p ns2:paraId="2B76B80A" ns2:textId="3A89A9AF">
           <w:pPr>
             <w:pStyle w:val="TOC1"/>
             <w:tabs>
@@ -2724,7 +2724,7 @@
               <w:sz w:val="22"/>
               <w:szCs w:val="24"/>
               <w:lang w:eastAsia="zh-CN"/>
-              <w14:ligatures w14:val="standardContextual"/>
+              <ns2:ligatures ns2:val="standardContextual"/>
             </w:rPr>
           </w:pPr>
           <w:hyperlink w:anchor="_Toc230200516" w:history="1">
@@ -2809,7 +2809,7 @@
             </w:r>
           </w:hyperlink>
         </w:p>
-        <w:p>
+        <w:p ns2:paraId="047F33B9" ns2:textId="7494B949">
           <w:pPr>
             <w:pStyle w:val="TOC2"/>
             <w:tabs>
@@ -2822,7 +2822,7 @@
               <w:sz w:val="22"/>
               <w:szCs w:val="24"/>
               <w:lang w:eastAsia="zh-CN"/>
-              <w14:ligatures w14:val="standardContextual"/>
+              <ns2:ligatures ns2:val="standardContextual"/>
             </w:rPr>
           </w:pPr>
           <w:hyperlink w:anchor="_Toc230200517" w:history="1">
@@ -2907,7 +2907,7 @@
             </w:r>
           </w:hyperlink>
         </w:p>
-        <w:p>
+        <w:p ns2:paraId="1EEFFCC0" ns2:textId="58AD6BCE">
           <w:pPr>
             <w:pStyle w:val="TOC2"/>
             <w:tabs>
@@ -2920,7 +2920,7 @@
               <w:sz w:val="22"/>
               <w:szCs w:val="24"/>
               <w:lang w:eastAsia="zh-CN"/>
-              <w14:ligatures w14:val="standardContextual"/>
+              <ns2:ligatures ns2:val="standardContextual"/>
             </w:rPr>
           </w:pPr>
           <w:hyperlink w:anchor="_Toc230200518" w:history="1">
@@ -3005,7 +3005,7 @@
             </w:r>
           </w:hyperlink>
         </w:p>
-        <w:p>
+        <w:p ns2:paraId="77C02298" ns2:textId="7404FF14">
           <w:pPr>
             <w:pStyle w:val="TOC2"/>
             <w:tabs>
@@ -3018,7 +3018,7 @@
               <w:sz w:val="22"/>
               <w:szCs w:val="24"/>
               <w:lang w:eastAsia="zh-CN"/>
-              <w14:ligatures w14:val="standardContextual"/>
+              <ns2:ligatures ns2:val="standardContextual"/>
             </w:rPr>
           </w:pPr>
           <w:hyperlink w:anchor="_Toc230200519" w:history="1">
@@ -3103,7 +3103,7 @@
             </w:r>
           </w:hyperlink>
         </w:p>
-        <w:p>
+        <w:p ns2:paraId="20FC210C" ns2:textId="56B5E169">
           <w:pPr>
             <w:pStyle w:val="TOC2"/>
             <w:tabs>
@@ -3116,7 +3116,7 @@
               <w:sz w:val="22"/>
               <w:szCs w:val="24"/>
               <w:lang w:eastAsia="zh-CN"/>
-              <w14:ligatures w14:val="standardContextual"/>
+              <ns2:ligatures ns2:val="standardContextual"/>
             </w:rPr>
           </w:pPr>
           <w:hyperlink w:anchor="_Toc230200520" w:history="1">
@@ -3201,7 +3201,7 @@
             </w:r>
           </w:hyperlink>
         </w:p>
-        <w:p>
+        <w:p ns2:paraId="038C9EB5" ns2:textId="6D4CE2D6">
           <w:pPr>
             <w:pStyle w:val="TOC2"/>
             <w:tabs>
@@ -3214,7 +3214,7 @@
               <w:sz w:val="22"/>
               <w:szCs w:val="24"/>
               <w:lang w:eastAsia="zh-CN"/>
-              <w14:ligatures w14:val="standardContextual"/>
+              <ns2:ligatures ns2:val="standardContextual"/>
             </w:rPr>
           </w:pPr>
           <w:hyperlink w:anchor="_Toc230200521" w:history="1">
@@ -3298,7 +3298,7 @@
             </w:r>
           </w:hyperlink>
         </w:p>
-        <w:p>
+        <w:p ns2:paraId="44B134F5" ns2:textId="5D47F4EB">
           <w:pPr>
             <w:pStyle w:val="TOC2"/>
             <w:tabs>
@@ -3311,7 +3311,7 @@
               <w:sz w:val="22"/>
               <w:szCs w:val="24"/>
               <w:lang w:eastAsia="zh-CN"/>
-              <w14:ligatures w14:val="standardContextual"/>
+              <ns2:ligatures ns2:val="standardContextual"/>
             </w:rPr>
           </w:pPr>
           <w:hyperlink w:anchor="_Toc230200522" w:history="1">
@@ -3395,7 +3395,7 @@
             </w:r>
           </w:hyperlink>
         </w:p>
-        <w:p>
+        <w:p ns2:paraId="5D49857A" ns2:textId="08E9F0D1">
           <w:pPr>
             <w:pStyle w:val="TOC1"/>
             <w:tabs>
@@ -3408,7 +3408,7 @@
               <w:sz w:val="22"/>
               <w:szCs w:val="24"/>
               <w:lang w:eastAsia="zh-CN"/>
-              <w14:ligatures w14:val="standardContextual"/>
+              <ns2:ligatures ns2:val="standardContextual"/>
             </w:rPr>
           </w:pPr>
           <w:hyperlink w:anchor="_Toc230200523" w:history="1">
@@ -3493,7 +3493,7 @@
             </w:r>
           </w:hyperlink>
         </w:p>
-        <w:p>
+        <w:p ns2:paraId="6892776E" ns2:textId="47B5AD9A">
           <w:pPr>
             <w:pStyle w:val="TOC2"/>
             <w:tabs>
@@ -3506,7 +3506,7 @@
               <w:sz w:val="22"/>
               <w:szCs w:val="24"/>
               <w:lang w:eastAsia="zh-CN"/>
-              <w14:ligatures w14:val="standardContextual"/>
+              <ns2:ligatures ns2:val="standardContextual"/>
             </w:rPr>
           </w:pPr>
           <w:hyperlink w:anchor="_Toc230200524" w:history="1">
@@ -3591,7 +3591,7 @@
             </w:r>
           </w:hyperlink>
         </w:p>
-        <w:p>
+        <w:p ns2:paraId="55FC9632" ns2:textId="4B2BDC91">
           <w:pPr>
             <w:pStyle w:val="TOC2"/>
             <w:tabs>
@@ -3604,7 +3604,7 @@
               <w:sz w:val="22"/>
               <w:szCs w:val="24"/>
               <w:lang w:eastAsia="zh-CN"/>
-              <w14:ligatures w14:val="standardContextual"/>
+              <ns2:ligatures ns2:val="standardContextual"/>
             </w:rPr>
           </w:pPr>
           <w:hyperlink w:anchor="_Toc230200525" w:history="1">
@@ -3689,7 +3689,7 @@
             </w:r>
           </w:hyperlink>
         </w:p>
-        <w:p>
+        <w:p ns2:paraId="561AD0D5" ns2:textId="2261C6B0">
           <w:pPr>
             <w:pStyle w:val="TOC2"/>
             <w:tabs>
@@ -3702,7 +3702,7 @@
               <w:sz w:val="22"/>
               <w:szCs w:val="24"/>
               <w:lang w:eastAsia="zh-CN"/>
-              <w14:ligatures w14:val="standardContextual"/>
+              <ns2:ligatures ns2:val="standardContextual"/>
             </w:rPr>
           </w:pPr>
           <w:hyperlink w:anchor="_Toc230200526" w:history="1">
@@ -3786,7 +3786,7 @@
             </w:r>
           </w:hyperlink>
         </w:p>
-        <w:p>
+        <w:p ns2:paraId="5DCA5EF5" ns2:textId="31E71992">
           <w:pPr>
             <w:pStyle w:val="TOC2"/>
             <w:tabs>
@@ -3799,7 +3799,7 @@
               <w:sz w:val="22"/>
               <w:szCs w:val="24"/>
               <w:lang w:eastAsia="zh-CN"/>
-              <w14:ligatures w14:val="standardContextual"/>
+              <ns2:ligatures ns2:val="standardContextual"/>
             </w:rPr>
           </w:pPr>
           <w:hyperlink w:anchor="_Toc230200527" w:history="1">
@@ -3884,7 +3884,7 @@
             </w:r>
           </w:hyperlink>
         </w:p>
-        <w:p>
+        <w:p ns2:paraId="37A9C634" ns2:textId="1024C9DD">
           <w:pPr>
             <w:pStyle w:val="TOC2"/>
             <w:tabs>
@@ -3897,7 +3897,7 @@
               <w:sz w:val="22"/>
               <w:szCs w:val="24"/>
               <w:lang w:eastAsia="zh-CN"/>
-              <w14:ligatures w14:val="standardContextual"/>
+              <ns2:ligatures ns2:val="standardContextual"/>
             </w:rPr>
           </w:pPr>
           <w:hyperlink w:anchor="_Toc230200528" w:history="1">
@@ -3981,7 +3981,7 @@
             </w:r>
           </w:hyperlink>
         </w:p>
-        <w:p>
+        <w:p ns2:paraId="072593A2" ns2:textId="15077DE9">
           <w:pPr>
             <w:pStyle w:val="TOC2"/>
             <w:tabs>
@@ -3994,7 +3994,7 @@
               <w:sz w:val="22"/>
               <w:szCs w:val="24"/>
               <w:lang w:eastAsia="zh-CN"/>
-              <w14:ligatures w14:val="standardContextual"/>
+              <ns2:ligatures ns2:val="standardContextual"/>
             </w:rPr>
           </w:pPr>
           <w:hyperlink w:anchor="_Toc230200529" w:history="1">
@@ -4079,7 +4079,7 @@
             </w:r>
           </w:hyperlink>
         </w:p>
-        <w:p>
+        <w:p ns2:paraId="479D600E" ns2:textId="5B047609">
           <w:pPr>
             <w:pStyle w:val="TOC1"/>
             <w:tabs>
@@ -4092,7 +4092,7 @@
               <w:sz w:val="22"/>
               <w:szCs w:val="24"/>
               <w:lang w:eastAsia="zh-CN"/>
-              <w14:ligatures w14:val="standardContextual"/>
+              <ns2:ligatures ns2:val="standardContextual"/>
             </w:rPr>
           </w:pPr>
           <w:hyperlink w:anchor="_Toc230200530" w:history="1">
@@ -4177,7 +4177,7 @@
             </w:r>
           </w:hyperlink>
         </w:p>
-        <w:p>
+        <w:p ns2:paraId="7B7AC762" ns2:textId="570569DC">
           <w:pPr>
             <w:pStyle w:val="TOC2"/>
             <w:tabs>
@@ -4190,7 +4190,7 @@
               <w:sz w:val="22"/>
               <w:szCs w:val="24"/>
               <w:lang w:eastAsia="zh-CN"/>
-              <w14:ligatures w14:val="standardContextual"/>
+              <ns2:ligatures ns2:val="standardContextual"/>
             </w:rPr>
           </w:pPr>
           <w:hyperlink w:anchor="_Toc230200531" w:history="1">
@@ -4275,7 +4275,7 @@
             </w:r>
           </w:hyperlink>
         </w:p>
-        <w:p>
+        <w:p ns2:paraId="303FF3B0" ns2:textId="71AD5C18">
           <w:pPr>
             <w:pStyle w:val="TOC2"/>
             <w:tabs>
@@ -4288,7 +4288,7 @@
               <w:sz w:val="22"/>
               <w:szCs w:val="24"/>
               <w:lang w:eastAsia="zh-CN"/>
-              <w14:ligatures w14:val="standardContextual"/>
+              <ns2:ligatures ns2:val="standardContextual"/>
             </w:rPr>
           </w:pPr>
           <w:hyperlink w:anchor="_Toc230200532" w:history="1">
@@ -4373,7 +4373,7 @@
             </w:r>
           </w:hyperlink>
         </w:p>
-        <w:p>
+        <w:p ns2:paraId="20746ECC" ns2:textId="46F378F3">
           <w:pPr>
             <w:pStyle w:val="TOC2"/>
             <w:tabs>
@@ -4386,7 +4386,7 @@
               <w:sz w:val="22"/>
               <w:szCs w:val="24"/>
               <w:lang w:eastAsia="zh-CN"/>
-              <w14:ligatures w14:val="standardContextual"/>
+              <ns2:ligatures ns2:val="standardContextual"/>
             </w:rPr>
           </w:pPr>
           <w:hyperlink w:anchor="_Toc230200533" w:history="1">
@@ -4471,7 +4471,7 @@
             </w:r>
           </w:hyperlink>
         </w:p>
-        <w:p>
+        <w:p ns2:paraId="2DCB4301" ns2:textId="48D31C71">
           <w:pPr>
             <w:pStyle w:val="TOC2"/>
             <w:tabs>
@@ -4484,7 +4484,7 @@
               <w:sz w:val="22"/>
               <w:szCs w:val="24"/>
               <w:lang w:eastAsia="zh-CN"/>
-              <w14:ligatures w14:val="standardContextual"/>
+              <ns2:ligatures ns2:val="standardContextual"/>
             </w:rPr>
           </w:pPr>
           <w:hyperlink w:anchor="_Toc230200534" w:history="1">
@@ -4569,7 +4569,7 @@
             </w:r>
           </w:hyperlink>
         </w:p>
-        <w:p>
+        <w:p ns2:paraId="69D64E5C" ns2:textId="4D6E4863">
           <w:pPr>
             <w:pStyle w:val="TOC2"/>
             <w:tabs>
@@ -4582,7 +4582,7 @@
               <w:sz w:val="22"/>
               <w:szCs w:val="24"/>
               <w:lang w:eastAsia="zh-CN"/>
-              <w14:ligatures w14:val="standardContextual"/>
+              <ns2:ligatures ns2:val="standardContextual"/>
             </w:rPr>
           </w:pPr>
           <w:hyperlink w:anchor="_Toc230200535" w:history="1">
@@ -4667,7 +4667,7 @@
             </w:r>
           </w:hyperlink>
         </w:p>
-        <w:p>
+        <w:p ns2:paraId="5D8906D2" ns2:textId="020F07B0">
           <w:pPr>
             <w:pStyle w:val="TOC2"/>
             <w:tabs>
@@ -4680,7 +4680,7 @@
               <w:sz w:val="22"/>
               <w:szCs w:val="24"/>
               <w:lang w:eastAsia="zh-CN"/>
-              <w14:ligatures w14:val="standardContextual"/>
+              <ns2:ligatures ns2:val="standardContextual"/>
             </w:rPr>
           </w:pPr>
           <w:hyperlink w:anchor="_Toc230200536" w:history="1">
@@ -4765,7 +4765,7 @@
             </w:r>
           </w:hyperlink>
         </w:p>
-        <w:p>
+        <w:p ns2:paraId="6CD7999A" ns2:textId="356E2ACB">
           <w:pPr>
             <w:pStyle w:val="TOC2"/>
             <w:tabs>
@@ -4778,7 +4778,7 @@
               <w:sz w:val="22"/>
               <w:szCs w:val="24"/>
               <w:lang w:eastAsia="zh-CN"/>
-              <w14:ligatures w14:val="standardContextual"/>
+              <ns2:ligatures ns2:val="standardContextual"/>
             </w:rPr>
           </w:pPr>
           <w:hyperlink w:anchor="_Toc230200537" w:history="1">
@@ -4863,7 +4863,7 @@
             </w:r>
           </w:hyperlink>
         </w:p>
-        <w:p>
+        <w:p ns2:paraId="262C97B1" ns2:textId="037AE41A">
           <w:pPr>
             <w:pStyle w:val="TOC1"/>
             <w:tabs>
@@ -4876,7 +4876,7 @@
               <w:sz w:val="22"/>
               <w:szCs w:val="24"/>
               <w:lang w:eastAsia="zh-CN"/>
-              <w14:ligatures w14:val="standardContextual"/>
+              <ns2:ligatures ns2:val="standardContextual"/>
             </w:rPr>
           </w:pPr>
           <w:hyperlink w:anchor="_Toc230200538" w:history="1">
@@ -4961,7 +4961,7 @@
             </w:r>
           </w:hyperlink>
         </w:p>
-        <w:p>
+        <w:p ns2:paraId="17C426C3" ns2:textId="770BBD40">
           <w:pPr>
             <w:pStyle w:val="TOC2"/>
             <w:tabs>
@@ -4974,7 +4974,7 @@
               <w:sz w:val="22"/>
               <w:szCs w:val="24"/>
               <w:lang w:eastAsia="zh-CN"/>
-              <w14:ligatures w14:val="standardContextual"/>
+              <ns2:ligatures ns2:val="standardContextual"/>
             </w:rPr>
           </w:pPr>
           <w:hyperlink w:anchor="_Toc230200539" w:history="1">
@@ -5059,7 +5059,7 @@
             </w:r>
           </w:hyperlink>
         </w:p>
-        <w:p>
+        <w:p ns2:paraId="5B0FC8ED" ns2:textId="7169804D">
           <w:pPr>
             <w:pStyle w:val="TOC2"/>
             <w:tabs>
@@ -5072,7 +5072,7 @@
               <w:sz w:val="22"/>
               <w:szCs w:val="24"/>
               <w:lang w:eastAsia="zh-CN"/>
-              <w14:ligatures w14:val="standardContextual"/>
+              <ns2:ligatures ns2:val="standardContextual"/>
             </w:rPr>
           </w:pPr>
           <w:hyperlink w:anchor="_Toc230200540" w:history="1">
@@ -5157,7 +5157,7 @@
             </w:r>
           </w:hyperlink>
         </w:p>
-        <w:p>
+        <w:p ns2:paraId="079C0DE2" ns2:textId="03D57472">
           <w:pPr>
             <w:pStyle w:val="TOC2"/>
             <w:tabs>
@@ -5170,7 +5170,7 @@
               <w:sz w:val="22"/>
               <w:szCs w:val="24"/>
               <w:lang w:eastAsia="zh-CN"/>
-              <w14:ligatures w14:val="standardContextual"/>
+              <ns2:ligatures ns2:val="standardContextual"/>
             </w:rPr>
           </w:pPr>
           <w:hyperlink w:anchor="_Toc230200541" w:history="1">
@@ -5255,7 +5255,7 @@
             </w:r>
           </w:hyperlink>
         </w:p>
-        <w:p>
+        <w:p ns2:paraId="08CD4C28" ns2:textId="04E44467">
           <w:pPr>
             <w:pStyle w:val="TOC1"/>
             <w:tabs>
@@ -5268,7 +5268,7 @@
               <w:sz w:val="22"/>
               <w:szCs w:val="24"/>
               <w:lang w:eastAsia="zh-CN"/>
-              <w14:ligatures w14:val="standardContextual"/>
+              <ns2:ligatures ns2:val="standardContextual"/>
             </w:rPr>
           </w:pPr>
           <w:hyperlink w:anchor="_Toc230200542" w:history="1">
@@ -5353,7 +5353,7 @@
             </w:r>
           </w:hyperlink>
         </w:p>
-        <w:p>
+        <w:p ns2:paraId="46EF3EB9" ns2:textId="3A232966">
           <w:pPr>
             <w:pStyle w:val="TOC1"/>
             <w:tabs>
@@ -5366,7 +5366,7 @@
               <w:sz w:val="22"/>
               <w:szCs w:val="24"/>
               <w:lang w:eastAsia="zh-CN"/>
-              <w14:ligatures w14:val="standardContextual"/>
+              <ns2:ligatures ns2:val="standardContextual"/>
             </w:rPr>
           </w:pPr>
           <w:hyperlink w:anchor="_Toc230200543" w:history="1">
@@ -5451,7 +5451,7 @@
             </w:r>
           </w:hyperlink>
         </w:p>
-        <w:p>
+        <w:p ns2:paraId="647D2883" ns2:textId="63460EC7">
           <w:pPr>
             <w:rPr>
               <w:rFonts w:hint="eastAsia"/>
@@ -5468,7 +5468,7 @@
         </w:p>
       </w:sdtContent>
     </w:sdt>
-    <w:p>
+    <w:p ns2:paraId="30880BD3" ns2:textId="77777777">
       <w:pPr>
         <w:spacing w:line="276" w:lineRule="auto"/>
         <w:ind w:firstLine="0"/>
@@ -5484,7 +5484,7 @@
         <w:br w:type="page"/>
       </w:r>
     </w:p>
-    <w:p>
+    <w:p ns2:paraId="6E3A619C" ns2:textId="77777777">
       <w:pPr>
         <w:pStyle w:val="1"/>
         <w:rPr>
@@ -5549,7 +5549,7 @@
       </w:r>
       <w:bookmarkEnd w:id="2"/>
     </w:p>
-    <w:p>
+    <w:p ns2:paraId="50BF9435" ns2:textId="77777777">
       <w:pPr>
         <w:pStyle w:val="21"/>
         <w:rPr>
@@ -5583,7 +5583,7 @@
       </w:r>
       <w:bookmarkEnd w:id="3"/>
     </w:p>
-    <w:p>
+    <w:p ns2:paraId="60A59CE1" ns2:textId="77777777">
       <w:pPr>
         <w:rPr>
           <w:rFonts w:hint="eastAsia"/>
@@ -5611,7 +5611,7 @@
         <w:t>行为相比，疲劳驾驶更加隐蔽。驾驶员在疲劳初期往往难以及时察觉自身状态变化，一旦出现短时间闭眼或意识模糊，事故风险就会明显增加。</w:t>
       </w:r>
     </w:p>
-    <w:p>
+    <w:p ns2:paraId="4C804598" ns2:textId="77777777">
       <w:pPr>
         <w:rPr>
           <w:rFonts w:hint="eastAsia"/>
@@ -5625,7 +5625,7 @@
         <w:t>疲劳驾驶检测方法主要包括生理信号检测法、车辆行为检测法和视觉特征检测法。生理信号检测一般使用脑电、心电或肌电等传感器获取驾驶员身体状态，检测结果较直接。但是该方法设备成本较高，佩戴不方便，也可能干扰驾驶体验。车辆行为检测主要分析方向盘转角、车道偏离和制动等信息，采集相对方便。但是这类方法容易受到道路环境、驾驶习惯和车辆状态影响。基于视觉的疲劳检测方法利用摄像头获取驾驶员面部图像，并识别闭眼、眨眼、打哈欠和低头等外观特征。该方法具有非接触、成本低和结果直观等特点。</w:t>
       </w:r>
     </w:p>
-    <w:p>
+    <w:p ns2:paraId="6FFABA99" ns2:textId="77777777">
       <w:pPr>
         <w:rPr>
           <w:rFonts w:hint="eastAsia"/>
@@ -5677,7 +5677,7 @@
         <w:t>是较新的目标检测框架，兼顾检测精度和实时性。对于疲劳驾驶场景，闭眼和打哈欠都属于局部面部特征。相关目标区域较小，容易受到姿态、光照和遮挡影响。因此，仅依靠普通卷积特征提取难以充分突出关键区域。注意力机制可以通过通道或空间加权增强重要特征表达。</w:t>
       </w:r>
     </w:p>
-    <w:p>
+    <w:p ns2:paraId="00D56C62" ns2:textId="77777777">
       <w:pPr>
         <w:rPr>
           <w:rFonts w:hint="eastAsia"/>
@@ -5703,7 +5703,7 @@
         <w:t>和注意力机制的疲劳驾驶面部识别系统。系统以闭眼、睁眼和打哈欠为检测目标，完成模型训练、推理检测、疲劳状态判断和桌面演示闭环。本文还通过基线模型与注意力改进模型的对比实验，验证注意力机制在疲劳面部特征识别任务中的作用。</w:t>
       </w:r>
     </w:p>
-    <w:p>
+    <w:p ns2:paraId="16AB9531" ns2:textId="77777777">
       <w:pPr>
         <w:pStyle w:val="21"/>
         <w:rPr>
@@ -5737,7 +5737,7 @@
       </w:r>
       <w:bookmarkEnd w:id="4"/>
     </w:p>
-    <w:p>
+    <w:p ns2:paraId="4F872502" ns2:textId="77777777">
       <w:pPr>
         <w:rPr>
           <w:rFonts w:hint="eastAsia"/>
@@ -5751,7 +5751,7 @@
         <w:t>本文研究具有一定的理论意义和工程应用价值。</w:t>
       </w:r>
     </w:p>
-    <w:p>
+    <w:p ns2:paraId="0EA3A984" ns2:textId="77777777">
       <w:pPr>
         <w:rPr>
           <w:rFonts w:hint="eastAsia"/>
@@ -5789,7 +5789,7 @@
         <w:t>注意力模块，并对不同模型版本进行对比分析。通过比较闭眼、睁眼和打哈欠三类检测结果，可以为轻量级目标检测模型在驾驶员疲劳检测中的应用提供参考。</w:t>
       </w:r>
     </w:p>
-    <w:p>
+    <w:p ns2:paraId="37AAD86A" ns2:textId="77777777">
       <w:pPr>
         <w:rPr>
           <w:rFonts w:hint="eastAsia"/>
@@ -5816,7 +5816,7 @@
         <w:t>的桌面演示系统。系统支持图片、视频和摄像头输入，可以显示检测框、类别置信度、疲劳状态和报警提示。同时，系统还支持截图保存和日志记录。该系统能够为毕业设计答辩、实验复现和后续功能拓展提供运行基础。</w:t>
       </w:r>
     </w:p>
-    <w:p>
+    <w:p ns2:paraId="303D1B79" ns2:textId="77777777">
       <w:pPr>
         <w:pStyle w:val="21"/>
         <w:rPr>
@@ -5850,7 +5850,7 @@
       </w:r>
       <w:bookmarkEnd w:id="5"/>
     </w:p>
-    <w:p>
+    <w:p ns2:paraId="3353B6F1" ns2:textId="77777777">
       <w:pPr>
         <w:rPr>
           <w:rFonts w:hint="eastAsia"/>
@@ -5878,7 +5878,7 @@
         <w:t>信号判断驾驶员状态，理论可靠性较高。但是这类方法硬件设备复杂，使用时需要与人体接触，不适合普通驾驶场景长期部署。基于车辆行为的方法通过分析方向盘操作、车道偏移和车辆速度变化等信息判断疲劳程度。该方法采集方便，但容易受到道路条件、车辆性能和驾驶员个人习惯影响。</w:t>
       </w:r>
     </w:p>
-    <w:p>
+    <w:p ns2:paraId="2D9E080E" ns2:textId="77777777">
       <w:pPr>
         <w:rPr>
           <w:rFonts w:hint="eastAsia"/>
@@ -5904,7 +5904,7 @@
         <w:t>指标通过眼睛闭合比例反映疲劳程度，打哈欠检测通过嘴部张开状态反映疲劳趋势，头部姿态检测则用于发现低头、点头等异常行为。传统视觉方法多依赖人工设定特征，在复杂光照、姿态变化和遮挡条件下鲁棒性较弱。随着深度学习的发展，卷积神经网络和目标检测模型逐渐成为视觉疲劳检测的重要手段。</w:t>
       </w:r>
     </w:p>
-    <w:p>
+    <w:p ns2:paraId="22A7C606" ns2:textId="77777777">
       <w:pPr>
         <w:rPr>
           <w:rFonts w:hint="eastAsia"/>
@@ -5996,7 +5996,7 @@
         <w:t>为基础，检验二者在疲劳面部目标检测中的效果。</w:t>
       </w:r>
     </w:p>
-    <w:p>
+    <w:p ns2:paraId="19648BDB" ns2:textId="77777777">
       <w:pPr>
         <w:rPr>
           <w:rFonts w:hint="eastAsia"/>
@@ -6082,7 +6082,7 @@
         <w:t>。</w:t>
       </w:r>
     </w:p>
-    <w:p>
+    <w:p ns2:paraId="41560276" ns2:textId="77777777">
       <w:pPr>
         <w:rPr>
           <w:rFonts w:hint="eastAsia"/>
@@ -6217,7 +6217,7 @@
         <w:t>。</w:t>
       </w:r>
     </w:p>
-    <w:p>
+    <w:p ns2:paraId="1BA941A9" ns2:textId="77777777">
       <w:pPr>
         <w:rPr>
           <w:rFonts w:hint="eastAsia"/>
@@ -6269,7 +6269,7 @@
         <w:t>注意力机制加强局部疲劳特征表达。同时，系统设计保留后续时序建模和部署优化的扩展空间。</w:t>
       </w:r>
     </w:p>
-    <w:p>
+    <w:p ns2:paraId="4748AD3C" ns2:textId="77777777">
       <w:pPr>
         <w:pStyle w:val="21"/>
         <w:rPr>
@@ -6303,7 +6303,7 @@
       </w:r>
       <w:bookmarkEnd w:id="6"/>
     </w:p>
-    <w:p>
+    <w:p ns2:paraId="4A2AC384" ns2:textId="77777777">
       <w:pPr>
         <w:rPr>
           <w:rFonts w:hint="eastAsia"/>
@@ -6317,7 +6317,7 @@
         <w:t>本文主要完成以下工作：</w:t>
       </w:r>
     </w:p>
-    <w:p>
+    <w:p ns2:paraId="659B8E4B" ns2:textId="77777777">
       <w:pPr>
         <w:rPr>
           <w:rFonts w:hint="eastAsia"/>
@@ -6427,7 +6427,7 @@
         <w:t>。</w:t>
       </w:r>
     </w:p>
-    <w:p>
+    <w:p ns2:paraId="1BAED04E" ns2:textId="77777777">
       <w:pPr>
         <w:rPr>
           <w:rFonts w:hint="eastAsia"/>
@@ -6471,7 +6471,7 @@
         <w:t>框架完成模型训练、验证、推理和权重导出。</w:t>
       </w:r>
     </w:p>
-    <w:p>
+    <w:p ns2:paraId="1C79F9E2" ns2:textId="77777777">
       <w:pPr>
         <w:rPr>
           <w:rFonts w:hint="eastAsia"/>
@@ -6527,7 +6527,7 @@
         <w:t>模块，提高模型对于眼部、嘴部区域的识别能力。</w:t>
       </w:r>
     </w:p>
-    <w:p>
+    <w:p ns2:paraId="0E7419C3" ns2:textId="77777777">
       <w:pPr>
         <w:rPr>
           <w:rFonts w:hint="eastAsia"/>
@@ -6571,7 +6571,7 @@
         <w:t>创建桌面界面，可以对图片、视频以及摄像头进行输入。</w:t>
       </w:r>
     </w:p>
-    <w:p>
+    <w:p ns2:paraId="170D0C55" ns2:textId="77777777">
       <w:pPr>
         <w:rPr>
           <w:rFonts w:hint="eastAsia"/>
@@ -6663,7 +6663,7 @@
         <w:t>和推理速度，并记录系统功能测试结果。</w:t>
       </w:r>
     </w:p>
-    <w:p>
+    <w:p ns2:paraId="6A9EDF16" ns2:textId="77777777">
       <w:pPr>
         <w:rPr>
           <w:rFonts w:hint="eastAsia"/>
@@ -6713,7 +6713,7 @@
         <w:t>曲线、混淆矩阵、检测结果图和功能测试表支撑实验结论。</w:t>
       </w:r>
     </w:p>
-    <w:p>
+    <w:p ns2:paraId="6BE13066" ns2:textId="77777777">
       <w:pPr>
         <w:rPr>
           <w:rFonts w:hint="eastAsia"/>
@@ -6776,7 +6776,7 @@
         <w:t>桌面演示闭环。第三，本文将模型检测结果转化为疲劳状态提示，并通过检测结果图和功能测试表保留系统运行证据。虽然本文还未进行大规模真实车辆环境测试，但已经形成从算法训练到系统展示的完整原型。</w:t>
       </w:r>
     </w:p>
-    <w:p>
+    <w:p ns2:paraId="390A97FD" ns2:textId="77777777">
       <w:pPr>
         <w:pStyle w:val="21"/>
         <w:rPr>
@@ -6810,7 +6810,7 @@
       </w:r>
       <w:bookmarkEnd w:id="7"/>
     </w:p>
-    <w:p>
+    <w:p ns2:paraId="6675A424" ns2:textId="77777777">
       <w:pPr>
         <w:rPr>
           <w:rFonts w:hint="eastAsia"/>
@@ -6888,7 +6888,7 @@
         <w:t>全文工作，并说明创新点、局限性和后续展望。</w:t>
       </w:r>
     </w:p>
-    <w:p>
+    <w:p ns2:paraId="4A26F41C" ns2:textId="77777777">
       <w:pPr>
         <w:pStyle w:val="1"/>
         <w:rPr>
@@ -6952,7 +6952,7 @@
       </w:r>
       <w:bookmarkEnd w:id="8"/>
     </w:p>
-    <w:p>
+    <w:p ns2:paraId="536FB9C0" ns2:textId="77777777">
       <w:pPr>
         <w:rPr>
           <w:rFonts w:hint="eastAsia"/>
@@ -6966,7 +6966,7 @@
         <w:t>上一章已经说明了疲劳驾驶面部识别的研究背景和任务需求。本章主要对后续模型训练、算法改进和系统实现所涉及的基础技术进行概述。介绍每项技术时，重点说明其基本思想、适合本课题的原因，以及本文后续将如何概括性应用该技术。具体模型结构和系统实现细节留在第四章、第六章展开。</w:t>
       </w:r>
     </w:p>
-    <w:p>
+    <w:p ns2:paraId="0035E3F4" ns2:textId="77777777">
       <w:pPr>
         <w:pStyle w:val="21"/>
         <w:rPr>
@@ -7000,7 +7000,7 @@
       </w:r>
       <w:bookmarkEnd w:id="9"/>
     </w:p>
-    <w:p>
+    <w:p ns2:paraId="2E76BC04" ns2:textId="77777777">
       <w:pPr>
         <w:spacing w:after="80"/>
         <w:rPr>
@@ -7045,7 +7045,7 @@
         <w:t>。疲劳驾驶面部识别需要在图片、视频或摄像头输入下快速给出结果，因此一阶段检测方法更适合本课题的实时演示需求。</w:t>
       </w:r>
     </w:p>
-    <w:p>
+    <w:p ns2:paraId="1C17BE06" ns2:textId="77777777">
       <w:pPr>
         <w:spacing w:after="80"/>
         <w:rPr>
@@ -7170,7 +7170,7 @@
         <w:t>能够为疲劳面部特征检测提供较完整的目标检测框架。</w:t>
       </w:r>
     </w:p>
-    <w:p>
+    <w:p ns2:paraId="55E1A280" ns2:textId="77777777">
       <w:pPr>
         <w:spacing w:after="80"/>
         <w:rPr>
@@ -7252,7 +7252,7 @@
         <w:t>为基线模型，并围绕闭眼、睁眼和打哈欠三类目标设计对比实验。</w:t>
       </w:r>
     </w:p>
-    <w:p>
+    <w:p ns2:paraId="4C23FCCA" ns2:textId="77777777">
       <w:pPr>
         <w:pStyle w:val="21"/>
         <w:rPr>
@@ -7285,7 +7285,7 @@
       <w:bookmarkEnd w:id="10"/>
       <w:proofErr w:type="spellEnd"/>
     </w:p>
-    <w:p>
+    <w:p ns2:paraId="1BA5A7A1" ns2:textId="77777777">
       <w:pPr>
         <w:spacing w:after="80"/>
         <w:rPr>
@@ -7367,7 +7367,7 @@
         <w:t>能够引导网络更加重视与任务相关的信息。</w:t>
       </w:r>
     </w:p>
-    <w:p>
+    <w:p ns2:paraId="3D1C8196" ns2:textId="1F9FEE70">
       <w:pPr>
         <w:spacing w:after="80"/>
         <w:rPr>
@@ -7526,7 +7526,7 @@
         <w:br/>
       </w:r>
     </w:p>
-    <w:p>
+    <w:p ns2:paraId="09A436E1" ns2:textId="77777777">
       <w:pPr>
         <w:spacing w:after="80"/>
         <w:rPr>
@@ -7591,7 +7591,7 @@
         <w:t>消融实验验证其对局部疲劳特征检测的影响。</w:t>
       </w:r>
     </w:p>
-    <w:p>
+    <w:p ns2:paraId="7BDA11FA" ns2:textId="77777777">
       <w:pPr>
         <w:pStyle w:val="21"/>
         <w:rPr>
@@ -7689,7 +7689,7 @@
       </w:r>
       <w:bookmarkEnd w:id="11"/>
     </w:p>
-    <w:p>
+    <w:p ns2:paraId="77F0A585" ns2:textId="77777777">
       <w:pPr>
         <w:spacing w:after="80"/>
         <w:rPr>
@@ -7770,7 +7770,7 @@
         <w:t>。这些工具能够减少重复性工程实现，使研究重点集中在数据处理、模型改进和实验分析上。</w:t>
       </w:r>
     </w:p>
-    <w:p>
+    <w:p ns2:paraId="660AC957" ns2:textId="77777777">
       <w:pPr>
         <w:spacing w:after="80"/>
         <w:rPr>
@@ -7837,7 +7837,7 @@
         <w:t>模型的训练、验证和指标对比。</w:t>
       </w:r>
     </w:p>
-    <w:p>
+    <w:p ns2:paraId="46DAE958" ns2:textId="77777777">
       <w:pPr>
         <w:pStyle w:val="21"/>
         <w:rPr>
@@ -7871,7 +7871,7 @@
       </w:r>
       <w:bookmarkEnd w:id="12"/>
     </w:p>
-    <w:p>
+    <w:p ns2:paraId="5736AD88" ns2:textId="77777777">
       <w:pPr>
         <w:spacing w:after="80"/>
         <w:rPr>
@@ -7916,7 +7916,7 @@
         <w:t>的输入输出能力和绘图能力适合本课题的系统演示需求。</w:t>
       </w:r>
     </w:p>
-    <w:p>
+    <w:p ns2:paraId="67AC2F11" ns2:textId="77777777">
       <w:pPr>
         <w:spacing w:after="80"/>
         <w:rPr>
@@ -7984,7 +7984,7 @@
         <w:t>读取、检测结果绘制和截图保存等功能。</w:t>
       </w:r>
     </w:p>
-    <w:p>
+    <w:p ns2:paraId="53969842" ns2:textId="77777777">
       <w:pPr>
         <w:pStyle w:val="21"/>
         <w:rPr>
@@ -8018,7 +8018,7 @@
       </w:r>
       <w:bookmarkEnd w:id="13"/>
     </w:p>
-    <w:p>
+    <w:p ns2:paraId="535C0A32" ns2:textId="77777777">
       <w:pPr>
         <w:spacing w:after="80"/>
         <w:rPr>
@@ -8063,7 +8063,7 @@
         <w:t>。对于毕业设计系统而言，仅有模型指标还不足以展示完整工作流程。系统还需要一个可操作的软件界面，用于呈现输入选择、检测画面和状态提示。</w:t>
       </w:r>
     </w:p>
-    <w:p>
+    <w:p ns2:paraId="0D00016D" ns2:textId="77777777">
       <w:pPr>
         <w:spacing w:after="80"/>
         <w:rPr>
@@ -8126,7 +8126,7 @@
         <w:t>实现桌面演示界面，并概括说明模型加载、输入选择、结果显示和日志提示等功能。</w:t>
       </w:r>
     </w:p>
-    <w:p>
+    <w:p ns2:paraId="54435D3B" ns2:textId="77777777">
       <w:pPr>
         <w:pStyle w:val="21"/>
         <w:rPr>
@@ -8160,7 +8160,7 @@
       </w:r>
       <w:bookmarkEnd w:id="14"/>
     </w:p>
-    <w:p>
+    <w:p ns2:paraId="375C87D6" ns2:textId="77777777">
       <w:pPr>
         <w:spacing w:after="80"/>
         <w:rPr>
@@ -8255,7 +8255,7 @@
         <w:t>能够提供更灵活的部署选择。</w:t>
       </w:r>
     </w:p>
-    <w:p>
+    <w:p ns2:paraId="73D3E9B1" ns2:textId="77777777">
       <w:pPr>
         <w:spacing w:after="80"/>
         <w:rPr>
@@ -8294,7 +8294,7 @@
         <w:t>部署思路，将其作为系统优化和后续扩展的重要方向。</w:t>
       </w:r>
     </w:p>
-    <w:p>
+    <w:p ns2:paraId="23B91A0C" ns2:textId="77777777">
       <w:pPr>
         <w:pStyle w:val="21"/>
         <w:rPr>
@@ -8328,7 +8328,7 @@
       </w:r>
       <w:bookmarkEnd w:id="15"/>
     </w:p>
-    <w:p>
+    <w:p ns2:paraId="0F2903D2" ns2:textId="77777777">
       <w:pPr>
         <w:rPr>
           <w:rFonts w:hint="eastAsia"/>
@@ -8444,7 +8444,7 @@
         <w:t>集构建与预处理奠定基础。</w:t>
       </w:r>
     </w:p>
-    <w:p>
+    <w:p ns2:paraId="33845160" ns2:textId="77777777">
       <w:pPr>
         <w:pStyle w:val="1"/>
         <w:rPr>
@@ -8508,7 +8508,7 @@
       </w:r>
       <w:bookmarkEnd w:id="16"/>
     </w:p>
-    <w:p>
+    <w:p ns2:paraId="7632B1A7" ns2:textId="77777777">
       <w:pPr>
         <w:rPr>
           <w:rFonts w:hint="eastAsia"/>
@@ -8522,7 +8522,7 @@
         <w:t>第二章已经对目标检测、注意力机制和系统实现基础技术进行了概述。模型训练和结果分析首先依赖可靠的数据来源，也依赖规范的数据预处理。因此，本章围绕疲劳驾驶面部识别数据集展开，说明数据来源、类别含义、标注格式、划分方式、类别分布以及数据增强策略。</w:t>
       </w:r>
     </w:p>
-    <w:p>
+    <w:p ns2:paraId="11D65572" ns2:textId="77777777">
       <w:pPr>
         <w:pStyle w:val="21"/>
         <w:rPr>
@@ -8557,7 +8557,7 @@
       </w:r>
       <w:bookmarkEnd w:id="17"/>
     </w:p>
-    <w:p>
+    <w:p ns2:paraId="6698C0F7" ns2:textId="77777777">
       <w:pPr>
         <w:spacing w:after="80"/>
         <w:rPr>
@@ -8632,7 +8632,7 @@
         <w:t>两类文件。</w:t>
       </w:r>
     </w:p>
-    <w:p>
+    <w:p ns2:paraId="0D2FB9AC" ns2:textId="77777777">
       <w:pPr>
         <w:spacing w:after="80"/>
         <w:rPr>
@@ -8673,7 +8673,7 @@
         <w:t>所示。</w:t>
       </w:r>
     </w:p>
-    <w:p>
+    <w:p ns2:paraId="7AF2AB36" ns2:textId="77777777">
       <w:pPr>
         <w:spacing w:after="120"/>
         <w:jc w:val="center"/>
@@ -8716,12 +8716,12 @@
         <w:gridCol w:w="2295"/>
         <w:gridCol w:w="2295"/>
       </w:tblGrid>
-      <w:tr>
+      <w:tr ns2:paraId="25BF8580" ns2:textId="77777777">
         <w:tc>
           <w:tcPr>
             <w:tcW w:w="2295" w:type="dxa"/>
           </w:tcPr>
-          <w:p>
+          <w:p ns2:paraId="4A9F2B81" ns2:textId="77777777">
             <w:pPr>
               <w:ind w:firstLine="142"/>
               <w:jc w:val="center"/>
@@ -8743,7 +8743,7 @@
           <w:tcPr>
             <w:tcW w:w="2295" w:type="dxa"/>
           </w:tcPr>
-          <w:p>
+          <w:p ns2:paraId="5754DB7D" ns2:textId="77777777">
             <w:pPr>
               <w:jc w:val="center"/>
               <w:rPr>
@@ -8762,7 +8762,7 @@
           <w:tcPr>
             <w:tcW w:w="2295" w:type="dxa"/>
           </w:tcPr>
-          <w:p>
+          <w:p ns2:paraId="6D752C44" ns2:textId="77777777">
             <w:pPr>
               <w:jc w:val="center"/>
               <w:rPr>
@@ -8781,7 +8781,7 @@
           <w:tcPr>
             <w:tcW w:w="2295" w:type="dxa"/>
           </w:tcPr>
-          <w:p>
+          <w:p ns2:paraId="43300F16" ns2:textId="77777777">
             <w:pPr>
               <w:ind w:firstLine="0"/>
               <w:jc w:val="center"/>
@@ -8800,12 +8800,12 @@
           </w:p>
         </w:tc>
       </w:tr>
-      <w:tr>
+      <w:tr ns2:paraId="02B53014" ns2:textId="77777777">
         <w:tc>
           <w:tcPr>
             <w:tcW w:w="2295" w:type="dxa"/>
           </w:tcPr>
-          <w:p>
+          <w:p ns2:paraId="3F71566B" ns2:textId="77777777">
             <w:pPr>
               <w:ind w:firstLine="142"/>
               <w:jc w:val="center"/>
@@ -8822,7 +8822,7 @@
           <w:tcPr>
             <w:tcW w:w="2295" w:type="dxa"/>
           </w:tcPr>
-          <w:p>
+          <w:p ns2:paraId="7A0D1551" ns2:textId="77777777">
             <w:pPr>
               <w:jc w:val="center"/>
               <w:rPr>
@@ -8838,7 +8838,7 @@
           <w:tcPr>
             <w:tcW w:w="2295" w:type="dxa"/>
           </w:tcPr>
-          <w:p>
+          <w:p ns2:paraId="62F7CB72" ns2:textId="77777777">
             <w:pPr>
               <w:jc w:val="center"/>
               <w:rPr>
@@ -8854,7 +8854,7 @@
           <w:tcPr>
             <w:tcW w:w="2295" w:type="dxa"/>
           </w:tcPr>
-          <w:p>
+          <w:p ns2:paraId="5744BA8A" ns2:textId="77777777">
             <w:pPr>
               <w:ind w:firstLine="0"/>
               <w:jc w:val="center"/>
@@ -8872,12 +8872,12 @@
           </w:p>
         </w:tc>
       </w:tr>
-      <w:tr>
+      <w:tr ns2:paraId="58E73C1E" ns2:textId="77777777">
         <w:tc>
           <w:tcPr>
             <w:tcW w:w="2295" w:type="dxa"/>
           </w:tcPr>
-          <w:p>
+          <w:p ns2:paraId="7C0230F9" ns2:textId="77777777">
             <w:pPr>
               <w:ind w:firstLine="142"/>
               <w:jc w:val="center"/>
@@ -8894,7 +8894,7 @@
           <w:tcPr>
             <w:tcW w:w="2295" w:type="dxa"/>
           </w:tcPr>
-          <w:p>
+          <w:p ns2:paraId="7B1DCC1F" ns2:textId="77777777">
             <w:pPr>
               <w:jc w:val="center"/>
               <w:rPr>
@@ -8910,7 +8910,7 @@
           <w:tcPr>
             <w:tcW w:w="2295" w:type="dxa"/>
           </w:tcPr>
-          <w:p>
+          <w:p ns2:paraId="412CC85C" ns2:textId="77777777">
             <w:pPr>
               <w:jc w:val="center"/>
               <w:rPr>
@@ -8926,7 +8926,7 @@
           <w:tcPr>
             <w:tcW w:w="2295" w:type="dxa"/>
           </w:tcPr>
-          <w:p>
+          <w:p ns2:paraId="6E0F3814" ns2:textId="77777777">
             <w:pPr>
               <w:ind w:firstLine="0"/>
               <w:jc w:val="center"/>
@@ -8944,12 +8944,12 @@
           </w:p>
         </w:tc>
       </w:tr>
-      <w:tr>
+      <w:tr ns2:paraId="4EC858FC" ns2:textId="77777777">
         <w:tc>
           <w:tcPr>
             <w:tcW w:w="2295" w:type="dxa"/>
           </w:tcPr>
-          <w:p>
+          <w:p ns2:paraId="39FA379F" ns2:textId="77777777">
             <w:pPr>
               <w:ind w:firstLine="142"/>
               <w:jc w:val="center"/>
@@ -8966,7 +8966,7 @@
           <w:tcPr>
             <w:tcW w:w="2295" w:type="dxa"/>
           </w:tcPr>
-          <w:p>
+          <w:p ns2:paraId="4F3497BE" ns2:textId="77777777">
             <w:pPr>
               <w:jc w:val="center"/>
               <w:rPr>
@@ -8982,7 +8982,7 @@
           <w:tcPr>
             <w:tcW w:w="2295" w:type="dxa"/>
           </w:tcPr>
-          <w:p>
+          <w:p ns2:paraId="2FAE2AB7" ns2:textId="77777777">
             <w:pPr>
               <w:jc w:val="center"/>
               <w:rPr>
@@ -8998,7 +8998,7 @@
           <w:tcPr>
             <w:tcW w:w="2295" w:type="dxa"/>
           </w:tcPr>
-          <w:p>
+          <w:p ns2:paraId="47A98E63" ns2:textId="77777777">
             <w:pPr>
               <w:ind w:firstLine="0"/>
               <w:jc w:val="center"/>
@@ -9017,7 +9017,7 @@
         </w:tc>
       </w:tr>
     </w:tbl>
-    <w:p>
+    <w:p ns2:paraId="770AA066" ns2:textId="77777777">
       <w:pPr>
         <w:rPr>
           <w:rFonts w:hint="eastAsia"/>
@@ -9025,7 +9025,7 @@
         </w:rPr>
       </w:pPr>
     </w:p>
-    <w:p>
+    <w:p ns2:paraId="6DB855A0" ns2:textId="77777777">
       <w:pPr>
         <w:pStyle w:val="21"/>
         <w:rPr>
@@ -9054,7 +9054,7 @@
       </w:r>
       <w:bookmarkEnd w:id="18"/>
     </w:p>
-    <w:p>
+    <w:p ns2:paraId="53B9BC9B" ns2:textId="77777777">
       <w:pPr>
         <w:spacing w:after="80"/>
         <w:rPr>
@@ -9181,7 +9181,7 @@
         <w:t>坐标、宽度和高度。坐标均相对于图像宽度和高度进行归一化。归一化标注可以减少原始分辨率差异带来的影响，也便于训练时进行缩放、填充和批量增强。</w:t>
       </w:r>
     </w:p>
-    <w:p>
+    <w:p ns2:paraId="17856C4A" ns2:textId="77777777">
       <w:pPr>
         <w:spacing w:after="80"/>
         <w:rPr>
@@ -9219,7 +9219,7 @@
         <w:t>所示。</w:t>
       </w:r>
     </w:p>
-    <w:p>
+    <w:p ns2:paraId="74980E86" ns2:textId="77777777">
       <w:pPr>
         <w:spacing w:after="120"/>
         <w:jc w:val="center"/>
@@ -9258,12 +9258,12 @@
         <w:gridCol w:w="2295"/>
         <w:gridCol w:w="2295"/>
       </w:tblGrid>
-      <w:tr>
+      <w:tr ns2:paraId="7824352E" ns2:textId="77777777">
         <w:tc>
           <w:tcPr>
             <w:tcW w:w="2295" w:type="dxa"/>
           </w:tcPr>
-          <w:p>
+          <w:p ns2:paraId="08721B00" ns2:textId="77777777">
             <w:pPr>
               <w:jc w:val="center"/>
               <w:rPr>
@@ -9283,7 +9283,7 @@
           <w:tcPr>
             <w:tcW w:w="2295" w:type="dxa"/>
           </w:tcPr>
-          <w:p>
+          <w:p ns2:paraId="1C828D45" ns2:textId="77777777">
             <w:pPr>
               <w:jc w:val="center"/>
               <w:rPr>
@@ -9302,7 +9302,7 @@
           <w:tcPr>
             <w:tcW w:w="2295" w:type="dxa"/>
           </w:tcPr>
-          <w:p>
+          <w:p ns2:paraId="5772415E" ns2:textId="77777777">
             <w:pPr>
               <w:jc w:val="center"/>
               <w:rPr>
@@ -9321,7 +9321,7 @@
           <w:tcPr>
             <w:tcW w:w="2295" w:type="dxa"/>
           </w:tcPr>
-          <w:p>
+          <w:p ns2:paraId="5542A0EB" ns2:textId="77777777">
             <w:pPr>
               <w:jc w:val="center"/>
               <w:rPr>
@@ -9337,12 +9337,12 @@
           </w:p>
         </w:tc>
       </w:tr>
-      <w:tr>
+      <w:tr ns2:paraId="543315FB" ns2:textId="77777777">
         <w:tc>
           <w:tcPr>
             <w:tcW w:w="2295" w:type="dxa"/>
           </w:tcPr>
-          <w:p>
+          <w:p ns2:paraId="20190F70" ns2:textId="77777777">
             <w:pPr>
               <w:jc w:val="center"/>
               <w:rPr>
@@ -9360,7 +9360,7 @@
           <w:tcPr>
             <w:tcW w:w="2295" w:type="dxa"/>
           </w:tcPr>
-          <w:p>
+          <w:p ns2:paraId="7C71FA8D" ns2:textId="77777777">
             <w:pPr>
               <w:jc w:val="center"/>
               <w:rPr>
@@ -9376,7 +9376,7 @@
           <w:tcPr>
             <w:tcW w:w="2295" w:type="dxa"/>
           </w:tcPr>
-          <w:p>
+          <w:p ns2:paraId="3BA5DC46" ns2:textId="77777777">
             <w:pPr>
               <w:jc w:val="center"/>
               <w:rPr>
@@ -9392,7 +9392,7 @@
           <w:tcPr>
             <w:tcW w:w="2295" w:type="dxa"/>
           </w:tcPr>
-          <w:p>
+          <w:p ns2:paraId="65003661" ns2:textId="77777777">
             <w:pPr>
               <w:jc w:val="center"/>
               <w:rPr>
@@ -9409,12 +9409,12 @@
           </w:p>
         </w:tc>
       </w:tr>
-      <w:tr>
+      <w:tr ns2:paraId="7C6C6F49" ns2:textId="77777777">
         <w:tc>
           <w:tcPr>
             <w:tcW w:w="2295" w:type="dxa"/>
           </w:tcPr>
-          <w:p>
+          <w:p ns2:paraId="46DF29DB" ns2:textId="77777777">
             <w:pPr>
               <w:jc w:val="center"/>
               <w:rPr>
@@ -9432,7 +9432,7 @@
           <w:tcPr>
             <w:tcW w:w="2295" w:type="dxa"/>
           </w:tcPr>
-          <w:p>
+          <w:p ns2:paraId="7A559112" ns2:textId="77777777">
             <w:pPr>
               <w:jc w:val="center"/>
               <w:rPr>
@@ -9448,7 +9448,7 @@
           <w:tcPr>
             <w:tcW w:w="2295" w:type="dxa"/>
           </w:tcPr>
-          <w:p>
+          <w:p ns2:paraId="3FAB4990" ns2:textId="77777777">
             <w:pPr>
               <w:jc w:val="center"/>
               <w:rPr>
@@ -9464,7 +9464,7 @@
           <w:tcPr>
             <w:tcW w:w="2295" w:type="dxa"/>
           </w:tcPr>
-          <w:p>
+          <w:p ns2:paraId="2931F40D" ns2:textId="77777777">
             <w:pPr>
               <w:jc w:val="center"/>
               <w:rPr>
@@ -9481,12 +9481,12 @@
           </w:p>
         </w:tc>
       </w:tr>
-      <w:tr>
+      <w:tr ns2:paraId="76CBC91B" ns2:textId="77777777">
         <w:tc>
           <w:tcPr>
             <w:tcW w:w="2295" w:type="dxa"/>
           </w:tcPr>
-          <w:p>
+          <w:p ns2:paraId="66F6382E" ns2:textId="77777777">
             <w:pPr>
               <w:jc w:val="center"/>
               <w:rPr>
@@ -9504,7 +9504,7 @@
           <w:tcPr>
             <w:tcW w:w="2295" w:type="dxa"/>
           </w:tcPr>
-          <w:p>
+          <w:p ns2:paraId="0ED635E0" ns2:textId="77777777">
             <w:pPr>
               <w:jc w:val="center"/>
               <w:rPr>
@@ -9520,7 +9520,7 @@
           <w:tcPr>
             <w:tcW w:w="2295" w:type="dxa"/>
           </w:tcPr>
-          <w:p>
+          <w:p ns2:paraId="4ADD7AD6" ns2:textId="77777777">
             <w:pPr>
               <w:jc w:val="center"/>
               <w:rPr>
@@ -9536,7 +9536,7 @@
           <w:tcPr>
             <w:tcW w:w="2295" w:type="dxa"/>
           </w:tcPr>
-          <w:p>
+          <w:p ns2:paraId="2DBE40E1" ns2:textId="77777777">
             <w:pPr>
               <w:jc w:val="center"/>
               <w:rPr>
@@ -9553,12 +9553,12 @@
           </w:p>
         </w:tc>
       </w:tr>
-      <w:tr>
+      <w:tr ns2:paraId="1E28EB18" ns2:textId="77777777">
         <w:tc>
           <w:tcPr>
             <w:tcW w:w="2295" w:type="dxa"/>
           </w:tcPr>
-          <w:p>
+          <w:p ns2:paraId="02EF1B0E" ns2:textId="77777777">
             <w:pPr>
               <w:jc w:val="center"/>
               <w:rPr>
@@ -9576,7 +9576,7 @@
           <w:tcPr>
             <w:tcW w:w="2295" w:type="dxa"/>
           </w:tcPr>
-          <w:p>
+          <w:p ns2:paraId="29EDA082" ns2:textId="77777777">
             <w:pPr>
               <w:jc w:val="center"/>
               <w:rPr>
@@ -9592,7 +9592,7 @@
           <w:tcPr>
             <w:tcW w:w="2295" w:type="dxa"/>
           </w:tcPr>
-          <w:p>
+          <w:p ns2:paraId="1C336C74" ns2:textId="77777777">
             <w:pPr>
               <w:jc w:val="center"/>
               <w:rPr>
@@ -9608,7 +9608,7 @@
           <w:tcPr>
             <w:tcW w:w="2295" w:type="dxa"/>
           </w:tcPr>
-          <w:p>
+          <w:p ns2:paraId="7BD464B8" ns2:textId="77777777">
             <w:pPr>
               <w:jc w:val="center"/>
               <w:rPr>
@@ -9626,7 +9626,7 @@
         </w:tc>
       </w:tr>
     </w:tbl>
-    <w:p>
+    <w:p ns2:paraId="22CFC220" ns2:textId="77777777">
       <w:pPr>
         <w:rPr>
           <w:rFonts w:hint="eastAsia"/>
@@ -9634,7 +9634,7 @@
         </w:rPr>
       </w:pPr>
     </w:p>
-    <w:p>
+    <w:p ns2:paraId="17570744" ns2:textId="77777777">
       <w:pPr>
         <w:pStyle w:val="21"/>
         <w:rPr>
@@ -9663,7 +9663,7 @@
       </w:r>
       <w:bookmarkEnd w:id="19"/>
     </w:p>
-    <w:p>
+    <w:p ns2:paraId="00BE73AE" ns2:textId="77777777">
       <w:pPr>
         <w:spacing w:after="80"/>
         <w:rPr>
@@ -9726,7 +9726,7 @@
         <w:t>所示。</w:t>
       </w:r>
     </w:p>
-    <w:p>
+    <w:p ns2:paraId="256881A0" ns2:textId="77777777">
       <w:pPr>
         <w:ind w:firstLine="142"/>
         <w:jc w:val="center"/>
@@ -9739,43 +9739,43 @@
           <w:noProof/>
         </w:rPr>
         <w:drawing>
-          <wp:inline distT="0" distB="0" distL="0" distR="0" wp14:anchorId="5F35F4BE" wp14:editId="33FB1882">
-            <wp:extent cx="5128592" cy="3077155"/>
-            <wp:effectExtent l="0" t="0" r="0" b="9525"/>
-            <wp:docPr id="9" name="Picture 9"/>
-            <wp:cNvGraphicFramePr>
-              <a:graphicFrameLocks xmlns:a="http://schemas.openxmlformats.org/drawingml/2006/main" noChangeAspect="1"/>
-            </wp:cNvGraphicFramePr>
-            <a:graphic xmlns:a="http://schemas.openxmlformats.org/drawingml/2006/main">
-              <a:graphicData uri="http://schemas.openxmlformats.org/drawingml/2006/picture">
-                <pic:pic xmlns:pic="http://schemas.openxmlformats.org/drawingml/2006/picture">
-                  <pic:nvPicPr>
-                    <pic:cNvPr id="0" name="class_distribution.png"/>
-                    <pic:cNvPicPr/>
-                  </pic:nvPicPr>
-                  <pic:blipFill>
-                    <a:blip r:embed="rId8"/>
-                    <a:stretch>
-                      <a:fillRect/>
-                    </a:stretch>
-                  </pic:blipFill>
-                  <pic:spPr>
-                    <a:xfrm>
-                      <a:off x="0" y="0"/>
-                      <a:ext cx="5137094" cy="3082256"/>
-                    </a:xfrm>
-                    <a:prstGeom prst="rect">
-                      <a:avLst/>
-                    </a:prstGeom>
-                  </pic:spPr>
-                </pic:pic>
-              </a:graphicData>
-            </a:graphic>
-          </wp:inline>
+          <ns3:inline distT="0" distB="0" distL="0" distR="0" ns4:anchorId="5F35F4BE" ns4:editId="33FB1882">
+            <ns3:extent cx="5128592" cy="3077155"/>
+            <ns3:effectExtent l="0" t="0" r="0" b="9525"/>
+            <ns3:docPr id="9" name="Picture 9"/>
+            <ns3:cNvGraphicFramePr>
+              <ns5:graphicFrameLocks noChangeAspect="1"/>
+            </ns3:cNvGraphicFramePr>
+            <ns5:graphic>
+              <ns5:graphicData uri="http://schemas.openxmlformats.org/drawingml/2006/picture">
+                <ns6:pic>
+                  <ns6:nvPicPr>
+                    <ns6:cNvPr id="0" name="class_distribution.png"/>
+                    <ns6:cNvPicPr/>
+                  </ns6:nvPicPr>
+                  <ns6:blipFill>
+                    <ns5:blip ns7:embed="rId8"/>
+                    <ns5:stretch>
+                      <ns5:fillRect/>
+                    </ns5:stretch>
+                  </ns6:blipFill>
+                  <ns6:spPr>
+                    <ns5:xfrm>
+                      <ns5:off x="0" y="0"/>
+                      <ns5:ext cx="5137094" cy="3082256"/>
+                    </ns5:xfrm>
+                    <ns5:prstGeom prst="rect">
+                      <ns5:avLst/>
+                    </ns5:prstGeom>
+                  </ns6:spPr>
+                </ns6:pic>
+              </ns5:graphicData>
+            </ns5:graphic>
+          </ns3:inline>
         </w:drawing>
       </w:r>
     </w:p>
-    <w:p>
+    <w:p ns2:paraId="35419F6F" ns2:textId="77777777">
       <w:pPr>
         <w:spacing w:after="120"/>
         <w:jc w:val="center"/>
@@ -9806,7 +9806,7 @@
         <w:t>数据集类别分布统计</w:t>
       </w:r>
     </w:p>
-    <w:p>
+    <w:p ns2:paraId="318E2F2B" ns2:textId="77777777">
       <w:pPr>
         <w:spacing w:after="80"/>
         <w:rPr>
@@ -9923,7 +9923,7 @@
         <w:t>类别，说明数据集中存在类别不平衡问题。类别不平衡会使得模型更易学样本文档中样本量较多的闭眼特征，而对打哈欠这类样本少、形态变化大的目标识别稳定性较差。</w:t>
       </w:r>
     </w:p>
-    <w:p>
+    <w:p ns2:paraId="36B44B8B" ns2:textId="77777777">
       <w:pPr>
         <w:spacing w:after="80"/>
         <w:rPr>
@@ -10011,7 +10011,7 @@
         <w:t>注意力机制之后的变化。可以避免只用整体指标得出片面的结论，也可以说明注意力机制是否真的改善了嘴部局部疲劳特征检测。</w:t>
       </w:r>
     </w:p>
-    <w:p>
+    <w:p ns2:paraId="3DC2D732" ns2:textId="77777777">
       <w:pPr>
         <w:pStyle w:val="21"/>
         <w:rPr>
@@ -10040,7 +10040,7 @@
       </w:r>
       <w:bookmarkEnd w:id="20"/>
     </w:p>
-    <w:p>
+    <w:p ns2:paraId="76C66417" ns2:textId="77777777">
       <w:pPr>
         <w:spacing w:after="80"/>
         <w:rPr>
@@ -10131,7 +10131,7 @@
         <w:t>色彩扰动通过改变色调、饱和度和亮度，提高模型对不同光照环境的适应能力。</w:t>
       </w:r>
     </w:p>
-    <w:p>
+    <w:p ns2:paraId="33FAB8C6" ns2:textId="77777777">
       <w:pPr>
         <w:spacing w:after="80"/>
         <w:rPr>
@@ -10198,7 +10198,7 @@
         <w:t>偏移。</w:t>
       </w:r>
     </w:p>
-    <w:p>
+    <w:p ns2:paraId="348F457E" ns2:textId="77777777">
       <w:pPr>
         <w:pStyle w:val="21"/>
         <w:rPr>
@@ -10247,7 +10247,7 @@
       </w:r>
       <w:bookmarkEnd w:id="21"/>
     </w:p>
-    <w:p>
+    <w:p ns2:paraId="7769CA23" ns2:textId="77777777">
       <w:pPr>
         <w:spacing w:after="80"/>
         <w:rPr>
@@ -10276,7 +10276,7 @@
         <w:t>是公开图像整理而来，真实的车载摄像头场景较少，对于车辆振动、摄像头角度变化以及驾驶室复杂的光照等都没有充分的覆盖。其次，夜间弱光、强光反射、眼镜遮挡、口罩遮挡、侧脸姿态样本较少，会使得模型在实际驾驶环境中不能很好地泛化。</w:t>
       </w:r>
     </w:p>
-    <w:p>
+    <w:p ns2:paraId="307C98FA" ns2:textId="77777777">
       <w:pPr>
         <w:spacing w:after="80"/>
         <w:rPr>
@@ -10329,7 +10329,7 @@
         <w:t>等时序模型来提高疲劳状态的判断稳定性。</w:t>
       </w:r>
     </w:p>
-    <w:p>
+    <w:p ns2:paraId="370576D4" ns2:textId="77777777">
       <w:pPr>
         <w:pStyle w:val="21"/>
         <w:rPr>
@@ -10358,7 +10358,7 @@
         <w:t>本章小结</w:t>
       </w:r>
     </w:p>
-    <w:p>
+    <w:p ns2:paraId="67AC6BD8" ns2:textId="77777777">
       <w:pPr>
         <w:rPr>
           <w:rFonts w:hint="eastAsia"/>
@@ -10408,7 +10408,7 @@
         <w:t>测试集划分以及类别分布情况。最后，分析了数据增强策略和数据集不足。通过上述工作，可以明确本文实验数据的组成、质量和局限性，也为下一章基线模型设计与注意力机制改进奠定数据基础。</w:t>
       </w:r>
     </w:p>
-    <w:p>
+    <w:p ns2:paraId="5CB22C96" ns2:textId="77777777">
       <w:pPr>
         <w:pStyle w:val="1"/>
         <w:rPr>
@@ -10483,7 +10483,7 @@
       </w:r>
       <w:bookmarkEnd w:id="22"/>
     </w:p>
-    <w:p>
+    <w:p ns2:paraId="3A655EA5" ns2:textId="77777777">
       <w:pPr>
         <w:rPr>
           <w:rFonts w:hint="eastAsia"/>
@@ -10521,7 +10521,7 @@
         <w:t>注意力模块嵌入思路、疲劳状态判定规则以及训练策略，为后续实验对比提供模型依据。</w:t>
       </w:r>
     </w:p>
-    <w:p>
+    <w:p ns2:paraId="5DECA5D9" ns2:textId="77777777">
       <w:pPr>
         <w:pStyle w:val="21"/>
         <w:rPr>
@@ -10550,7 +10550,7 @@
       </w:r>
       <w:bookmarkEnd w:id="23"/>
     </w:p>
-    <w:p>
+    <w:p ns2:paraId="5AA361BA" ns2:textId="77777777">
       <w:pPr>
         <w:spacing w:after="80"/>
         <w:rPr>
@@ -10601,7 +10601,7 @@
         <w:t>三类。与车辆、行人等大目标相比，眼部和嘴部区域在整张图像中所占比例较小，并且边界形态很容易受到头部姿态、拍摄距离、光照和遮挡的影响。所以模型不但要具有实时检测的能力，还要在特征提取的时候加强局部区域的表达。</w:t>
       </w:r>
     </w:p>
-    <w:p>
+    <w:p ns2:paraId="48E90BFD" ns2:textId="77777777">
       <w:pPr>
         <w:spacing w:after="80"/>
         <w:rPr>
@@ -10630,7 +10630,7 @@
         <w:t>的形态改变，睁眼类别给出正常状态参照，打哈欠类别依靠嘴部张开程度和嘴部边界信息。由于三类目标和疲劳状态的关系不一样，因此本文先完成目标检测，然后根据规则来判断状态，使算法流程更具有可解释性。</w:t>
       </w:r>
     </w:p>
-    <w:p>
+    <w:p ns2:paraId="2F7DC692" ns2:textId="77777777">
       <w:pPr>
         <w:pStyle w:val="21"/>
         <w:rPr>
@@ -10659,7 +10659,7 @@
       </w:r>
       <w:bookmarkEnd w:id="24"/>
     </w:p>
-    <w:p>
+    <w:p ns2:paraId="0737AAD4" ns2:textId="77777777">
       <w:pPr>
         <w:spacing w:after="80"/>
         <w:rPr>
@@ -10698,7 +10698,7 @@
         <w:t>和桌面演示系统的使用。本文用相同的训练数据集、训练参数来训练基线模型，作为后面注意力机制改进效果的对比组。</w:t>
       </w:r>
     </w:p>
-    <w:p>
+    <w:p ns2:paraId="7DA14E0B" ns2:textId="77777777">
       <w:pPr>
         <w:spacing w:after="80"/>
         <w:rPr>
@@ -10817,7 +10817,7 @@
         <w:t>曲线和混淆矩阵，它们一起成为后面实验分析的依据。</w:t>
       </w:r>
     </w:p>
-    <w:p>
+    <w:p ns2:paraId="303C03B1" ns2:textId="77777777">
       <w:pPr>
         <w:pStyle w:val="21"/>
         <w:rPr>
@@ -10846,7 +10846,7 @@
       </w:r>
       <w:bookmarkEnd w:id="25"/>
     </w:p>
-    <w:p>
+    <w:p ns2:paraId="09667558" ns2:textId="77777777">
       <w:pPr>
         <w:spacing w:after="80"/>
         <w:rPr>
@@ -10911,7 +10911,7 @@
         <w:t>处理。</w:t>
       </w:r>
     </w:p>
-    <w:p>
+    <w:p ns2:paraId="3AB074DB" ns2:textId="77777777">
       <w:pPr>
         <w:spacing w:after="80"/>
         <w:rPr>
@@ -10960,7 +10960,7 @@
         <w:t>关键位置的权重。本文的任务中，通道注意力可以突出与眼部闭合、嘴部张开有关的语义特征，空间注意力可以集中于眼部和嘴部。</w:t>
       </w:r>
     </w:p>
-    <w:p>
+    <w:p ns2:paraId="1E7FBEC4" ns2:textId="77777777">
       <w:pPr>
         <w:spacing w:after="80"/>
         <w:rPr>
@@ -11033,7 +11033,7 @@
         <w:t>，比基线模型大不了多少，仍然具有轻量化的特性。</w:t>
       </w:r>
     </w:p>
-    <w:p>
+    <w:p ns2:paraId="25C62A70" ns2:textId="77777777">
       <w:pPr>
         <w:pStyle w:val="21"/>
         <w:rPr>
@@ -11063,7 +11063,7 @@
       </w:r>
       <w:bookmarkEnd w:id="26"/>
     </w:p>
-    <w:p>
+    <w:p ns2:paraId="3E56DE3C" ns2:textId="77777777">
       <w:pPr>
         <w:spacing w:after="80"/>
         <w:rPr>
@@ -11084,7 +11084,7 @@
         <w:t>检测模型把每一幅图像当作一个样本来进行分类工作，给出类别以及置信度和边界框。系统对检测出的闭眼、睁眼、打哈欠进行提取，用滑动窗口统计闭眼率、打哈欠次数。该方法比直接输出疲劳类别更能保留中间检测证据，有利于界面展示和后续分析。</w:t>
       </w:r>
     </w:p>
-    <w:p>
+    <w:p ns2:paraId="25986B95" ns2:textId="77777777">
       <w:pPr>
         <w:spacing w:after="80"/>
         <w:rPr>
@@ -11111,7 +11111,7 @@
         <w:t>所示。</w:t>
       </w:r>
     </w:p>
-    <w:p>
+    <w:p ns2:paraId="6363E70D" ns2:textId="77777777">
       <w:pPr>
         <w:spacing w:after="120"/>
         <w:jc w:val="center"/>
@@ -11153,12 +11153,12 @@
         <w:gridCol w:w="3060"/>
         <w:gridCol w:w="3060"/>
       </w:tblGrid>
-      <w:tr>
+      <w:tr ns2:paraId="4750FC74" ns2:textId="77777777">
         <w:tc>
           <w:tcPr>
             <w:tcW w:w="3060" w:type="dxa"/>
           </w:tcPr>
-          <w:p>
+          <w:p ns2:paraId="0AA3D935" ns2:textId="77777777">
             <w:pPr>
               <w:jc w:val="center"/>
               <w:rPr>
@@ -11179,7 +11179,7 @@
           <w:tcPr>
             <w:tcW w:w="3060" w:type="dxa"/>
           </w:tcPr>
-          <w:p>
+          <w:p ns2:paraId="4AD086EB" ns2:textId="77777777">
             <w:pPr>
               <w:jc w:val="center"/>
               <w:rPr>
@@ -11198,7 +11198,7 @@
           <w:tcPr>
             <w:tcW w:w="3060" w:type="dxa"/>
           </w:tcPr>
-          <w:p>
+          <w:p ns2:paraId="3CD4B5D8" ns2:textId="77777777">
             <w:pPr>
               <w:jc w:val="center"/>
               <w:rPr>
@@ -11214,12 +11214,12 @@
           </w:p>
         </w:tc>
       </w:tr>
-      <w:tr>
+      <w:tr ns2:paraId="3D81F6B1" ns2:textId="77777777">
         <w:tc>
           <w:tcPr>
             <w:tcW w:w="3060" w:type="dxa"/>
           </w:tcPr>
-          <w:p>
+          <w:p ns2:paraId="08F1D7F1" ns2:textId="77777777">
             <w:pPr>
               <w:jc w:val="center"/>
               <w:rPr>
@@ -11237,7 +11237,7 @@
           <w:tcPr>
             <w:tcW w:w="3060" w:type="dxa"/>
           </w:tcPr>
-          <w:p>
+          <w:p ns2:paraId="40F5FE4F" ns2:textId="77777777">
             <w:pPr>
               <w:jc w:val="center"/>
               <w:rPr>
@@ -11257,7 +11257,7 @@
           <w:tcPr>
             <w:tcW w:w="3060" w:type="dxa"/>
           </w:tcPr>
-          <w:p>
+          <w:p ns2:paraId="3829FAA9" ns2:textId="77777777">
             <w:pPr>
               <w:jc w:val="center"/>
               <w:rPr>
@@ -11274,12 +11274,12 @@
           </w:p>
         </w:tc>
       </w:tr>
-      <w:tr>
+      <w:tr ns2:paraId="5706EA9E" ns2:textId="77777777">
         <w:tc>
           <w:tcPr>
             <w:tcW w:w="3060" w:type="dxa"/>
           </w:tcPr>
-          <w:p>
+          <w:p ns2:paraId="3DE1C136" ns2:textId="77777777">
             <w:pPr>
               <w:jc w:val="center"/>
               <w:rPr>
@@ -11297,7 +11297,7 @@
           <w:tcPr>
             <w:tcW w:w="3060" w:type="dxa"/>
           </w:tcPr>
-          <w:p>
+          <w:p ns2:paraId="18BE1773" ns2:textId="77777777">
             <w:pPr>
               <w:jc w:val="center"/>
               <w:rPr>
@@ -11317,7 +11317,7 @@
           <w:tcPr>
             <w:tcW w:w="3060" w:type="dxa"/>
           </w:tcPr>
-          <w:p>
+          <w:p ns2:paraId="4F9660A8" ns2:textId="77777777">
             <w:pPr>
               <w:jc w:val="center"/>
               <w:rPr>
@@ -11334,12 +11334,12 @@
           </w:p>
         </w:tc>
       </w:tr>
-      <w:tr>
+      <w:tr ns2:paraId="72A49434" ns2:textId="77777777">
         <w:tc>
           <w:tcPr>
             <w:tcW w:w="3060" w:type="dxa"/>
           </w:tcPr>
-          <w:p>
+          <w:p ns2:paraId="3F638438" ns2:textId="77777777">
             <w:pPr>
               <w:jc w:val="center"/>
               <w:rPr>
@@ -11357,7 +11357,7 @@
           <w:tcPr>
             <w:tcW w:w="3060" w:type="dxa"/>
           </w:tcPr>
-          <w:p>
+          <w:p ns2:paraId="67D4237F" ns2:textId="77777777">
             <w:pPr>
               <w:jc w:val="center"/>
               <w:rPr>
@@ -11377,7 +11377,7 @@
           <w:tcPr>
             <w:tcW w:w="3060" w:type="dxa"/>
           </w:tcPr>
-          <w:p>
+          <w:p ns2:paraId="5062A018" ns2:textId="77777777">
             <w:pPr>
               <w:jc w:val="center"/>
               <w:rPr>
@@ -11393,14 +11393,14 @@
         </w:tc>
       </w:tr>
     </w:tbl>
-    <w:p>
+    <w:p ns2:paraId="2ED686C7" ns2:textId="77777777">
       <w:pPr>
         <w:rPr>
           <w:rFonts w:hint="eastAsia"/>
         </w:rPr>
       </w:pPr>
     </w:p>
-    <w:p>
+    <w:p ns2:paraId="76FD4BBE" ns2:textId="77777777">
       <w:pPr>
         <w:pStyle w:val="21"/>
         <w:rPr>
@@ -11426,7 +11426,7 @@
       </w:r>
       <w:bookmarkEnd w:id="27"/>
     </w:p>
-    <w:p>
+    <w:p ns2:paraId="6E4FB4DA" ns2:textId="77777777">
       <w:pPr>
         <w:spacing w:after="80"/>
         <w:rPr>
@@ -11515,7 +11515,7 @@
         <w:t>色彩扰动增强来提高模型对于不同光照以及局部变化的适应性。</w:t>
       </w:r>
     </w:p>
-    <w:p>
+    <w:p ns2:paraId="02DA00B7" ns2:textId="77777777">
       <w:pPr>
         <w:spacing w:after="80"/>
         <w:rPr>
@@ -11654,7 +11654,7 @@
         <w:t>所示。</w:t>
       </w:r>
     </w:p>
-    <w:p>
+    <w:p ns2:paraId="005A2727" ns2:textId="77777777">
       <w:pPr>
         <w:spacing w:after="120"/>
         <w:jc w:val="center"/>
@@ -11695,12 +11695,12 @@
         <w:gridCol w:w="4589"/>
         <w:gridCol w:w="4589"/>
       </w:tblGrid>
-      <w:tr>
+      <w:tr ns2:paraId="53E69886" ns2:textId="77777777">
         <w:tc>
           <w:tcPr>
             <w:tcW w:w="4589" w:type="dxa"/>
           </w:tcPr>
-          <w:p>
+          <w:p ns2:paraId="1D9CBF44" ns2:textId="77777777">
             <w:pPr>
               <w:jc w:val="center"/>
               <w:rPr>
@@ -11721,7 +11721,7 @@
           <w:tcPr>
             <w:tcW w:w="4589" w:type="dxa"/>
           </w:tcPr>
-          <w:p>
+          <w:p ns2:paraId="216251BE" ns2:textId="77777777">
             <w:pPr>
               <w:jc w:val="center"/>
               <w:rPr>
@@ -11737,12 +11737,12 @@
           </w:p>
         </w:tc>
       </w:tr>
-      <w:tr>
+      <w:tr ns2:paraId="7B3A2876" ns2:textId="77777777">
         <w:tc>
           <w:tcPr>
             <w:tcW w:w="4589" w:type="dxa"/>
           </w:tcPr>
-          <w:p>
+          <w:p ns2:paraId="507636DA" ns2:textId="77777777">
             <w:pPr>
               <w:jc w:val="center"/>
               <w:rPr>
@@ -11760,7 +11760,7 @@
           <w:tcPr>
             <w:tcW w:w="4589" w:type="dxa"/>
           </w:tcPr>
-          <w:p>
+          <w:p ns2:paraId="622331CB" ns2:textId="77777777">
             <w:pPr>
               <w:jc w:val="center"/>
               <w:rPr>
@@ -11773,12 +11773,12 @@
           </w:p>
         </w:tc>
       </w:tr>
-      <w:tr>
+      <w:tr ns2:paraId="3988037B" ns2:textId="77777777">
         <w:tc>
           <w:tcPr>
             <w:tcW w:w="4589" w:type="dxa"/>
           </w:tcPr>
-          <w:p>
+          <w:p ns2:paraId="012F3068" ns2:textId="77777777">
             <w:pPr>
               <w:jc w:val="center"/>
               <w:rPr>
@@ -11796,7 +11796,7 @@
           <w:tcPr>
             <w:tcW w:w="4589" w:type="dxa"/>
           </w:tcPr>
-          <w:p>
+          <w:p ns2:paraId="0A60AAE0" ns2:textId="77777777">
             <w:pPr>
               <w:jc w:val="center"/>
               <w:rPr>
@@ -11809,12 +11809,12 @@
           </w:p>
         </w:tc>
       </w:tr>
-      <w:tr>
+      <w:tr ns2:paraId="23AD82E3" ns2:textId="77777777">
         <w:tc>
           <w:tcPr>
             <w:tcW w:w="4589" w:type="dxa"/>
           </w:tcPr>
-          <w:p>
+          <w:p ns2:paraId="31FA5C31" ns2:textId="77777777">
             <w:pPr>
               <w:jc w:val="center"/>
               <w:rPr>
@@ -11832,7 +11832,7 @@
           <w:tcPr>
             <w:tcW w:w="4589" w:type="dxa"/>
           </w:tcPr>
-          <w:p>
+          <w:p ns2:paraId="6CAF7F24" ns2:textId="77777777">
             <w:pPr>
               <w:jc w:val="center"/>
               <w:rPr>
@@ -11845,12 +11845,12 @@
           </w:p>
         </w:tc>
       </w:tr>
-      <w:tr>
+      <w:tr ns2:paraId="4F31004C" ns2:textId="77777777">
         <w:tc>
           <w:tcPr>
             <w:tcW w:w="4589" w:type="dxa"/>
           </w:tcPr>
-          <w:p>
+          <w:p ns2:paraId="52830D37" ns2:textId="77777777">
             <w:pPr>
               <w:jc w:val="center"/>
               <w:rPr>
@@ -11869,7 +11869,7 @@
           <w:tcPr>
             <w:tcW w:w="4589" w:type="dxa"/>
           </w:tcPr>
-          <w:p>
+          <w:p ns2:paraId="089ECD27" ns2:textId="77777777">
             <w:pPr>
               <w:jc w:val="center"/>
               <w:rPr>
@@ -11882,12 +11882,12 @@
           </w:p>
         </w:tc>
       </w:tr>
-      <w:tr>
+      <w:tr ns2:paraId="7E780F0F" ns2:textId="77777777">
         <w:tc>
           <w:tcPr>
             <w:tcW w:w="4589" w:type="dxa"/>
           </w:tcPr>
-          <w:p>
+          <w:p ns2:paraId="25E5471E" ns2:textId="77777777">
             <w:pPr>
               <w:jc w:val="center"/>
               <w:rPr>
@@ -11903,7 +11903,7 @@
           <w:tcPr>
             <w:tcW w:w="4589" w:type="dxa"/>
           </w:tcPr>
-          <w:p>
+          <w:p ns2:paraId="67E605C4" ns2:textId="77777777">
             <w:pPr>
               <w:jc w:val="center"/>
               <w:rPr>
@@ -11916,12 +11916,12 @@
           </w:p>
         </w:tc>
       </w:tr>
-      <w:tr>
+      <w:tr ns2:paraId="3E6AE345" ns2:textId="77777777">
         <w:tc>
           <w:tcPr>
             <w:tcW w:w="4589" w:type="dxa"/>
           </w:tcPr>
-          <w:p>
+          <w:p ns2:paraId="5EE6B100" ns2:textId="77777777">
             <w:pPr>
               <w:jc w:val="center"/>
               <w:rPr>
@@ -11939,7 +11939,7 @@
           <w:tcPr>
             <w:tcW w:w="4589" w:type="dxa"/>
           </w:tcPr>
-          <w:p>
+          <w:p ns2:paraId="53214542" ns2:textId="77777777">
             <w:pPr>
               <w:jc w:val="center"/>
               <w:rPr>
@@ -11952,12 +11952,12 @@
           </w:p>
         </w:tc>
       </w:tr>
-      <w:tr>
+      <w:tr ns2:paraId="467B150A" ns2:textId="77777777">
         <w:tc>
           <w:tcPr>
             <w:tcW w:w="4589" w:type="dxa"/>
           </w:tcPr>
-          <w:p>
+          <w:p ns2:paraId="259DB64B" ns2:textId="77777777">
             <w:pPr>
               <w:jc w:val="center"/>
               <w:rPr>
@@ -11975,7 +11975,7 @@
           <w:tcPr>
             <w:tcW w:w="4589" w:type="dxa"/>
           </w:tcPr>
-          <w:p>
+          <w:p ns2:paraId="2E672820" ns2:textId="77777777">
             <w:pPr>
               <w:jc w:val="center"/>
               <w:rPr>
@@ -11988,12 +11988,12 @@
           </w:p>
         </w:tc>
       </w:tr>
-      <w:tr>
+      <w:tr ns2:paraId="4C00F4E6" ns2:textId="77777777">
         <w:tc>
           <w:tcPr>
             <w:tcW w:w="4589" w:type="dxa"/>
           </w:tcPr>
-          <w:p>
+          <w:p ns2:paraId="7AE2EA0F" ns2:textId="77777777">
             <w:pPr>
               <w:jc w:val="center"/>
               <w:rPr>
@@ -12011,7 +12011,7 @@
           <w:tcPr>
             <w:tcW w:w="4589" w:type="dxa"/>
           </w:tcPr>
-          <w:p>
+          <w:p ns2:paraId="6E3A41F3" ns2:textId="77777777">
             <w:pPr>
               <w:jc w:val="center"/>
               <w:rPr>
@@ -12040,14 +12040,14 @@
         </w:tc>
       </w:tr>
     </w:tbl>
-    <w:p>
+    <w:p ns2:paraId="5BBFEB80" ns2:textId="77777777">
       <w:pPr>
         <w:rPr>
           <w:rFonts w:hint="eastAsia"/>
         </w:rPr>
       </w:pPr>
     </w:p>
-    <w:p>
+    <w:p ns2:paraId="6CBA866F" ns2:textId="77777777">
       <w:pPr>
         <w:pStyle w:val="21"/>
         <w:rPr>
@@ -12075,7 +12075,7 @@
       </w:r>
       <w:bookmarkEnd w:id="28"/>
     </w:p>
-    <w:p>
+    <w:p ns2:paraId="4AC4309B" ns2:textId="77777777">
       <w:pPr>
         <w:rPr>
           <w:rFonts w:hint="eastAsia"/>
@@ -12113,7 +12113,7 @@
         <w:t>注意力模块嵌入思路和疲劳状态判定规则。最后，统一设置训练参数，为后续消融实验提供公平对比条件。通过上述设计，本文形成了可对比的基线模型和改进模型，为下一章实验设计与结果分析奠定基础。</w:t>
       </w:r>
     </w:p>
-    <w:p>
+    <w:p ns2:paraId="638993E1" ns2:textId="77777777">
       <w:pPr>
         <w:pStyle w:val="1"/>
         <w:rPr>
@@ -12169,7 +12169,7 @@
       </w:r>
       <w:bookmarkEnd w:id="29"/>
     </w:p>
-    <w:p>
+    <w:p ns2:paraId="2FFB1C52" ns2:textId="77777777">
       <w:pPr>
         <w:rPr>
           <w:rFonts w:hint="eastAsia"/>
@@ -12219,7 +12219,7 @@
         <w:t>注意力机制对疲劳驾驶面部识别任务的影响。</w:t>
       </w:r>
     </w:p>
-    <w:p>
+    <w:p ns2:paraId="4F7A39C0" ns2:textId="77777777">
       <w:pPr>
         <w:pStyle w:val="21"/>
         <w:rPr>
@@ -12248,7 +12248,7 @@
       </w:r>
       <w:bookmarkEnd w:id="30"/>
     </w:p>
-    <w:p>
+    <w:p ns2:paraId="1F064AED" ns2:textId="77777777">
       <w:pPr>
         <w:spacing w:after="80"/>
         <w:rPr>
@@ -12347,7 +12347,7 @@
         <w:t>环境中完成，主要是对桌面系统进行测试，看是否可以加载模型、图片、视频或者摄像头检测。</w:t>
       </w:r>
     </w:p>
-    <w:p>
+    <w:p ns2:paraId="4F752736" ns2:textId="77777777">
       <w:pPr>
         <w:spacing w:after="80"/>
         <w:rPr>
@@ -12443,7 +12443,7 @@
         <w:t>类别检测效果。</w:t>
       </w:r>
     </w:p>
-    <w:p>
+    <w:p ns2:paraId="5C6E1689" ns2:textId="77777777">
       <w:pPr>
         <w:pStyle w:val="21"/>
         <w:rPr>
@@ -12473,7 +12473,7 @@
       </w:r>
       <w:bookmarkEnd w:id="31"/>
     </w:p>
-    <w:p>
+    <w:p ns2:paraId="06637065" ns2:textId="77777777">
       <w:pPr>
         <w:spacing w:after="80"/>
         <w:rPr>
@@ -12548,7 +12548,7 @@
         <w:t>注意力模块。因此本实验可以看作本文主要改进的消融实验。</w:t>
       </w:r>
     </w:p>
-    <w:p>
+    <w:p ns2:paraId="2FDB9860" ns2:textId="77777777">
       <w:pPr>
         <w:spacing w:after="80"/>
         <w:rPr>
@@ -12635,7 +12635,7 @@
         <w:t>所示。</w:t>
       </w:r>
     </w:p>
-    <w:p>
+    <w:p ns2:paraId="167171DF" ns2:textId="77777777">
       <w:pPr>
         <w:spacing w:after="120"/>
         <w:jc w:val="center"/>
@@ -12690,12 +12690,12 @@
         <w:gridCol w:w="1311"/>
         <w:gridCol w:w="1311"/>
       </w:tblGrid>
-      <w:tr>
+      <w:tr ns2:paraId="67D37060" ns2:textId="77777777">
         <w:tc>
           <w:tcPr>
             <w:tcW w:w="1311" w:type="dxa"/>
           </w:tcPr>
-          <w:p>
+          <w:p ns2:paraId="192A2712" ns2:textId="77777777">
             <w:pPr>
               <w:ind w:firstLine="0"/>
               <w:jc w:val="center"/>
@@ -12717,7 +12717,7 @@
           <w:tcPr>
             <w:tcW w:w="1311" w:type="dxa"/>
           </w:tcPr>
-          <w:p>
+          <w:p ns2:paraId="012993B7" ns2:textId="77777777">
             <w:pPr>
               <w:ind w:firstLine="0"/>
               <w:jc w:val="center"/>
@@ -12737,7 +12737,7 @@
           <w:tcPr>
             <w:tcW w:w="1311" w:type="dxa"/>
           </w:tcPr>
-          <w:p>
+          <w:p ns2:paraId="33149378" ns2:textId="77777777">
             <w:pPr>
               <w:jc w:val="center"/>
               <w:rPr>
@@ -12756,7 +12756,7 @@
           <w:tcPr>
             <w:tcW w:w="1311" w:type="dxa"/>
           </w:tcPr>
-          <w:p>
+          <w:p ns2:paraId="376A4115" ns2:textId="77777777">
             <w:pPr>
               <w:jc w:val="center"/>
               <w:rPr>
@@ -12775,7 +12775,7 @@
           <w:tcPr>
             <w:tcW w:w="1311" w:type="dxa"/>
           </w:tcPr>
-          <w:p>
+          <w:p ns2:paraId="024F837C" ns2:textId="77777777">
             <w:pPr>
               <w:ind w:leftChars="-1" w:hangingChars="1" w:hanging="2"/>
               <w:jc w:val="center"/>
@@ -12795,7 +12795,7 @@
           <w:tcPr>
             <w:tcW w:w="1311" w:type="dxa"/>
           </w:tcPr>
-          <w:p>
+          <w:p ns2:paraId="3F73D45C" ns2:textId="77777777">
             <w:pPr>
               <w:ind w:firstLineChars="118" w:firstLine="249"/>
               <w:jc w:val="center"/>
@@ -12817,7 +12817,7 @@
           <w:tcPr>
             <w:tcW w:w="1311" w:type="dxa"/>
           </w:tcPr>
-          <w:p>
+          <w:p ns2:paraId="59A69C9F" ns2:textId="77777777">
             <w:pPr>
               <w:ind w:firstLineChars="104" w:firstLine="219"/>
               <w:jc w:val="center"/>
@@ -12836,12 +12836,12 @@
           </w:p>
         </w:tc>
       </w:tr>
-      <w:tr>
+      <w:tr ns2:paraId="4BB74118" ns2:textId="77777777">
         <w:tc>
           <w:tcPr>
             <w:tcW w:w="1311" w:type="dxa"/>
           </w:tcPr>
-          <w:p>
+          <w:p ns2:paraId="358B134E" ns2:textId="77777777">
             <w:pPr>
               <w:ind w:firstLine="0"/>
               <w:jc w:val="center"/>
@@ -12858,7 +12858,7 @@
           <w:tcPr>
             <w:tcW w:w="1311" w:type="dxa"/>
           </w:tcPr>
-          <w:p>
+          <w:p ns2:paraId="3370578D" ns2:textId="77777777">
             <w:pPr>
               <w:ind w:firstLine="0"/>
               <w:jc w:val="center"/>
@@ -12875,7 +12875,7 @@
           <w:tcPr>
             <w:tcW w:w="1311" w:type="dxa"/>
           </w:tcPr>
-          <w:p>
+          <w:p ns2:paraId="77DB893F" ns2:textId="77777777">
             <w:pPr>
               <w:jc w:val="center"/>
               <w:rPr>
@@ -12891,7 +12891,7 @@
           <w:tcPr>
             <w:tcW w:w="1311" w:type="dxa"/>
           </w:tcPr>
-          <w:p>
+          <w:p ns2:paraId="3C2D2B9A" ns2:textId="77777777">
             <w:pPr>
               <w:jc w:val="center"/>
               <w:rPr>
@@ -12907,7 +12907,7 @@
           <w:tcPr>
             <w:tcW w:w="1311" w:type="dxa"/>
           </w:tcPr>
-          <w:p>
+          <w:p ns2:paraId="2BEE7436" ns2:textId="77777777">
             <w:pPr>
               <w:ind w:leftChars="-1" w:hangingChars="1" w:hanging="2"/>
               <w:jc w:val="center"/>
@@ -12924,7 +12924,7 @@
           <w:tcPr>
             <w:tcW w:w="1311" w:type="dxa"/>
           </w:tcPr>
-          <w:p>
+          <w:p ns2:paraId="75ECF71B" ns2:textId="77777777">
             <w:pPr>
               <w:ind w:firstLineChars="118" w:firstLine="248"/>
               <w:jc w:val="center"/>
@@ -12944,7 +12944,7 @@
           <w:tcPr>
             <w:tcW w:w="1311" w:type="dxa"/>
           </w:tcPr>
-          <w:p>
+          <w:p ns2:paraId="1ED0CF8E" ns2:textId="77777777">
             <w:pPr>
               <w:ind w:firstLineChars="104" w:firstLine="218"/>
               <w:jc w:val="center"/>
@@ -12958,12 +12958,12 @@
           </w:p>
         </w:tc>
       </w:tr>
-      <w:tr>
+      <w:tr ns2:paraId="3E4AB56F" ns2:textId="77777777">
         <w:tc>
           <w:tcPr>
             <w:tcW w:w="1311" w:type="dxa"/>
           </w:tcPr>
-          <w:p>
+          <w:p ns2:paraId="50490CA3" ns2:textId="77777777">
             <w:pPr>
               <w:ind w:firstLine="0"/>
               <w:jc w:val="center"/>
@@ -12980,7 +12980,7 @@
           <w:tcPr>
             <w:tcW w:w="1311" w:type="dxa"/>
           </w:tcPr>
-          <w:p>
+          <w:p ns2:paraId="1D7697AB" ns2:textId="77777777">
             <w:pPr>
               <w:ind w:firstLine="0"/>
               <w:jc w:val="center"/>
@@ -12997,7 +12997,7 @@
           <w:tcPr>
             <w:tcW w:w="1311" w:type="dxa"/>
           </w:tcPr>
-          <w:p>
+          <w:p ns2:paraId="69A5356A" ns2:textId="77777777">
             <w:pPr>
               <w:jc w:val="center"/>
               <w:rPr>
@@ -13013,7 +13013,7 @@
           <w:tcPr>
             <w:tcW w:w="1311" w:type="dxa"/>
           </w:tcPr>
-          <w:p>
+          <w:p ns2:paraId="01FF097D" ns2:textId="77777777">
             <w:pPr>
               <w:jc w:val="center"/>
               <w:rPr>
@@ -13029,7 +13029,7 @@
           <w:tcPr>
             <w:tcW w:w="1311" w:type="dxa"/>
           </w:tcPr>
-          <w:p>
+          <w:p ns2:paraId="301BBC0E" ns2:textId="77777777">
             <w:pPr>
               <w:ind w:leftChars="-1" w:hangingChars="1" w:hanging="2"/>
               <w:jc w:val="center"/>
@@ -13046,7 +13046,7 @@
           <w:tcPr>
             <w:tcW w:w="1311" w:type="dxa"/>
           </w:tcPr>
-          <w:p>
+          <w:p ns2:paraId="330A2F0B" ns2:textId="77777777">
             <w:pPr>
               <w:ind w:firstLineChars="118" w:firstLine="248"/>
               <w:jc w:val="center"/>
@@ -13066,7 +13066,7 @@
           <w:tcPr>
             <w:tcW w:w="1311" w:type="dxa"/>
           </w:tcPr>
-          <w:p>
+          <w:p ns2:paraId="28BB8E31" ns2:textId="77777777">
             <w:pPr>
               <w:ind w:firstLineChars="104" w:firstLine="218"/>
               <w:jc w:val="center"/>
@@ -13086,14 +13086,14 @@
         </w:tc>
       </w:tr>
     </w:tbl>
-    <w:p>
+    <w:p ns2:paraId="531F2FAD" ns2:textId="77777777">
       <w:pPr>
         <w:rPr>
           <w:rFonts w:hint="eastAsia"/>
         </w:rPr>
       </w:pPr>
     </w:p>
-    <w:p>
+    <w:p ns2:paraId="6E74DD35" ns2:textId="77777777">
       <w:pPr>
         <w:spacing w:after="80"/>
         <w:rPr>
@@ -13217,7 +13217,7 @@
         <w:t>提高具有较大意义。</w:t>
       </w:r>
     </w:p>
-    <w:p>
+    <w:p ns2:paraId="14572089" ns2:textId="77777777">
       <w:pPr>
         <w:pStyle w:val="21"/>
         <w:rPr>
@@ -13264,7 +13264,7 @@
       <w:bookmarkEnd w:id="32"/>
       <w:proofErr w:type="spellEnd"/>
     </w:p>
-    <w:p>
+    <w:p ns2:paraId="6D87D8FF" ns2:textId="77777777">
       <w:pPr>
         <w:jc w:val="center"/>
         <w:rPr>
@@ -13276,43 +13276,43 @@
           <w:noProof/>
         </w:rPr>
         <w:drawing>
-          <wp:inline distT="0" distB="0" distL="0" distR="0" wp14:anchorId="42E7F3E4" wp14:editId="5784424D">
-            <wp:extent cx="4536000" cy="3024000"/>
-            <wp:effectExtent l="0" t="0" r="0" b="0"/>
-            <wp:docPr id="10" name="Picture 10"/>
-            <wp:cNvGraphicFramePr>
-              <a:graphicFrameLocks xmlns:a="http://schemas.openxmlformats.org/drawingml/2006/main" noChangeAspect="1"/>
-            </wp:cNvGraphicFramePr>
-            <a:graphic xmlns:a="http://schemas.openxmlformats.org/drawingml/2006/main">
-              <a:graphicData uri="http://schemas.openxmlformats.org/drawingml/2006/picture">
-                <pic:pic xmlns:pic="http://schemas.openxmlformats.org/drawingml/2006/picture">
-                  <pic:nvPicPr>
-                    <pic:cNvPr id="0" name="image.png"/>
-                    <pic:cNvPicPr/>
-                  </pic:nvPicPr>
-                  <pic:blipFill>
-                    <a:blip r:embed="rId9"/>
-                    <a:stretch>
-                      <a:fillRect/>
-                    </a:stretch>
-                  </pic:blipFill>
-                  <pic:spPr>
-                    <a:xfrm>
-                      <a:off x="0" y="0"/>
-                      <a:ext cx="4536000" cy="3024000"/>
-                    </a:xfrm>
-                    <a:prstGeom prst="rect">
-                      <a:avLst/>
-                    </a:prstGeom>
-                  </pic:spPr>
-                </pic:pic>
-              </a:graphicData>
-            </a:graphic>
-          </wp:inline>
+          <ns3:inline distT="0" distB="0" distL="0" distR="0" ns4:anchorId="42E7F3E4" ns4:editId="5784424D">
+            <ns3:extent cx="4536000" cy="3024000"/>
+            <ns3:effectExtent l="0" t="0" r="0" b="0"/>
+            <ns3:docPr id="10" name="Picture 10"/>
+            <ns3:cNvGraphicFramePr>
+              <ns5:graphicFrameLocks noChangeAspect="1"/>
+            </ns3:cNvGraphicFramePr>
+            <ns5:graphic>
+              <ns5:graphicData uri="http://schemas.openxmlformats.org/drawingml/2006/picture">
+                <ns6:pic>
+                  <ns6:nvPicPr>
+                    <ns6:cNvPr id="0" name="image.png"/>
+                    <ns6:cNvPicPr/>
+                  </ns6:nvPicPr>
+                  <ns6:blipFill>
+                    <ns5:blip ns7:embed="rId9"/>
+                    <ns5:stretch>
+                      <ns5:fillRect/>
+                    </ns5:stretch>
+                  </ns6:blipFill>
+                  <ns6:spPr>
+                    <ns5:xfrm>
+                      <ns5:off x="0" y="0"/>
+                      <ns5:ext cx="4536000" cy="3024000"/>
+                    </ns5:xfrm>
+                    <ns5:prstGeom prst="rect">
+                      <ns5:avLst/>
+                    </ns5:prstGeom>
+                  </ns6:spPr>
+                </ns6:pic>
+              </ns5:graphicData>
+            </ns5:graphic>
+          </ns3:inline>
         </w:drawing>
       </w:r>
     </w:p>
-    <w:p>
+    <w:p ns2:paraId="0F9C9571" ns2:textId="77777777">
       <w:pPr>
         <w:spacing w:after="120"/>
         <w:jc w:val="center"/>
@@ -13351,7 +13351,7 @@
         <w:t>曲线</w:t>
       </w:r>
     </w:p>
-    <w:p>
+    <w:p ns2:paraId="051DCB9F" ns2:textId="77777777">
       <w:pPr>
         <w:jc w:val="center"/>
         <w:rPr>
@@ -13363,43 +13363,43 @@
           <w:noProof/>
         </w:rPr>
         <w:drawing>
-          <wp:inline distT="0" distB="0" distL="0" distR="0" wp14:anchorId="07F060F6" wp14:editId="2BC480CE">
-            <wp:extent cx="4536000" cy="3024000"/>
-            <wp:effectExtent l="0" t="0" r="0" b="0"/>
-            <wp:docPr id="11" name="Picture 11"/>
-            <wp:cNvGraphicFramePr>
-              <a:graphicFrameLocks xmlns:a="http://schemas.openxmlformats.org/drawingml/2006/main" noChangeAspect="1"/>
-            </wp:cNvGraphicFramePr>
-            <a:graphic xmlns:a="http://schemas.openxmlformats.org/drawingml/2006/main">
-              <a:graphicData uri="http://schemas.openxmlformats.org/drawingml/2006/picture">
-                <pic:pic xmlns:pic="http://schemas.openxmlformats.org/drawingml/2006/picture">
-                  <pic:nvPicPr>
-                    <pic:cNvPr id="0" name="image.png"/>
-                    <pic:cNvPicPr/>
-                  </pic:nvPicPr>
-                  <pic:blipFill>
-                    <a:blip r:embed="rId10"/>
-                    <a:stretch>
-                      <a:fillRect/>
-                    </a:stretch>
-                  </pic:blipFill>
-                  <pic:spPr>
-                    <a:xfrm>
-                      <a:off x="0" y="0"/>
-                      <a:ext cx="4536000" cy="3024000"/>
-                    </a:xfrm>
-                    <a:prstGeom prst="rect">
-                      <a:avLst/>
-                    </a:prstGeom>
-                  </pic:spPr>
-                </pic:pic>
-              </a:graphicData>
-            </a:graphic>
-          </wp:inline>
+          <ns3:inline distT="0" distB="0" distL="0" distR="0" ns4:anchorId="07F060F6" ns4:editId="2BC480CE">
+            <ns3:extent cx="4536000" cy="3024000"/>
+            <ns3:effectExtent l="0" t="0" r="0" b="0"/>
+            <ns3:docPr id="11" name="Picture 11"/>
+            <ns3:cNvGraphicFramePr>
+              <ns5:graphicFrameLocks noChangeAspect="1"/>
+            </ns3:cNvGraphicFramePr>
+            <ns5:graphic>
+              <ns5:graphicData uri="http://schemas.openxmlformats.org/drawingml/2006/picture">
+                <ns6:pic>
+                  <ns6:nvPicPr>
+                    <ns6:cNvPr id="0" name="image.png"/>
+                    <ns6:cNvPicPr/>
+                  </ns6:nvPicPr>
+                  <ns6:blipFill>
+                    <ns5:blip ns7:embed="rId10"/>
+                    <ns5:stretch>
+                      <ns5:fillRect/>
+                    </ns5:stretch>
+                  </ns6:blipFill>
+                  <ns6:spPr>
+                    <ns5:xfrm>
+                      <ns5:off x="0" y="0"/>
+                      <ns5:ext cx="4536000" cy="3024000"/>
+                    </ns5:xfrm>
+                    <ns5:prstGeom prst="rect">
+                      <ns5:avLst/>
+                    </ns5:prstGeom>
+                  </ns6:spPr>
+                </ns6:pic>
+              </ns5:graphicData>
+            </ns5:graphic>
+          </ns3:inline>
         </w:drawing>
       </w:r>
     </w:p>
-    <w:p>
+    <w:p ns2:paraId="631955BF" ns2:textId="77777777">
       <w:pPr>
         <w:spacing w:after="120"/>
         <w:jc w:val="center"/>
@@ -13451,7 +13451,7 @@
         <w:t>曲线</w:t>
       </w:r>
     </w:p>
-    <w:p>
+    <w:p ns2:paraId="5DFB690F" ns2:textId="77777777">
       <w:pPr>
         <w:spacing w:after="80"/>
         <w:rPr>
@@ -13580,7 +13580,7 @@
         <w:t>类别上的提升较明显，说明注意力机制对嘴部局部特征具有增强作用。</w:t>
       </w:r>
     </w:p>
-    <w:p>
+    <w:p ns2:paraId="10FA5B24" ns2:textId="77777777">
       <w:pPr>
         <w:jc w:val="center"/>
         <w:rPr>
@@ -13592,43 +13592,43 @@
           <w:noProof/>
         </w:rPr>
         <w:drawing>
-          <wp:inline distT="0" distB="0" distL="0" distR="0" wp14:anchorId="2C8E2498" wp14:editId="641EB92D">
-            <wp:extent cx="4536000" cy="3024000"/>
-            <wp:effectExtent l="0" t="0" r="0" b="0"/>
-            <wp:docPr id="12" name="Picture 12"/>
-            <wp:cNvGraphicFramePr>
-              <a:graphicFrameLocks xmlns:a="http://schemas.openxmlformats.org/drawingml/2006/main" noChangeAspect="1"/>
-            </wp:cNvGraphicFramePr>
-            <a:graphic xmlns:a="http://schemas.openxmlformats.org/drawingml/2006/main">
-              <a:graphicData uri="http://schemas.openxmlformats.org/drawingml/2006/picture">
-                <pic:pic xmlns:pic="http://schemas.openxmlformats.org/drawingml/2006/picture">
-                  <pic:nvPicPr>
-                    <pic:cNvPr id="0" name="image.png"/>
-                    <pic:cNvPicPr/>
-                  </pic:nvPicPr>
-                  <pic:blipFill>
-                    <a:blip r:embed="rId11"/>
-                    <a:stretch>
-                      <a:fillRect/>
-                    </a:stretch>
-                  </pic:blipFill>
-                  <pic:spPr>
-                    <a:xfrm>
-                      <a:off x="0" y="0"/>
-                      <a:ext cx="4536000" cy="3024000"/>
-                    </a:xfrm>
-                    <a:prstGeom prst="rect">
-                      <a:avLst/>
-                    </a:prstGeom>
-                  </pic:spPr>
-                </pic:pic>
-              </a:graphicData>
-            </a:graphic>
-          </wp:inline>
+          <ns3:inline distT="0" distB="0" distL="0" distR="0" ns4:anchorId="2C8E2498" ns4:editId="641EB92D">
+            <ns3:extent cx="4536000" cy="3024000"/>
+            <ns3:effectExtent l="0" t="0" r="0" b="0"/>
+            <ns3:docPr id="12" name="Picture 12"/>
+            <ns3:cNvGraphicFramePr>
+              <ns5:graphicFrameLocks noChangeAspect="1"/>
+            </ns3:cNvGraphicFramePr>
+            <ns5:graphic>
+              <ns5:graphicData uri="http://schemas.openxmlformats.org/drawingml/2006/picture">
+                <ns6:pic>
+                  <ns6:nvPicPr>
+                    <ns6:cNvPr id="0" name="image.png"/>
+                    <ns6:cNvPicPr/>
+                  </ns6:nvPicPr>
+                  <ns6:blipFill>
+                    <ns5:blip ns7:embed="rId11"/>
+                    <ns5:stretch>
+                      <ns5:fillRect/>
+                    </ns5:stretch>
+                  </ns6:blipFill>
+                  <ns6:spPr>
+                    <ns5:xfrm>
+                      <ns5:off x="0" y="0"/>
+                      <ns5:ext cx="4536000" cy="3024000"/>
+                    </ns5:xfrm>
+                    <ns5:prstGeom prst="rect">
+                      <ns5:avLst/>
+                    </ns5:prstGeom>
+                  </ns6:spPr>
+                </ns6:pic>
+              </ns5:graphicData>
+            </ns5:graphic>
+          </ns3:inline>
         </w:drawing>
       </w:r>
     </w:p>
-    <w:p>
+    <w:p ns2:paraId="6F871CC3" ns2:textId="77777777">
       <w:pPr>
         <w:spacing w:after="120"/>
         <w:jc w:val="center"/>
@@ -13667,7 +13667,7 @@
         <w:t>曲线</w:t>
       </w:r>
     </w:p>
-    <w:p>
+    <w:p ns2:paraId="2D6756E2" ns2:textId="77777777">
       <w:pPr>
         <w:jc w:val="center"/>
         <w:rPr>
@@ -13679,43 +13679,43 @@
           <w:noProof/>
         </w:rPr>
         <w:drawing>
-          <wp:inline distT="0" distB="0" distL="0" distR="0" wp14:anchorId="09B2EB03" wp14:editId="2FEE88A4">
-            <wp:extent cx="4536000" cy="3024000"/>
-            <wp:effectExtent l="0" t="0" r="0" b="0"/>
-            <wp:docPr id="13" name="Picture 13"/>
-            <wp:cNvGraphicFramePr>
-              <a:graphicFrameLocks xmlns:a="http://schemas.openxmlformats.org/drawingml/2006/main" noChangeAspect="1"/>
-            </wp:cNvGraphicFramePr>
-            <a:graphic xmlns:a="http://schemas.openxmlformats.org/drawingml/2006/main">
-              <a:graphicData uri="http://schemas.openxmlformats.org/drawingml/2006/picture">
-                <pic:pic xmlns:pic="http://schemas.openxmlformats.org/drawingml/2006/picture">
-                  <pic:nvPicPr>
-                    <pic:cNvPr id="0" name="image.png"/>
-                    <pic:cNvPicPr/>
-                  </pic:nvPicPr>
-                  <pic:blipFill>
-                    <a:blip r:embed="rId12"/>
-                    <a:stretch>
-                      <a:fillRect/>
-                    </a:stretch>
-                  </pic:blipFill>
-                  <pic:spPr>
-                    <a:xfrm>
-                      <a:off x="0" y="0"/>
-                      <a:ext cx="4536000" cy="3024000"/>
-                    </a:xfrm>
-                    <a:prstGeom prst="rect">
-                      <a:avLst/>
-                    </a:prstGeom>
-                  </pic:spPr>
-                </pic:pic>
-              </a:graphicData>
-            </a:graphic>
-          </wp:inline>
+          <ns3:inline distT="0" distB="0" distL="0" distR="0" ns4:anchorId="09B2EB03" ns4:editId="2FEE88A4">
+            <ns3:extent cx="4536000" cy="3024000"/>
+            <ns3:effectExtent l="0" t="0" r="0" b="0"/>
+            <ns3:docPr id="13" name="Picture 13"/>
+            <ns3:cNvGraphicFramePr>
+              <ns5:graphicFrameLocks noChangeAspect="1"/>
+            </ns3:cNvGraphicFramePr>
+            <ns5:graphic>
+              <ns5:graphicData uri="http://schemas.openxmlformats.org/drawingml/2006/picture">
+                <ns6:pic>
+                  <ns6:nvPicPr>
+                    <ns6:cNvPr id="0" name="image.png"/>
+                    <ns6:cNvPicPr/>
+                  </ns6:nvPicPr>
+                  <ns6:blipFill>
+                    <ns5:blip ns7:embed="rId12"/>
+                    <ns5:stretch>
+                      <ns5:fillRect/>
+                    </ns5:stretch>
+                  </ns6:blipFill>
+                  <ns6:spPr>
+                    <ns5:xfrm>
+                      <ns5:off x="0" y="0"/>
+                      <ns5:ext cx="4536000" cy="3024000"/>
+                    </ns5:xfrm>
+                    <ns5:prstGeom prst="rect">
+                      <ns5:avLst/>
+                    </ns5:prstGeom>
+                  </ns6:spPr>
+                </ns6:pic>
+              </ns5:graphicData>
+            </ns5:graphic>
+          </ns3:inline>
         </w:drawing>
       </w:r>
     </w:p>
-    <w:p>
+    <w:p ns2:paraId="707CE142" ns2:textId="77777777">
       <w:pPr>
         <w:spacing w:after="120"/>
         <w:jc w:val="center"/>
@@ -13760,7 +13760,7 @@
         <w:t>曲线</w:t>
       </w:r>
     </w:p>
-    <w:p>
+    <w:p ns2:paraId="01DA93EC" ns2:textId="77777777">
       <w:pPr>
         <w:spacing w:after="80"/>
         <w:rPr>
@@ -13874,7 +13874,7 @@
         <w:t>模型增加了一定参数和推理时间，但其综合检测能力仍较稳定，在召回风险目标方面表现更好。</w:t>
       </w:r>
     </w:p>
-    <w:p>
+    <w:p ns2:paraId="39696A6D" ns2:textId="77777777">
       <w:pPr>
         <w:pStyle w:val="21"/>
         <w:rPr>
@@ -13903,7 +13903,7 @@
       </w:r>
       <w:bookmarkEnd w:id="33"/>
     </w:p>
-    <w:p>
+    <w:p ns2:paraId="1C249917" ns2:textId="77777777">
       <w:pPr>
         <w:spacing w:after="120"/>
         <w:jc w:val="center"/>
@@ -13949,12 +13949,12 @@
         <w:gridCol w:w="1311"/>
         <w:gridCol w:w="1311"/>
       </w:tblGrid>
-      <w:tr>
+      <w:tr ns2:paraId="6CA45ED4" ns2:textId="77777777">
         <w:tc>
           <w:tcPr>
             <w:tcW w:w="1311" w:type="dxa"/>
           </w:tcPr>
-          <w:p>
+          <w:p ns2:paraId="4311C865" ns2:textId="77777777">
             <w:pPr>
               <w:ind w:firstLine="142"/>
               <w:jc w:val="center"/>
@@ -13976,7 +13976,7 @@
           <w:tcPr>
             <w:tcW w:w="1311" w:type="dxa"/>
           </w:tcPr>
-          <w:p>
+          <w:p ns2:paraId="1C4197A5" ns2:textId="77777777">
             <w:pPr>
               <w:jc w:val="center"/>
               <w:rPr>
@@ -13995,7 +13995,7 @@
           <w:tcPr>
             <w:tcW w:w="1311" w:type="dxa"/>
           </w:tcPr>
-          <w:p>
+          <w:p ns2:paraId="1B635D53" ns2:textId="77777777">
             <w:pPr>
               <w:ind w:firstLine="0"/>
               <w:jc w:val="center"/>
@@ -14015,7 +14015,7 @@
           <w:tcPr>
             <w:tcW w:w="1311" w:type="dxa"/>
           </w:tcPr>
-          <w:p>
+          <w:p ns2:paraId="4DFFFE76" ns2:textId="77777777">
             <w:pPr>
               <w:ind w:firstLine="0"/>
               <w:jc w:val="center"/>
@@ -14035,7 +14035,7 @@
           <w:tcPr>
             <w:tcW w:w="1311" w:type="dxa"/>
           </w:tcPr>
-          <w:p>
+          <w:p ns2:paraId="70D1CF61" ns2:textId="77777777">
             <w:pPr>
               <w:jc w:val="center"/>
               <w:rPr>
@@ -14054,7 +14054,7 @@
           <w:tcPr>
             <w:tcW w:w="1311" w:type="dxa"/>
           </w:tcPr>
-          <w:p>
+          <w:p ns2:paraId="3C0DA643" ns2:textId="77777777">
             <w:pPr>
               <w:jc w:val="center"/>
               <w:rPr>
@@ -14073,7 +14073,7 @@
           <w:tcPr>
             <w:tcW w:w="1311" w:type="dxa"/>
           </w:tcPr>
-          <w:p>
+          <w:p ns2:paraId="72B03313" ns2:textId="77777777">
             <w:pPr>
               <w:ind w:firstLine="79"/>
               <w:jc w:val="center"/>
@@ -14090,12 +14090,12 @@
           </w:p>
         </w:tc>
       </w:tr>
-      <w:tr>
+      <w:tr ns2:paraId="62ECB827" ns2:textId="77777777">
         <w:tc>
           <w:tcPr>
             <w:tcW w:w="1311" w:type="dxa"/>
           </w:tcPr>
-          <w:p>
+          <w:p ns2:paraId="78D6DFD3" ns2:textId="77777777">
             <w:pPr>
               <w:ind w:firstLine="142"/>
               <w:jc w:val="center"/>
@@ -14114,7 +14114,7 @@
           <w:tcPr>
             <w:tcW w:w="1311" w:type="dxa"/>
           </w:tcPr>
-          <w:p>
+          <w:p ns2:paraId="6655A8BF" ns2:textId="77777777">
             <w:pPr>
               <w:jc w:val="center"/>
               <w:rPr>
@@ -14130,7 +14130,7 @@
           <w:tcPr>
             <w:tcW w:w="1311" w:type="dxa"/>
           </w:tcPr>
-          <w:p>
+          <w:p ns2:paraId="7F379467" ns2:textId="77777777">
             <w:pPr>
               <w:jc w:val="center"/>
               <w:rPr>
@@ -14146,7 +14146,7 @@
           <w:tcPr>
             <w:tcW w:w="1311" w:type="dxa"/>
           </w:tcPr>
-          <w:p>
+          <w:p ns2:paraId="12453EA3" ns2:textId="77777777">
             <w:pPr>
               <w:ind w:firstLine="0"/>
               <w:jc w:val="center"/>
@@ -14163,7 +14163,7 @@
           <w:tcPr>
             <w:tcW w:w="1311" w:type="dxa"/>
           </w:tcPr>
-          <w:p>
+          <w:p ns2:paraId="0580B994" ns2:textId="77777777">
             <w:pPr>
               <w:jc w:val="center"/>
               <w:rPr>
@@ -14179,7 +14179,7 @@
           <w:tcPr>
             <w:tcW w:w="1311" w:type="dxa"/>
           </w:tcPr>
-          <w:p>
+          <w:p ns2:paraId="365C0562" ns2:textId="77777777">
             <w:pPr>
               <w:jc w:val="center"/>
               <w:rPr>
@@ -14195,7 +14195,7 @@
           <w:tcPr>
             <w:tcW w:w="1311" w:type="dxa"/>
           </w:tcPr>
-          <w:p>
+          <w:p ns2:paraId="0347574C" ns2:textId="77777777">
             <w:pPr>
               <w:jc w:val="center"/>
               <w:rPr>
@@ -14208,12 +14208,12 @@
           </w:p>
         </w:tc>
       </w:tr>
-      <w:tr>
+      <w:tr ns2:paraId="3E16794E" ns2:textId="77777777">
         <w:tc>
           <w:tcPr>
             <w:tcW w:w="1311" w:type="dxa"/>
           </w:tcPr>
-          <w:p>
+          <w:p ns2:paraId="2E619D31" ns2:textId="77777777">
             <w:pPr>
               <w:ind w:firstLine="142"/>
               <w:jc w:val="center"/>
@@ -14232,7 +14232,7 @@
           <w:tcPr>
             <w:tcW w:w="1311" w:type="dxa"/>
           </w:tcPr>
-          <w:p>
+          <w:p ns2:paraId="71D8364B" ns2:textId="77777777">
             <w:pPr>
               <w:jc w:val="center"/>
               <w:rPr>
@@ -14248,7 +14248,7 @@
           <w:tcPr>
             <w:tcW w:w="1311" w:type="dxa"/>
           </w:tcPr>
-          <w:p>
+          <w:p ns2:paraId="0EA7BEC1" ns2:textId="77777777">
             <w:pPr>
               <w:jc w:val="center"/>
               <w:rPr>
@@ -14264,7 +14264,7 @@
           <w:tcPr>
             <w:tcW w:w="1311" w:type="dxa"/>
           </w:tcPr>
-          <w:p>
+          <w:p ns2:paraId="544DADFB" ns2:textId="77777777">
             <w:pPr>
               <w:ind w:firstLine="0"/>
               <w:jc w:val="center"/>
@@ -14281,7 +14281,7 @@
           <w:tcPr>
             <w:tcW w:w="1311" w:type="dxa"/>
           </w:tcPr>
-          <w:p>
+          <w:p ns2:paraId="4318550B" ns2:textId="77777777">
             <w:pPr>
               <w:jc w:val="center"/>
               <w:rPr>
@@ -14297,7 +14297,7 @@
           <w:tcPr>
             <w:tcW w:w="1311" w:type="dxa"/>
           </w:tcPr>
-          <w:p>
+          <w:p ns2:paraId="17835F31" ns2:textId="77777777">
             <w:pPr>
               <w:jc w:val="center"/>
               <w:rPr>
@@ -14313,7 +14313,7 @@
           <w:tcPr>
             <w:tcW w:w="1311" w:type="dxa"/>
           </w:tcPr>
-          <w:p>
+          <w:p ns2:paraId="25E78643" ns2:textId="77777777">
             <w:pPr>
               <w:jc w:val="center"/>
               <w:rPr>
@@ -14326,12 +14326,12 @@
           </w:p>
         </w:tc>
       </w:tr>
-      <w:tr>
+      <w:tr ns2:paraId="07C70B25" ns2:textId="77777777">
         <w:tc>
           <w:tcPr>
             <w:tcW w:w="1311" w:type="dxa"/>
           </w:tcPr>
-          <w:p>
+          <w:p ns2:paraId="7F386B51" ns2:textId="77777777">
             <w:pPr>
               <w:ind w:firstLine="142"/>
               <w:jc w:val="center"/>
@@ -14348,7 +14348,7 @@
           <w:tcPr>
             <w:tcW w:w="1311" w:type="dxa"/>
           </w:tcPr>
-          <w:p>
+          <w:p ns2:paraId="3279F54B" ns2:textId="77777777">
             <w:pPr>
               <w:jc w:val="center"/>
               <w:rPr>
@@ -14364,7 +14364,7 @@
           <w:tcPr>
             <w:tcW w:w="1311" w:type="dxa"/>
           </w:tcPr>
-          <w:p>
+          <w:p ns2:paraId="0BC40342" ns2:textId="77777777">
             <w:pPr>
               <w:jc w:val="center"/>
               <w:rPr>
@@ -14380,7 +14380,7 @@
           <w:tcPr>
             <w:tcW w:w="1311" w:type="dxa"/>
           </w:tcPr>
-          <w:p>
+          <w:p ns2:paraId="79BDB99D" ns2:textId="77777777">
             <w:pPr>
               <w:ind w:firstLine="0"/>
               <w:jc w:val="center"/>
@@ -14397,7 +14397,7 @@
           <w:tcPr>
             <w:tcW w:w="1311" w:type="dxa"/>
           </w:tcPr>
-          <w:p>
+          <w:p ns2:paraId="7E86B68A" ns2:textId="77777777">
             <w:pPr>
               <w:jc w:val="center"/>
               <w:rPr>
@@ -14413,7 +14413,7 @@
           <w:tcPr>
             <w:tcW w:w="1311" w:type="dxa"/>
           </w:tcPr>
-          <w:p>
+          <w:p ns2:paraId="1115CBBD" ns2:textId="77777777">
             <w:pPr>
               <w:jc w:val="center"/>
               <w:rPr>
@@ -14429,7 +14429,7 @@
           <w:tcPr>
             <w:tcW w:w="1311" w:type="dxa"/>
           </w:tcPr>
-          <w:p>
+          <w:p ns2:paraId="0C35D207" ns2:textId="77777777">
             <w:pPr>
               <w:jc w:val="center"/>
               <w:rPr>
@@ -14443,14 +14443,14 @@
         </w:tc>
       </w:tr>
     </w:tbl>
-    <w:p>
+    <w:p ns2:paraId="7A03518C" ns2:textId="77777777">
       <w:pPr>
         <w:rPr>
           <w:rFonts w:hint="eastAsia"/>
         </w:rPr>
       </w:pPr>
     </w:p>
-    <w:p>
+    <w:p ns2:paraId="6C5C5028" ns2:textId="77777777">
       <w:pPr>
         <w:spacing w:after="80"/>
         <w:rPr>
@@ -14625,7 +14625,7 @@
         <w:t>较低，说明模型容易把普通张嘴、头部姿态变化或局部遮挡场景误判为打哈欠。</w:t>
       </w:r>
     </w:p>
-    <w:p>
+    <w:p ns2:paraId="2C7C08BE" ns2:textId="77777777">
       <w:pPr>
         <w:jc w:val="center"/>
         <w:rPr>
@@ -14637,43 +14637,43 @@
           <w:noProof/>
         </w:rPr>
         <w:drawing>
-          <wp:inline distT="0" distB="0" distL="0" distR="0" wp14:anchorId="6CFCB80B" wp14:editId="362D6E3D">
-            <wp:extent cx="4140000" cy="3105000"/>
-            <wp:effectExtent l="0" t="0" r="0" b="0"/>
-            <wp:docPr id="14" name="Picture 14"/>
-            <wp:cNvGraphicFramePr>
-              <a:graphicFrameLocks xmlns:a="http://schemas.openxmlformats.org/drawingml/2006/main" noChangeAspect="1"/>
-            </wp:cNvGraphicFramePr>
-            <a:graphic xmlns:a="http://schemas.openxmlformats.org/drawingml/2006/main">
-              <a:graphicData uri="http://schemas.openxmlformats.org/drawingml/2006/picture">
-                <pic:pic xmlns:pic="http://schemas.openxmlformats.org/drawingml/2006/picture">
-                  <pic:nvPicPr>
-                    <pic:cNvPr id="0" name="image.png"/>
-                    <pic:cNvPicPr/>
-                  </pic:nvPicPr>
-                  <pic:blipFill>
-                    <a:blip r:embed="rId13"/>
-                    <a:stretch>
-                      <a:fillRect/>
-                    </a:stretch>
-                  </pic:blipFill>
-                  <pic:spPr>
-                    <a:xfrm>
-                      <a:off x="0" y="0"/>
-                      <a:ext cx="4140000" cy="3105000"/>
-                    </a:xfrm>
-                    <a:prstGeom prst="rect">
-                      <a:avLst/>
-                    </a:prstGeom>
-                  </pic:spPr>
-                </pic:pic>
-              </a:graphicData>
-            </a:graphic>
-          </wp:inline>
+          <ns3:inline distT="0" distB="0" distL="0" distR="0" ns4:anchorId="6CFCB80B" ns4:editId="362D6E3D">
+            <ns3:extent cx="4140000" cy="3105000"/>
+            <ns3:effectExtent l="0" t="0" r="0" b="0"/>
+            <ns3:docPr id="14" name="Picture 14"/>
+            <ns3:cNvGraphicFramePr>
+              <ns5:graphicFrameLocks noChangeAspect="1"/>
+            </ns3:cNvGraphicFramePr>
+            <ns5:graphic>
+              <ns5:graphicData uri="http://schemas.openxmlformats.org/drawingml/2006/picture">
+                <ns6:pic>
+                  <ns6:nvPicPr>
+                    <ns6:cNvPr id="0" name="image.png"/>
+                    <ns6:cNvPicPr/>
+                  </ns6:nvPicPr>
+                  <ns6:blipFill>
+                    <ns5:blip ns7:embed="rId13"/>
+                    <ns5:stretch>
+                      <ns5:fillRect/>
+                    </ns5:stretch>
+                  </ns6:blipFill>
+                  <ns6:spPr>
+                    <ns5:xfrm>
+                      <ns5:off x="0" y="0"/>
+                      <ns5:ext cx="4140000" cy="3105000"/>
+                    </ns5:xfrm>
+                    <ns5:prstGeom prst="rect">
+                      <ns5:avLst/>
+                    </ns5:prstGeom>
+                  </ns6:spPr>
+                </ns6:pic>
+              </ns5:graphicData>
+            </ns5:graphic>
+          </ns3:inline>
         </w:drawing>
       </w:r>
     </w:p>
-    <w:p>
+    <w:p ns2:paraId="2D681E64" ns2:textId="77777777">
       <w:pPr>
         <w:spacing w:after="120"/>
         <w:jc w:val="center"/>
@@ -14704,7 +14704,7 @@
         <w:t>模型混淆矩阵</w:t>
       </w:r>
     </w:p>
-    <w:p>
+    <w:p ns2:paraId="0E62B31B" ns2:textId="77777777">
       <w:pPr>
         <w:spacing w:after="80"/>
         <w:rPr>
@@ -14784,7 +14784,7 @@
         <w:t>类别主要受到嘴部张开幅度、面部角度和遮挡影响。通过混淆矩阵分析可知，后续若要提高模型性能，需要增加打哈欠和复杂姿态样本。</w:t>
       </w:r>
     </w:p>
-    <w:p>
+    <w:p ns2:paraId="7B7DBEF0" ns2:textId="77777777">
       <w:pPr>
         <w:pStyle w:val="21"/>
         <w:rPr>
@@ -14812,7 +14812,7 @@
       <w:bookmarkEnd w:id="34"/>
       <w:proofErr w:type="spellEnd"/>
     </w:p>
-    <w:p>
+    <w:p ns2:paraId="2212FCDE" ns2:textId="77777777">
       <w:pPr>
         <w:jc w:val="center"/>
         <w:rPr>
@@ -14824,52 +14824,52 @@
           <w:noProof/>
         </w:rPr>
         <w:drawing>
-          <wp:inline distT="0" distB="0" distL="0" distR="0" wp14:anchorId="07EAF7E6" wp14:editId="5C34EEF2">
-            <wp:extent cx="3779520" cy="5057030"/>
-            <wp:effectExtent l="0" t="0" r="0" b="0"/>
-            <wp:docPr id="15" name="Picture 15"/>
-            <wp:cNvGraphicFramePr>
-              <a:graphicFrameLocks xmlns:a="http://schemas.openxmlformats.org/drawingml/2006/main" noChangeAspect="1"/>
-            </wp:cNvGraphicFramePr>
-            <a:graphic xmlns:a="http://schemas.openxmlformats.org/drawingml/2006/main">
-              <a:graphicData uri="http://schemas.openxmlformats.org/drawingml/2006/picture">
-                <pic:pic xmlns:pic="http://schemas.openxmlformats.org/drawingml/2006/picture">
-                  <pic:nvPicPr>
-                    <pic:cNvPr id="0" name="image.jpg"/>
-                    <pic:cNvPicPr/>
-                  </pic:nvPicPr>
-                  <pic:blipFill rotWithShape="1">
-                    <a:blip r:embed="rId14"/>
-                    <a:srcRect b="24737"/>
-                    <a:stretch>
-                      <a:fillRect/>
-                    </a:stretch>
-                  </pic:blipFill>
-                  <pic:spPr bwMode="auto">
-                    <a:xfrm>
-                      <a:off x="0" y="0"/>
-                      <a:ext cx="3780000" cy="5057672"/>
-                    </a:xfrm>
-                    <a:prstGeom prst="rect">
-                      <a:avLst/>
-                    </a:prstGeom>
-                    <a:ln>
-                      <a:noFill/>
-                    </a:ln>
-                    <a:extLst>
-                      <a:ext uri="{53640926-AAD7-44D8-BBD7-CCE9431645EC}">
-                        <a14:shadowObscured xmlns:a14="http://schemas.microsoft.com/office/drawing/2010/main"/>
-                      </a:ext>
-                    </a:extLst>
-                  </pic:spPr>
-                </pic:pic>
-              </a:graphicData>
-            </a:graphic>
-          </wp:inline>
+          <ns3:inline distT="0" distB="0" distL="0" distR="0" ns4:anchorId="07EAF7E6" ns4:editId="5C34EEF2">
+            <ns3:extent cx="3779520" cy="5057030"/>
+            <ns3:effectExtent l="0" t="0" r="0" b="0"/>
+            <ns3:docPr id="15" name="Picture 15"/>
+            <ns3:cNvGraphicFramePr>
+              <ns5:graphicFrameLocks noChangeAspect="1"/>
+            </ns3:cNvGraphicFramePr>
+            <ns5:graphic>
+              <ns5:graphicData uri="http://schemas.openxmlformats.org/drawingml/2006/picture">
+                <ns6:pic>
+                  <ns6:nvPicPr>
+                    <ns6:cNvPr id="0" name="image.jpg"/>
+                    <ns6:cNvPicPr/>
+                  </ns6:nvPicPr>
+                  <ns6:blipFill rotWithShape="1">
+                    <ns5:blip ns7:embed="rId14"/>
+                    <ns5:srcRect b="24737"/>
+                    <ns5:stretch>
+                      <ns5:fillRect/>
+                    </ns5:stretch>
+                  </ns6:blipFill>
+                  <ns6:spPr bwMode="auto">
+                    <ns5:xfrm>
+                      <ns5:off x="0" y="0"/>
+                      <ns5:ext cx="3780000" cy="5057672"/>
+                    </ns5:xfrm>
+                    <ns5:prstGeom prst="rect">
+                      <ns5:avLst/>
+                    </ns5:prstGeom>
+                    <ns5:ln>
+                      <ns5:noFill/>
+                    </ns5:ln>
+                    <ns5:extLst>
+                      <ns5:ext uri="{53640926-AAD7-44D8-BBD7-CCE9431645EC}">
+                        <ns8:shadowObscured/>
+                      </ns5:ext>
+                    </ns5:extLst>
+                  </ns6:spPr>
+                </ns6:pic>
+              </ns5:graphicData>
+            </ns5:graphic>
+          </ns3:inline>
         </w:drawing>
       </w:r>
     </w:p>
-    <w:p>
+    <w:p ns2:paraId="4D7B97E8" ns2:textId="77777777">
       <w:pPr>
         <w:spacing w:after="120"/>
         <w:jc w:val="center"/>
@@ -14901,7 +14901,7 @@
         <w:t>单张图片检测结果示例</w:t>
       </w:r>
     </w:p>
-    <w:p>
+    <w:p ns2:paraId="197F6F28" ns2:textId="77777777">
       <w:pPr>
         <w:jc w:val="center"/>
         <w:rPr>
@@ -14914,43 +14914,43 @@
         </w:rPr>
         <w:lastRenderedPageBreak/>
         <w:drawing>
-          <wp:inline distT="0" distB="0" distL="0" distR="0" wp14:anchorId="75BFA32F" wp14:editId="53E44A25">
-            <wp:extent cx="3780000" cy="2835000"/>
-            <wp:effectExtent l="0" t="0" r="0" b="0"/>
-            <wp:docPr id="16" name="Picture 16"/>
-            <wp:cNvGraphicFramePr>
-              <a:graphicFrameLocks xmlns:a="http://schemas.openxmlformats.org/drawingml/2006/main" noChangeAspect="1"/>
-            </wp:cNvGraphicFramePr>
-            <a:graphic xmlns:a="http://schemas.openxmlformats.org/drawingml/2006/main">
-              <a:graphicData uri="http://schemas.openxmlformats.org/drawingml/2006/picture">
-                <pic:pic xmlns:pic="http://schemas.openxmlformats.org/drawingml/2006/picture">
-                  <pic:nvPicPr>
-                    <pic:cNvPr id="0" name="image.jpg"/>
-                    <pic:cNvPicPr/>
-                  </pic:nvPicPr>
-                  <pic:blipFill>
-                    <a:blip r:embed="rId15"/>
-                    <a:stretch>
-                      <a:fillRect/>
-                    </a:stretch>
-                  </pic:blipFill>
-                  <pic:spPr>
-                    <a:xfrm>
-                      <a:off x="0" y="0"/>
-                      <a:ext cx="3780000" cy="2835000"/>
-                    </a:xfrm>
-                    <a:prstGeom prst="rect">
-                      <a:avLst/>
-                    </a:prstGeom>
-                  </pic:spPr>
-                </pic:pic>
-              </a:graphicData>
-            </a:graphic>
-          </wp:inline>
+          <ns3:inline distT="0" distB="0" distL="0" distR="0" ns4:anchorId="75BFA32F" ns4:editId="53E44A25">
+            <ns3:extent cx="3780000" cy="2835000"/>
+            <ns3:effectExtent l="0" t="0" r="0" b="0"/>
+            <ns3:docPr id="16" name="Picture 16"/>
+            <ns3:cNvGraphicFramePr>
+              <ns5:graphicFrameLocks noChangeAspect="1"/>
+            </ns3:cNvGraphicFramePr>
+            <ns5:graphic>
+              <ns5:graphicData uri="http://schemas.openxmlformats.org/drawingml/2006/picture">
+                <ns6:pic>
+                  <ns6:nvPicPr>
+                    <ns6:cNvPr id="0" name="image.jpg"/>
+                    <ns6:cNvPicPr/>
+                  </ns6:nvPicPr>
+                  <ns6:blipFill>
+                    <ns5:blip ns7:embed="rId15"/>
+                    <ns5:stretch>
+                      <ns5:fillRect/>
+                    </ns5:stretch>
+                  </ns6:blipFill>
+                  <ns6:spPr>
+                    <ns5:xfrm>
+                      <ns5:off x="0" y="0"/>
+                      <ns5:ext cx="3780000" cy="2835000"/>
+                    </ns5:xfrm>
+                    <ns5:prstGeom prst="rect">
+                      <ns5:avLst/>
+                    </ns5:prstGeom>
+                  </ns6:spPr>
+                </ns6:pic>
+              </ns5:graphicData>
+            </ns5:graphic>
+          </ns3:inline>
         </w:drawing>
       </w:r>
     </w:p>
-    <w:p>
+    <w:p ns2:paraId="48D81D22" ns2:textId="77777777">
       <w:pPr>
         <w:spacing w:after="120"/>
         <w:jc w:val="center"/>
@@ -14981,7 +14981,7 @@
         <w:t>桌面系统打哈欠检测界面</w:t>
       </w:r>
     </w:p>
-    <w:p>
+    <w:p ns2:paraId="25E285C2" ns2:textId="77777777">
       <w:pPr>
         <w:jc w:val="center"/>
         <w:rPr>
@@ -14993,43 +14993,43 @@
           <w:noProof/>
         </w:rPr>
         <w:drawing>
-          <wp:inline distT="0" distB="0" distL="0" distR="0" wp14:anchorId="77FD41E2" wp14:editId="49D57024">
-            <wp:extent cx="3780000" cy="3649655"/>
-            <wp:effectExtent l="0" t="0" r="0" b="0"/>
-            <wp:docPr id="17" name="Picture 17"/>
-            <wp:cNvGraphicFramePr>
-              <a:graphicFrameLocks xmlns:a="http://schemas.openxmlformats.org/drawingml/2006/main" noChangeAspect="1"/>
-            </wp:cNvGraphicFramePr>
-            <a:graphic xmlns:a="http://schemas.openxmlformats.org/drawingml/2006/main">
-              <a:graphicData uri="http://schemas.openxmlformats.org/drawingml/2006/picture">
-                <pic:pic xmlns:pic="http://schemas.openxmlformats.org/drawingml/2006/picture">
-                  <pic:nvPicPr>
-                    <pic:cNvPr id="0" name="image.jpg"/>
-                    <pic:cNvPicPr/>
-                  </pic:nvPicPr>
-                  <pic:blipFill>
-                    <a:blip r:embed="rId16"/>
-                    <a:stretch>
-                      <a:fillRect/>
-                    </a:stretch>
-                  </pic:blipFill>
-                  <pic:spPr>
-                    <a:xfrm>
-                      <a:off x="0" y="0"/>
-                      <a:ext cx="3780000" cy="3649655"/>
-                    </a:xfrm>
-                    <a:prstGeom prst="rect">
-                      <a:avLst/>
-                    </a:prstGeom>
-                  </pic:spPr>
-                </pic:pic>
-              </a:graphicData>
-            </a:graphic>
-          </wp:inline>
+          <ns3:inline distT="0" distB="0" distL="0" distR="0" ns4:anchorId="77FD41E2" ns4:editId="49D57024">
+            <ns3:extent cx="3780000" cy="3649655"/>
+            <ns3:effectExtent l="0" t="0" r="0" b="0"/>
+            <ns3:docPr id="17" name="Picture 17"/>
+            <ns3:cNvGraphicFramePr>
+              <ns5:graphicFrameLocks noChangeAspect="1"/>
+            </ns3:cNvGraphicFramePr>
+            <ns5:graphic>
+              <ns5:graphicData uri="http://schemas.openxmlformats.org/drawingml/2006/picture">
+                <ns6:pic>
+                  <ns6:nvPicPr>
+                    <ns6:cNvPr id="0" name="image.jpg"/>
+                    <ns6:cNvPicPr/>
+                  </ns6:nvPicPr>
+                  <ns6:blipFill>
+                    <ns5:blip ns7:embed="rId16"/>
+                    <ns5:stretch>
+                      <ns5:fillRect/>
+                    </ns5:stretch>
+                  </ns6:blipFill>
+                  <ns6:spPr>
+                    <ns5:xfrm>
+                      <ns5:off x="0" y="0"/>
+                      <ns5:ext cx="3780000" cy="3649655"/>
+                    </ns5:xfrm>
+                    <ns5:prstGeom prst="rect">
+                      <ns5:avLst/>
+                    </ns5:prstGeom>
+                  </ns6:spPr>
+                </ns6:pic>
+              </ns5:graphicData>
+            </ns5:graphic>
+          </ns3:inline>
         </w:drawing>
       </w:r>
     </w:p>
-    <w:p>
+    <w:p ns2:paraId="7E32263C" ns2:textId="77777777">
       <w:pPr>
         <w:spacing w:after="120"/>
         <w:jc w:val="center"/>
@@ -15060,7 +15060,7 @@
         <w:t>桌面系统检测结果示例</w:t>
       </w:r>
     </w:p>
-    <w:p>
+    <w:p ns2:paraId="64F1C5EE" ns2:textId="77777777">
       <w:pPr>
         <w:spacing w:after="80"/>
         <w:rPr>
@@ -15123,7 +15123,7 @@
         <w:t>环境中进行推理。桌面界面可显示检测框、类别置信度、疲劳状态、截图保存和日志路径等信息，说明本文系统从模型训练、模型推理到界面展示已经形成闭环。</w:t>
       </w:r>
     </w:p>
-    <w:p>
+    <w:p ns2:paraId="2A43184C" ns2:textId="77777777">
       <w:pPr>
         <w:pStyle w:val="21"/>
         <w:rPr>
@@ -15153,7 +15153,7 @@
       </w:r>
       <w:bookmarkEnd w:id="35"/>
     </w:p>
-    <w:p>
+    <w:p ns2:paraId="6B07F778" ns2:textId="77777777">
       <w:pPr>
         <w:spacing w:after="80"/>
         <w:rPr>
@@ -15276,7 +15276,7 @@
         <w:t>小幅下降和推理耗时增加也说明模型仍需继续优化。上述分析为下一章系统设计与实现提供了实验依据。</w:t>
       </w:r>
     </w:p>
-    <w:p>
+    <w:p ns2:paraId="2BADAAF5" ns2:textId="77777777">
       <w:pPr>
         <w:pStyle w:val="1"/>
         <w:rPr>
@@ -15332,7 +15332,7 @@
       </w:r>
       <w:bookmarkEnd w:id="36"/>
     </w:p>
-    <w:p>
+    <w:p ns2:paraId="4084564A" ns2:textId="77777777">
       <w:pPr>
         <w:rPr>
           <w:rFonts w:hint="eastAsia"/>
@@ -15346,7 +15346,7 @@
         <w:t>第五章已经通过实验结果验证了改进模型的检测效果。为了把算法结果转化为可观察、可演示的软件系统，本章从系统需求出发，说明疲劳驾驶面部识别系统的总体架构、功能模块、运行环境、模型推理流程和桌面界面实现。</w:t>
       </w:r>
     </w:p>
-    <w:p>
+    <w:p ns2:paraId="2FEF3431" ns2:textId="77777777">
       <w:pPr>
         <w:pStyle w:val="21"/>
         <w:rPr>
@@ -15375,7 +15375,7 @@
       </w:r>
       <w:bookmarkEnd w:id="37"/>
     </w:p>
-    <w:p>
+    <w:p ns2:paraId="06B21771" ns2:textId="77777777">
       <w:pPr>
         <w:spacing w:after="80"/>
         <w:rPr>
@@ -15390,7 +15390,7 @@
         <w:t>本文以毕业设计演示、疲劳驾驶面部状态识别实验为主要应用背景，主要需求为模型训练、模型推理、疲劳状态判断、桌面界面展示、运行结果保存。系统应该支持图片、视频以及摄像头的输入，可以输出检测框、类别名称、置信度和疲劳状态，并且对实验分析进行截图和日志保存。</w:t>
       </w:r>
     </w:p>
-    <w:p>
+    <w:p ns2:paraId="793A0325" ns2:textId="77777777">
       <w:pPr>
         <w:spacing w:after="80"/>
         <w:rPr>
@@ -15417,7 +15417,7 @@
         <w:t>本地环境中可以进行基本的演示。</w:t>
       </w:r>
     </w:p>
-    <w:p>
+    <w:p ns2:paraId="41978C04" ns2:textId="77777777">
       <w:pPr>
         <w:pStyle w:val="21"/>
         <w:rPr>
@@ -15446,7 +15446,7 @@
       </w:r>
       <w:bookmarkEnd w:id="38"/>
     </w:p>
-    <w:p>
+    <w:p ns2:paraId="6DE34CBE" ns2:textId="77777777">
       <w:pPr>
         <w:spacing w:after="80"/>
         <w:rPr>
@@ -15458,34 +15458,34 @@
         <w:rPr>
           <w:lang w:eastAsia="zh-CN"/>
         </w:rPr>
-        <w:t>系统的总体流程如下图</w:t>
-      </w:r>
-      <w:r>
-        <w:rPr>
-          <w:lang w:eastAsia="zh-CN"/>
-        </w:rPr>
-        <w:t xml:space="preserve"> 6-1 </w:t>
-      </w:r>
-      <w:r>
-        <w:rPr>
-          <w:lang w:eastAsia="zh-CN"/>
-        </w:rPr>
-        <w:t>所示。系统从图片、视频或者摄像头得到输入帧，然后对其进行缩放、归一化、填充等预处理，预处理后的图像送入</w:t>
-      </w:r>
-      <w:r>
-        <w:rPr>
-          <w:lang w:eastAsia="zh-CN"/>
-        </w:rPr>
-        <w:t>YOLOv8n+CBAM</w:t>
-      </w:r>
-      <w:r>
-        <w:rPr>
-          <w:lang w:eastAsia="zh-CN"/>
-        </w:rPr>
-        <w:t>模型进行目标检测，根据检测结果提取闭眼、睁眼、打哈欠特征，用规则模块判断疲劳状态，最后将检测画面、状态提示、截图、日志保存结果展示给用户。</w:t>
+        <w:t xml:space="preserve">系统的总体流程如图 6-1 所示。系统从图片、视频或者摄像头得到输入帧，然后对其进行缩放、归一化、填充等预处理，预处理后的图像送入YOLOv8n+CBAM模型进行目标检测，根据检测结果提取闭眼、睁眼、打哈欠特征，用规则模块判断疲劳状态，最后将检测画面、状态提示、截图、日志保存结果展示给用户。</w:t>
+      </w:r>
+      <w:r>
+        <w:rPr>
+          <w:lang w:eastAsia="zh-CN"/>
+        </w:rPr>
+        <w:t xml:space="preserve"/>
+      </w:r>
+      <w:r>
+        <w:rPr>
+          <w:lang w:eastAsia="zh-CN"/>
+        </w:rPr>
+        <w:t/>
+      </w:r>
+      <w:r>
+        <w:rPr>
+          <w:lang w:eastAsia="zh-CN"/>
+        </w:rPr>
+        <w:t/>
+      </w:r>
+      <w:r>
+        <w:rPr>
+          <w:lang w:eastAsia="zh-CN"/>
+        </w:rPr>
+        <w:t/>
       </w:r>
     </w:p>
-    <w:p>
+    <w:p ns2:paraId="44040651" ns2:textId="77777777">
       <w:pPr>
         <w:jc w:val="center"/>
         <w:rPr>
@@ -15502,11 +15502,11 @@
         <w:rPr>
           <w:noProof/>
         </w:rPr>
-        <w:pict w14:anchorId="13557534">
-          <v:rect id="矩形 1" o:spid="_x0000_s2051" alt="疲劳驾驶面部识别系统架构" style="width:23.8pt;height:23.8pt;visibility:visible;mso-wrap-style:square;mso-left-percent:-10001;mso-top-percent:-10001;mso-position-horizontal:absolute;mso-position-horizontal-relative:char;mso-position-vertical:absolute;mso-position-vertical-relative:line;mso-left-percent:-10001;mso-top-percent:-10001;v-text-anchor:top" filled="f" stroked="f">
-            <o:lock v:ext="edit" aspectratio="t"/>
-            <w10:anchorlock/>
-          </v:rect>
+        <w:pict ns2:anchorId="13557534">
+          <ns9:rect id="矩形 1" ns10:spid="_x0000_s2051" alt="疲劳驾驶面部识别系统架构" style="width:23.8pt;height:23.8pt;visibility:visible;mso-wrap-style:square;mso-left-percent:-10001;mso-top-percent:-10001;mso-position-horizontal:absolute;mso-position-horizontal-relative:char;mso-position-vertical:absolute;mso-position-vertical-relative:line;mso-left-percent:-10001;mso-top-percent:-10001;v-text-anchor:top" filled="f" stroked="f">
+            <ns10:lock ns9:ext="edit" aspectratio="t"/>
+            <ns11:anchorlock/>
+          </ns9:rect>
         </w:pict>
       </w:r>
       <w:r>
@@ -15519,11 +15519,11 @@
         <w:rPr>
           <w:noProof/>
         </w:rPr>
-        <w:pict w14:anchorId="2873007A">
-          <v:rect id="矩形 2" o:spid="_x0000_s2050" alt="疲劳驾驶面部识别系统架构" style="width:23.8pt;height:23.8pt;visibility:visible;mso-wrap-style:square;mso-left-percent:-10001;mso-top-percent:-10001;mso-position-horizontal:absolute;mso-position-horizontal-relative:char;mso-position-vertical:absolute;mso-position-vertical-relative:line;mso-left-percent:-10001;mso-top-percent:-10001;v-text-anchor:top" filled="f" stroked="f">
-            <o:lock v:ext="edit" aspectratio="t"/>
-            <w10:anchorlock/>
-          </v:rect>
+        <w:pict ns2:anchorId="2873007A">
+          <ns9:rect id="矩形 2" ns10:spid="_x0000_s2050" alt="疲劳驾驶面部识别系统架构" style="width:23.8pt;height:23.8pt;visibility:visible;mso-wrap-style:square;mso-left-percent:-10001;mso-top-percent:-10001;mso-position-horizontal:absolute;mso-position-horizontal-relative:char;mso-position-vertical:absolute;mso-position-vertical-relative:line;mso-left-percent:-10001;mso-top-percent:-10001;v-text-anchor:top" filled="f" stroked="f">
+            <ns10:lock ns9:ext="edit" aspectratio="t"/>
+            <ns11:anchorlock/>
+          </ns9:rect>
         </w:pict>
       </w:r>
       <w:r>
@@ -15531,43 +15531,43 @@
           <w:noProof/>
         </w:rPr>
         <w:drawing>
-          <wp:inline distT="0" distB="0" distL="0" distR="0" wp14:anchorId="054D21E6" wp14:editId="7B1A21A9">
-            <wp:extent cx="5828665" cy="2527935"/>
-            <wp:effectExtent l="0" t="0" r="635" b="5715"/>
-            <wp:docPr id="1574020053" name="图片 1"/>
-            <wp:cNvGraphicFramePr>
-              <a:graphicFrameLocks xmlns:a="http://schemas.openxmlformats.org/drawingml/2006/main" noChangeAspect="1"/>
-            </wp:cNvGraphicFramePr>
-            <a:graphic xmlns:a="http://schemas.openxmlformats.org/drawingml/2006/main">
-              <a:graphicData uri="http://schemas.openxmlformats.org/drawingml/2006/picture">
-                <pic:pic xmlns:pic="http://schemas.openxmlformats.org/drawingml/2006/picture">
-                  <pic:nvPicPr>
-                    <pic:cNvPr id="1574020053" name=""/>
-                    <pic:cNvPicPr/>
-                  </pic:nvPicPr>
-                  <pic:blipFill>
-                    <a:blip r:embed="rId17"/>
-                    <a:stretch>
-                      <a:fillRect/>
-                    </a:stretch>
-                  </pic:blipFill>
-                  <pic:spPr>
-                    <a:xfrm>
-                      <a:off x="0" y="0"/>
-                      <a:ext cx="5828665" cy="2527935"/>
-                    </a:xfrm>
-                    <a:prstGeom prst="rect">
-                      <a:avLst/>
-                    </a:prstGeom>
-                  </pic:spPr>
-                </pic:pic>
-              </a:graphicData>
-            </a:graphic>
-          </wp:inline>
+          <ns3:inline distT="0" distB="0" distL="0" distR="0" ns4:anchorId="054D21E6" ns4:editId="7B1A21A9">
+            <ns3:extent cx="5828665" cy="2527935"/>
+            <ns3:effectExtent l="0" t="0" r="635" b="5715"/>
+            <ns3:docPr id="1574020053" name="图片 1"/>
+            <ns3:cNvGraphicFramePr>
+              <ns5:graphicFrameLocks noChangeAspect="1"/>
+            </ns3:cNvGraphicFramePr>
+            <ns5:graphic>
+              <ns5:graphicData uri="http://schemas.openxmlformats.org/drawingml/2006/picture">
+                <ns6:pic>
+                  <ns6:nvPicPr>
+                    <ns6:cNvPr id="1574020053" name=""/>
+                    <ns6:cNvPicPr/>
+                  </ns6:nvPicPr>
+                  <ns6:blipFill>
+                    <ns5:blip ns7:embed="rId17"/>
+                    <ns5:stretch>
+                      <ns5:fillRect/>
+                    </ns5:stretch>
+                  </ns6:blipFill>
+                  <ns6:spPr>
+                    <ns5:xfrm>
+                      <ns5:off x="0" y="0"/>
+                      <ns5:ext cx="5828665" cy="2527935"/>
+                    </ns5:xfrm>
+                    <ns5:prstGeom prst="rect">
+                      <ns5:avLst/>
+                    </ns5:prstGeom>
+                  </ns6:spPr>
+                </ns6:pic>
+              </ns5:graphicData>
+            </ns5:graphic>
+          </ns3:inline>
         </w:drawing>
       </w:r>
     </w:p>
-    <w:p>
+    <w:p ns2:paraId="69731D7A" ns2:textId="77777777">
       <w:pPr>
         <w:spacing w:after="120"/>
         <w:jc w:val="center"/>
@@ -15598,7 +15598,7 @@
         <w:t>疲劳驾驶面部识别系统总体架构</w:t>
       </w:r>
     </w:p>
-    <w:p>
+    <w:p ns2:paraId="003EB92D" ns2:textId="77777777">
       <w:pPr>
         <w:spacing w:after="80"/>
         <w:rPr>
@@ -15625,7 +15625,7 @@
         <w:t>所示。</w:t>
       </w:r>
     </w:p>
-    <w:p>
+    <w:p ns2:paraId="01529D63" ns2:textId="77777777">
       <w:pPr>
         <w:pStyle w:val="21"/>
         <w:rPr>
@@ -15654,7 +15654,7 @@
       </w:r>
       <w:bookmarkEnd w:id="39"/>
     </w:p>
-    <w:p>
+    <w:p ns2:paraId="596C8E9F" ns2:textId="77777777">
       <w:pPr>
         <w:spacing w:after="120"/>
         <w:jc w:val="center"/>
@@ -15696,12 +15696,12 @@
         <w:gridCol w:w="3060"/>
         <w:gridCol w:w="3060"/>
       </w:tblGrid>
-      <w:tr>
+      <w:tr ns2:paraId="766A5B9F" ns2:textId="77777777">
         <w:tc>
           <w:tcPr>
             <w:tcW w:w="3060" w:type="dxa"/>
           </w:tcPr>
-          <w:p>
+          <w:p ns2:paraId="34A83FB1" ns2:textId="77777777">
             <w:pPr>
               <w:jc w:val="center"/>
               <w:rPr>
@@ -15722,7 +15722,7 @@
           <w:tcPr>
             <w:tcW w:w="3060" w:type="dxa"/>
           </w:tcPr>
-          <w:p>
+          <w:p ns2:paraId="35A044DD" ns2:textId="77777777">
             <w:pPr>
               <w:jc w:val="center"/>
               <w:rPr>
@@ -15741,7 +15741,7 @@
           <w:tcPr>
             <w:tcW w:w="3060" w:type="dxa"/>
           </w:tcPr>
-          <w:p>
+          <w:p ns2:paraId="607EAAC6" ns2:textId="77777777">
             <w:pPr>
               <w:jc w:val="center"/>
               <w:rPr>
@@ -15757,12 +15757,12 @@
           </w:p>
         </w:tc>
       </w:tr>
-      <w:tr>
+      <w:tr ns2:paraId="2DDE8435" ns2:textId="77777777">
         <w:tc>
           <w:tcPr>
             <w:tcW w:w="3060" w:type="dxa"/>
           </w:tcPr>
-          <w:p>
+          <w:p ns2:paraId="6949DFF7" ns2:textId="77777777">
             <w:pPr>
               <w:jc w:val="center"/>
               <w:rPr>
@@ -15780,7 +15780,7 @@
           <w:tcPr>
             <w:tcW w:w="3060" w:type="dxa"/>
           </w:tcPr>
-          <w:p>
+          <w:p ns2:paraId="5221F4A6" ns2:textId="77777777">
             <w:pPr>
               <w:jc w:val="center"/>
               <w:rPr>
@@ -15800,7 +15800,7 @@
           <w:tcPr>
             <w:tcW w:w="3060" w:type="dxa"/>
           </w:tcPr>
-          <w:p>
+          <w:p ns2:paraId="7BB3700C" ns2:textId="77777777">
             <w:pPr>
               <w:jc w:val="center"/>
               <w:rPr>
@@ -15817,12 +15817,12 @@
           </w:p>
         </w:tc>
       </w:tr>
-      <w:tr>
+      <w:tr ns2:paraId="1878101A" ns2:textId="77777777">
         <w:tc>
           <w:tcPr>
             <w:tcW w:w="3060" w:type="dxa"/>
           </w:tcPr>
-          <w:p>
+          <w:p ns2:paraId="4C82A4DE" ns2:textId="77777777">
             <w:pPr>
               <w:jc w:val="center"/>
               <w:rPr>
@@ -15840,7 +15840,7 @@
           <w:tcPr>
             <w:tcW w:w="3060" w:type="dxa"/>
           </w:tcPr>
-          <w:p>
+          <w:p ns2:paraId="4AFBBAA8" ns2:textId="77777777">
             <w:pPr>
               <w:jc w:val="center"/>
               <w:rPr>
@@ -15868,7 +15868,7 @@
           <w:tcPr>
             <w:tcW w:w="3060" w:type="dxa"/>
           </w:tcPr>
-          <w:p>
+          <w:p ns2:paraId="363488FD" ns2:textId="77777777">
             <w:pPr>
               <w:jc w:val="center"/>
               <w:rPr>
@@ -15885,12 +15885,12 @@
           </w:p>
         </w:tc>
       </w:tr>
-      <w:tr>
+      <w:tr ns2:paraId="3E33D74A" ns2:textId="77777777">
         <w:tc>
           <w:tcPr>
             <w:tcW w:w="3060" w:type="dxa"/>
           </w:tcPr>
-          <w:p>
+          <w:p ns2:paraId="510E8624" ns2:textId="77777777">
             <w:pPr>
               <w:jc w:val="center"/>
               <w:rPr>
@@ -15908,7 +15908,7 @@
           <w:tcPr>
             <w:tcW w:w="3060" w:type="dxa"/>
           </w:tcPr>
-          <w:p>
+          <w:p ns2:paraId="353D04F8" ns2:textId="77777777">
             <w:pPr>
               <w:jc w:val="center"/>
               <w:rPr>
@@ -15928,7 +15928,7 @@
           <w:tcPr>
             <w:tcW w:w="3060" w:type="dxa"/>
           </w:tcPr>
-          <w:p>
+          <w:p ns2:paraId="00F47B89" ns2:textId="77777777">
             <w:pPr>
               <w:jc w:val="center"/>
               <w:rPr>
@@ -15945,12 +15945,12 @@
           </w:p>
         </w:tc>
       </w:tr>
-      <w:tr>
+      <w:tr ns2:paraId="7676560B" ns2:textId="77777777">
         <w:tc>
           <w:tcPr>
             <w:tcW w:w="3060" w:type="dxa"/>
           </w:tcPr>
-          <w:p>
+          <w:p ns2:paraId="65D70547" ns2:textId="77777777">
             <w:pPr>
               <w:jc w:val="center"/>
               <w:rPr>
@@ -15968,7 +15968,7 @@
           <w:tcPr>
             <w:tcW w:w="3060" w:type="dxa"/>
           </w:tcPr>
-          <w:p>
+          <w:p ns2:paraId="04F26078" ns2:textId="77777777">
             <w:pPr>
               <w:jc w:val="center"/>
               <w:rPr>
@@ -15988,7 +15988,7 @@
           <w:tcPr>
             <w:tcW w:w="3060" w:type="dxa"/>
           </w:tcPr>
-          <w:p>
+          <w:p ns2:paraId="616B8FBE" ns2:textId="77777777">
             <w:pPr>
               <w:jc w:val="center"/>
               <w:rPr>
@@ -16005,12 +16005,12 @@
           </w:p>
         </w:tc>
       </w:tr>
-      <w:tr>
+      <w:tr ns2:paraId="4361CE9C" ns2:textId="77777777">
         <w:tc>
           <w:tcPr>
             <w:tcW w:w="3060" w:type="dxa"/>
           </w:tcPr>
-          <w:p>
+          <w:p ns2:paraId="34CFE506" ns2:textId="77777777">
             <w:pPr>
               <w:jc w:val="center"/>
               <w:rPr>
@@ -16028,7 +16028,7 @@
           <w:tcPr>
             <w:tcW w:w="3060" w:type="dxa"/>
           </w:tcPr>
-          <w:p>
+          <w:p ns2:paraId="2691E8EE" ns2:textId="77777777">
             <w:pPr>
               <w:jc w:val="center"/>
               <w:rPr>
@@ -16048,7 +16048,7 @@
           <w:tcPr>
             <w:tcW w:w="3060" w:type="dxa"/>
           </w:tcPr>
-          <w:p>
+          <w:p ns2:paraId="46A1AC75" ns2:textId="77777777">
             <w:pPr>
               <w:jc w:val="center"/>
               <w:rPr>
@@ -16066,7 +16066,7 @@
         </w:tc>
       </w:tr>
     </w:tbl>
-    <w:p>
+    <w:p ns2:paraId="1A4002CD" ns2:textId="77777777">
       <w:pPr>
         <w:rPr>
           <w:rFonts w:hint="eastAsia"/>
@@ -16074,7 +16074,7 @@
         </w:rPr>
       </w:pPr>
     </w:p>
-    <w:p>
+    <w:p ns2:paraId="24B83AEE" ns2:textId="77777777">
       <w:pPr>
         <w:pStyle w:val="21"/>
         <w:rPr>
@@ -16104,7 +16104,7 @@
       </w:r>
       <w:bookmarkEnd w:id="40"/>
     </w:p>
-    <w:p>
+    <w:p ns2:paraId="4AB988BD" ns2:textId="77777777">
       <w:pPr>
         <w:spacing w:after="80"/>
         <w:rPr>
@@ -16233,7 +16233,7 @@
         <w:t>环境主要是模型推理和桌面演示。</w:t>
       </w:r>
     </w:p>
-    <w:p>
+    <w:p ns2:paraId="4ABF910D" ns2:textId="77777777">
       <w:pPr>
         <w:spacing w:after="80"/>
         <w:rPr>
@@ -16376,7 +16376,7 @@
         <w:t>目录保存训练日志、曲线图、检测日志和截图。</w:t>
       </w:r>
     </w:p>
-    <w:p>
+    <w:p ns2:paraId="322C8A1F" ns2:textId="77777777">
       <w:pPr>
         <w:pStyle w:val="21"/>
         <w:rPr>
@@ -16405,7 +16405,7 @@
       </w:r>
       <w:bookmarkEnd w:id="41"/>
     </w:p>
-    <w:p>
+    <w:p ns2:paraId="71BB9E67" ns2:textId="77777777">
       <w:pPr>
         <w:spacing w:after="80"/>
         <w:rPr>
@@ -16488,7 +16488,7 @@
         <w:t>权重进行初始化，在运行之前注册注意力模块，保证自定义模型配置可以被正确解析。</w:t>
       </w:r>
     </w:p>
-    <w:p>
+    <w:p ns2:paraId="45B8B8C6" ns2:textId="77777777">
       <w:pPr>
         <w:spacing w:after="80"/>
         <w:rPr>
@@ -16545,7 +16545,7 @@
         <w:t>等信息。之后模块调用疲劳判定逻辑产生正常、疑似疲劳或者疲劳状态，将绘制好的图像返回给界面或者保存到指定的路径中。</w:t>
       </w:r>
     </w:p>
-    <w:p>
+    <w:p ns2:paraId="5A95585F" ns2:textId="77777777">
       <w:pPr>
         <w:pStyle w:val="21"/>
         <w:rPr>
@@ -16574,7 +16574,7 @@
       </w:r>
       <w:bookmarkEnd w:id="42"/>
     </w:p>
-    <w:p>
+    <w:p ns2:paraId="2E6C298D" ns2:textId="77777777">
       <w:pPr>
         <w:spacing w:after="80"/>
         <w:rPr>
@@ -16601,7 +16601,7 @@
         <w:t>的主窗口。界面给出模型选择、输入选择、开始检测、停止检测、保存截图以及日志显示等操作。为了避免模型推理造成的界面卡顿，在系统里创建了一个专门检测视频帧的线程，用信号槽的方式把图像、状态文本传送给主界面。</w:t>
       </w:r>
     </w:p>
-    <w:p>
+    <w:p ns2:paraId="0682D56D" ns2:textId="77777777">
       <w:pPr>
         <w:spacing w:after="80"/>
         <w:rPr>
@@ -16628,7 +16628,7 @@
         <w:t>所示。本机摄像头由于环境限制还没有进行实机验证，但是系统保留了摄像头输入接口。整体来看，系统可以满足毕业设计论文中算法演示、实验验证和答辩展示的基本要求。</w:t>
       </w:r>
     </w:p>
-    <w:p>
+    <w:p ns2:paraId="644269D9" ns2:textId="77777777">
       <w:pPr>
         <w:spacing w:after="120"/>
         <w:jc w:val="center"/>
@@ -16668,12 +16668,12 @@
         <w:gridCol w:w="3060"/>
         <w:gridCol w:w="3060"/>
       </w:tblGrid>
-      <w:tr>
+      <w:tr ns2:paraId="3338071B" ns2:textId="77777777">
         <w:tc>
           <w:tcPr>
             <w:tcW w:w="3060" w:type="dxa"/>
           </w:tcPr>
-          <w:p>
+          <w:p ns2:paraId="62E38CF6" ns2:textId="77777777">
             <w:pPr>
               <w:jc w:val="center"/>
               <w:rPr>
@@ -16692,7 +16692,7 @@
           <w:tcPr>
             <w:tcW w:w="3060" w:type="dxa"/>
           </w:tcPr>
-          <w:p>
+          <w:p ns2:paraId="4EA39F1F" ns2:textId="77777777">
             <w:pPr>
               <w:jc w:val="center"/>
               <w:rPr>
@@ -16711,7 +16711,7 @@
           <w:tcPr>
             <w:tcW w:w="3060" w:type="dxa"/>
           </w:tcPr>
-          <w:p>
+          <w:p ns2:paraId="761C355C" ns2:textId="77777777">
             <w:pPr>
               <w:jc w:val="center"/>
               <w:rPr>
@@ -16727,12 +16727,12 @@
           </w:p>
         </w:tc>
       </w:tr>
-      <w:tr>
+      <w:tr ns2:paraId="69D3D0FA" ns2:textId="77777777">
         <w:tc>
           <w:tcPr>
             <w:tcW w:w="3060" w:type="dxa"/>
           </w:tcPr>
-          <w:p>
+          <w:p ns2:paraId="077553E1" ns2:textId="77777777">
             <w:pPr>
               <w:jc w:val="center"/>
               <w:rPr>
@@ -16750,7 +16750,7 @@
           <w:tcPr>
             <w:tcW w:w="3060" w:type="dxa"/>
           </w:tcPr>
-          <w:p>
+          <w:p ns2:paraId="3B1F93A3" ns2:textId="77777777">
             <w:pPr>
               <w:jc w:val="center"/>
               <w:rPr>
@@ -16769,7 +16769,7 @@
           <w:tcPr>
             <w:tcW w:w="3060" w:type="dxa"/>
           </w:tcPr>
-          <w:p>
+          <w:p ns2:paraId="456FB732" ns2:textId="77777777">
             <w:pPr>
               <w:jc w:val="center"/>
               <w:rPr>
@@ -16782,12 +16782,12 @@
           </w:p>
         </w:tc>
       </w:tr>
-      <w:tr>
+      <w:tr ns2:paraId="05D8024C" ns2:textId="77777777">
         <w:tc>
           <w:tcPr>
             <w:tcW w:w="3060" w:type="dxa"/>
           </w:tcPr>
-          <w:p>
+          <w:p ns2:paraId="7E050286" ns2:textId="77777777">
             <w:pPr>
               <w:jc w:val="center"/>
               <w:rPr>
@@ -16805,7 +16805,7 @@
           <w:tcPr>
             <w:tcW w:w="3060" w:type="dxa"/>
           </w:tcPr>
-          <w:p>
+          <w:p ns2:paraId="213ECA9D" ns2:textId="77777777">
             <w:pPr>
               <w:jc w:val="center"/>
               <w:rPr>
@@ -16825,7 +16825,7 @@
           <w:tcPr>
             <w:tcW w:w="3060" w:type="dxa"/>
           </w:tcPr>
-          <w:p>
+          <w:p ns2:paraId="00EFAD4D" ns2:textId="77777777">
             <w:pPr>
               <w:jc w:val="center"/>
               <w:rPr>
@@ -16840,12 +16840,12 @@
           </w:p>
         </w:tc>
       </w:tr>
-      <w:tr>
+      <w:tr ns2:paraId="47F996E2" ns2:textId="77777777">
         <w:tc>
           <w:tcPr>
             <w:tcW w:w="3060" w:type="dxa"/>
           </w:tcPr>
-          <w:p>
+          <w:p ns2:paraId="4ADCCE3D" ns2:textId="77777777">
             <w:pPr>
               <w:jc w:val="center"/>
               <w:rPr>
@@ -16864,7 +16864,7 @@
           <w:tcPr>
             <w:tcW w:w="3060" w:type="dxa"/>
           </w:tcPr>
-          <w:p>
+          <w:p ns2:paraId="13E0DB14" ns2:textId="77777777">
             <w:pPr>
               <w:jc w:val="center"/>
               <w:rPr>
@@ -16880,7 +16880,7 @@
           <w:tcPr>
             <w:tcW w:w="3060" w:type="dxa"/>
           </w:tcPr>
-          <w:p>
+          <w:p ns2:paraId="34414B7C" ns2:textId="77777777">
             <w:pPr>
               <w:jc w:val="center"/>
               <w:rPr>
@@ -16893,12 +16893,12 @@
           </w:p>
         </w:tc>
       </w:tr>
-      <w:tr>
+      <w:tr ns2:paraId="5B1F53BD" ns2:textId="77777777">
         <w:tc>
           <w:tcPr>
             <w:tcW w:w="3060" w:type="dxa"/>
           </w:tcPr>
-          <w:p>
+          <w:p ns2:paraId="4D1E36D7" ns2:textId="77777777">
             <w:pPr>
               <w:jc w:val="center"/>
               <w:rPr>
@@ -16916,7 +16916,7 @@
           <w:tcPr>
             <w:tcW w:w="3060" w:type="dxa"/>
           </w:tcPr>
-          <w:p>
+          <w:p ns2:paraId="1B2AAEAC" ns2:textId="77777777">
             <w:pPr>
               <w:jc w:val="center"/>
               <w:rPr>
@@ -16935,7 +16935,7 @@
           <w:tcPr>
             <w:tcW w:w="3060" w:type="dxa"/>
           </w:tcPr>
-          <w:p>
+          <w:p ns2:paraId="4F7BCAC9" ns2:textId="77777777">
             <w:pPr>
               <w:jc w:val="center"/>
               <w:rPr>
@@ -16948,12 +16948,12 @@
           </w:p>
         </w:tc>
       </w:tr>
-      <w:tr>
+      <w:tr ns2:paraId="164C1441" ns2:textId="77777777">
         <w:tc>
           <w:tcPr>
             <w:tcW w:w="3060" w:type="dxa"/>
           </w:tcPr>
-          <w:p>
+          <w:p ns2:paraId="5BDC67E1" ns2:textId="77777777">
             <w:pPr>
               <w:jc w:val="center"/>
               <w:rPr>
@@ -16971,7 +16971,7 @@
           <w:tcPr>
             <w:tcW w:w="3060" w:type="dxa"/>
           </w:tcPr>
-          <w:p>
+          <w:p ns2:paraId="318A03FF" ns2:textId="77777777">
             <w:pPr>
               <w:jc w:val="center"/>
               <w:rPr>
@@ -16991,7 +16991,7 @@
           <w:tcPr>
             <w:tcW w:w="3060" w:type="dxa"/>
           </w:tcPr>
-          <w:p>
+          <w:p ns2:paraId="16C81EA3" ns2:textId="77777777">
             <w:pPr>
               <w:jc w:val="center"/>
               <w:rPr>
@@ -17006,12 +17006,12 @@
           </w:p>
         </w:tc>
       </w:tr>
-      <w:tr>
+      <w:tr ns2:paraId="617501BB" ns2:textId="77777777">
         <w:tc>
           <w:tcPr>
             <w:tcW w:w="3060" w:type="dxa"/>
           </w:tcPr>
-          <w:p>
+          <w:p ns2:paraId="7FB1CE90" ns2:textId="77777777">
             <w:pPr>
               <w:jc w:val="center"/>
               <w:rPr>
@@ -17029,7 +17029,7 @@
           <w:tcPr>
             <w:tcW w:w="3060" w:type="dxa"/>
           </w:tcPr>
-          <w:p>
+          <w:p ns2:paraId="634E590E" ns2:textId="77777777">
             <w:pPr>
               <w:jc w:val="center"/>
               <w:rPr>
@@ -17045,7 +17045,7 @@
           <w:tcPr>
             <w:tcW w:w="3060" w:type="dxa"/>
           </w:tcPr>
-          <w:p>
+          <w:p ns2:paraId="4FBB59E8" ns2:textId="77777777">
             <w:pPr>
               <w:jc w:val="center"/>
               <w:rPr>
@@ -17063,7 +17063,7 @@
         </w:tc>
       </w:tr>
     </w:tbl>
-    <w:p>
+    <w:p ns2:paraId="60D044B7" ns2:textId="77777777">
       <w:pPr>
         <w:rPr>
           <w:rFonts w:hint="eastAsia"/>
@@ -17071,7 +17071,7 @@
         </w:rPr>
       </w:pPr>
     </w:p>
-    <w:p>
+    <w:p ns2:paraId="30E8FBE5" ns2:textId="77777777">
       <w:pPr>
         <w:pStyle w:val="21"/>
         <w:rPr>
@@ -17102,7 +17102,7 @@
       </w:r>
       <w:bookmarkEnd w:id="43"/>
     </w:p>
-    <w:p>
+    <w:p ns2:paraId="75144ABE" ns2:textId="77777777">
       <w:pPr>
         <w:rPr>
           <w:rFonts w:hint="eastAsia"/>
@@ -17116,7 +17116,7 @@
         <w:t>本章围绕系统设计与实现展开。首先，分析了系统需求，并给出总体架构和功能模块划分。其次，说明了运行环境、项目结构、训练入口和推理模块。最后，介绍了桌面系统实现与功能测试结果。通过上述工作，本文将算法检测结果转化为可操作的软件演示系统，形成模型训练、推理检测和界面展示的闭环。该系统实现为下一章全文总结、创新点归纳和后续展望奠定基础。</w:t>
       </w:r>
     </w:p>
-    <w:p>
+    <w:p ns2:paraId="268450F6" ns2:textId="77777777">
       <w:pPr>
         <w:pStyle w:val="1"/>
         <w:rPr>
@@ -17180,7 +17180,7 @@
       </w:r>
       <w:bookmarkEnd w:id="44"/>
     </w:p>
-    <w:p>
+    <w:p ns2:paraId="3D22C39C" ns2:textId="77777777">
       <w:pPr>
         <w:pStyle w:val="21"/>
         <w:rPr>
@@ -17211,7 +17211,7 @@
       </w:r>
       <w:bookmarkEnd w:id="45"/>
     </w:p>
-    <w:p>
+    <w:p ns2:paraId="79B71421" ns2:textId="77777777">
       <w:pPr>
         <w:rPr>
           <w:rFonts w:hint="eastAsia"/>
@@ -17277,7 +17277,7 @@
         <w:t>进行了分析。</w:t>
       </w:r>
     </w:p>
-    <w:p>
+    <w:p ns2:paraId="7F8C3BBB" ns2:textId="77777777">
       <w:pPr>
         <w:rPr>
           <w:rFonts w:hint="eastAsia"/>
@@ -17428,7 +17428,7 @@
         <w:t>实现桌面演示界面。系统能够完成检测结果显示、疲劳状态提示、截图保存和日志记录，形成从数据处理、模型训练、推理检测到系统展示的完整闭环。</w:t>
       </w:r>
     </w:p>
-    <w:p>
+    <w:p ns2:paraId="41DC7DFA" ns2:textId="77777777">
       <w:pPr>
         <w:pStyle w:val="21"/>
         <w:rPr>
@@ -17459,7 +17459,7 @@
       </w:r>
       <w:bookmarkEnd w:id="46"/>
     </w:p>
-    <w:p>
+    <w:p ns2:paraId="42D9C234" ns2:textId="77777777">
       <w:pPr>
         <w:rPr>
           <w:rFonts w:hint="eastAsia"/>
@@ -17516,7 +17516,7 @@
         <w:t>类别的影响。第三，将模型训练、推理检测和桌面演示系统连接起来，形成能够支撑毕业设计展示和实验复现的工程闭环。</w:t>
       </w:r>
     </w:p>
-    <w:p>
+    <w:p ns2:paraId="36FC0B53" ns2:textId="77777777">
       <w:pPr>
         <w:rPr>
           <w:rFonts w:hint="eastAsia"/>
@@ -17544,7 +17544,7 @@
         <w:t>来自公开整理数据，复杂驾驶环境下的夜间弱光、强光反射、遮挡、侧脸和真实车载摄像头样本仍然不足；其次，疲劳状态判断主要依赖单帧检测结果和滑动窗口规则，尚未充分建模长时间连续疲劳趋势；再次，摄像头实时检测和不同硬件环境下的稳定性测试还不够充分，距离真实驾驶辅助系统仍有差距。</w:t>
       </w:r>
     </w:p>
-    <w:p>
+    <w:p ns2:paraId="7E4B3F19" ns2:textId="77777777">
       <w:pPr>
         <w:pStyle w:val="21"/>
         <w:rPr>
@@ -17578,7 +17578,7 @@
       </w:r>
       <w:bookmarkEnd w:id="47"/>
     </w:p>
-    <w:p>
+    <w:p ns2:paraId="27C09B05" ns2:textId="77777777">
       <w:pPr>
         <w:rPr>
           <w:rFonts w:hint="eastAsia"/>
@@ -17656,7 +17656,7 @@
         <w:t>和独立可执行程序制作。第四，完善报警策略和用户交互，使系统更加接近真实驾驶辅助应用需求。</w:t>
       </w:r>
     </w:p>
-    <w:p>
+    <w:p ns2:paraId="2307C8E3" ns2:textId="77777777">
       <w:pPr>
         <w:rPr>
           <w:rFonts w:hint="eastAsia"/>
@@ -17670,7 +17670,7 @@
         <w:t>从数据角度看，后续应加强真实驾驶场景数据采集。目前数据集可以支持闭眼、睁眼和打哈欠检测训练，但样本来源、摄像头角度和驾驶环境仍较单一。后续可引入夜间、逆光、戴眼镜、戴口罩、侧脸、低头和多人背景等样本，并清洗异常标签。尤其是打哈欠类别容易与说话、张嘴等表情混淆，应加入困难负样本来降低误报率。</w:t>
       </w:r>
     </w:p>
-    <w:p>
+    <w:p ns2:paraId="7CB27D89" ns2:textId="77777777">
       <w:pPr>
         <w:rPr>
           <w:rFonts w:hint="eastAsia"/>
@@ -17705,7 +17705,7 @@
         <w:t>模型在同一数据集上的精度、参数量和推理速度差异，从而更清楚地分析模型结构选择与实际部署需求之间的关系。</w:t>
       </w:r>
     </w:p>
-    <w:p>
+    <w:p ns2:paraId="6686DF23" ns2:textId="77777777">
       <w:pPr>
         <w:rPr>
           <w:rFonts w:hint="eastAsia"/>
@@ -17719,7 +17719,7 @@
         <w:t>从系统角度看，后续应加强视频流测试和报警交互设计。真实驾驶辅助系统不仅需要显示检测框，还需要考虑报警触发间隔、误报抑制、声音提示、用户确认和日志追溯等问题。本文系统已经形成基本演示闭环，后续可增加连续驾驶时长统计、疲劳事件回放、报警等级设置和模型热切换等功能。</w:t>
       </w:r>
     </w:p>
-    <w:p>
+    <w:p ns2:paraId="5F2B30FB" ns2:textId="77777777">
       <w:pPr>
         <w:spacing w:line="276" w:lineRule="auto"/>
         <w:ind w:firstLine="0"/>
@@ -17736,7 +17736,7 @@
         <w:br w:type="page"/>
       </w:r>
     </w:p>
-    <w:p>
+    <w:p ns2:paraId="17030346" ns2:textId="77777777">
       <w:pPr>
         <w:pStyle w:val="1"/>
         <w:rPr>
@@ -17761,7 +17761,7 @@
       </w:r>
       <w:bookmarkEnd w:id="48"/>
     </w:p>
-    <w:p>
+    <w:p ns2:paraId="69A15218" ns2:textId="77777777">
       <w:pPr>
         <w:rPr>
           <w:rFonts w:hint="eastAsia"/>
@@ -17775,7 +17775,7 @@
         <w:t>[1] REDMON J, DIVVALA S, GIRSHICK R, et al. You only look once: Unified, real-time object detection[C]//Proceedings of the IEEE Conference on Computer Vision and Pattern Recognition (CVPR). 2016: 779-788.</w:t>
       </w:r>
     </w:p>
-    <w:p>
+    <w:p ns2:paraId="6CD74F5D" ns2:textId="77777777">
       <w:pPr>
         <w:rPr>
           <w:rFonts w:hint="eastAsia"/>
@@ -17789,7 +17789,7 @@
         <w:t>[2] WOO S, PARK J, LEE J Y, et al. CBAM: Convolutional block attention module[C]//Proceedings of the European Conference on Computer Vision (ECCV). Cham: Springer, 2018: 3-19.</w:t>
       </w:r>
     </w:p>
-    <w:p>
+    <w:p ns2:paraId="1B0C8B2A" ns2:textId="77777777">
       <w:pPr>
         <w:rPr>
           <w:rFonts w:hint="eastAsia"/>
@@ -17802,7 +17802,7 @@
         <w:t>[3] ALBADAWI Y, TAKRURI M, AWAD M. A review of recent developments in driver drowsiness detection systems[J]. Sensors, 2022, 22(5): 2069. DOI:10.3390/s22052069.</w:t>
       </w:r>
     </w:p>
-    <w:p>
+    <w:p ns2:paraId="4B437EC8" ns2:textId="77777777">
       <w:pPr>
         <w:rPr>
           <w:rFonts w:hint="eastAsia"/>
@@ -17816,7 +17816,7 @@
         <w:t>[4] SALEEM A A, SIDDIQUI H U R, RAZA M A, et al. A systematic review of physiological signals based driver drowsiness detection systems[J]. Measurement, 2023, 216: 112980.</w:t>
       </w:r>
     </w:p>
-    <w:p>
+    <w:p ns2:paraId="7763A528" ns2:textId="77777777">
       <w:pPr>
         <w:rPr>
           <w:rFonts w:hint="eastAsia"/>
@@ -17830,7 +17830,7 @@
         <w:t>[5] 罗晓璐. 基于OpenCV的驾驶员疲劳状态检测系统[J]. 信息技术与信息化, 2025, (09): 50-54.</w:t>
       </w:r>
     </w:p>
-    <w:p>
+    <w:p ns2:paraId="44C3DBF4" ns2:textId="77777777">
       <w:pPr>
         <w:rPr>
           <w:rFonts w:hint="eastAsia"/>
@@ -17857,7 +17857,7 @@
         <w:t>.2025.000120.</w:t>
       </w:r>
     </w:p>
-    <w:p>
+    <w:p ns2:paraId="28D9F330" ns2:textId="77777777">
       <w:pPr>
         <w:rPr>
           <w:rFonts w:hint="eastAsia"/>
@@ -17885,7 +17885,7 @@
         <w:t>.2024.000335.</w:t>
       </w:r>
     </w:p>
-    <w:p>
+    <w:p ns2:paraId="4C534038" ns2:textId="77777777">
       <w:pPr>
         <w:rPr>
           <w:rFonts w:hint="eastAsia"/>
@@ -17912,7 +17912,7 @@
         <w:t>.2024.000896.</w:t>
       </w:r>
     </w:p>
-    <w:p>
+    <w:p ns2:paraId="30D37EA2" ns2:textId="77777777">
       <w:pPr>
         <w:rPr>
           <w:rFonts w:hint="eastAsia"/>
@@ -17942,7 +17942,7 @@
         <w:t>DOI:10.26990/d.cnki.gsltc.2025.000997.</w:t>
       </w:r>
     </w:p>
-    <w:p>
+    <w:p ns2:paraId="3CADE1F8" ns2:textId="77777777">
       <w:pPr>
         <w:rPr>
           <w:rFonts w:hint="eastAsia"/>
@@ -17963,7 +17963,7 @@
         <w:t>.2025.000281.</w:t>
       </w:r>
     </w:p>
-    <w:p>
+    <w:p ns2:paraId="75C2CE1E" ns2:textId="77777777">
       <w:pPr>
         <w:rPr>
           <w:rFonts w:hint="eastAsia"/>
@@ -18005,7 +18005,7 @@
         <w:t>.2024.000066.</w:t>
       </w:r>
     </w:p>
-    <w:p>
+    <w:p ns2:paraId="4D6A4BBC" ns2:textId="77777777">
       <w:pPr>
         <w:rPr>
           <w:rFonts w:hint="eastAsia"/>
@@ -18041,7 +18041,7 @@
         <w:t>.2023.001562.</w:t>
       </w:r>
     </w:p>
-    <w:p>
+    <w:p ns2:paraId="01E84870" ns2:textId="77777777">
       <w:pPr>
         <w:rPr>
           <w:rFonts w:hint="eastAsia"/>
@@ -18051,7 +18051,7 @@
         <w:t>[13] JOCHER G, CHAURASIA A, QIU J. Ultralytics YOLOv8[EB/OL]. (2023-01-10)[2026-05-04]. https://github.com/ultralytics/ultralytics.</w:t>
       </w:r>
     </w:p>
-    <w:p>
+    <w:p ns2:paraId="472F9BB2" ns2:textId="77777777">
       <w:pPr>
         <w:rPr>
           <w:rFonts w:hint="eastAsia"/>
@@ -18061,7 +18061,7 @@
         <w:t>[14] XIE S Y, CHUAH J H, CHAI G M T. Revolutionizing road safety: YOLOv8-powered driver fatigue detection[C]//2023 IEEE Asia-Pacific Conference on Computer Science and Data Engineering (CSDE). 2023. DOI:10.1109/CSDE59766.2023.10487765.</w:t>
       </w:r>
     </w:p>
-    <w:p>
+    <w:p ns2:paraId="0874DF8D" ns2:textId="77777777">
       <w:pPr>
         <w:rPr>
           <w:rFonts w:hint="eastAsia"/>
@@ -18071,7 +18071,7 @@
         <w:t>[15] ZHOU C, ZHAO Y, LIU S B, et al. Research on driver facial fatigue detection based on YOLOv8 model[EB/OL]. arXiv:2406.18575, 2024. DOI:10.48550/arXiv.2406.18575.</w:t>
       </w:r>
     </w:p>
-    <w:p>
+    <w:p ns2:paraId="06B0CD36" ns2:textId="77777777">
       <w:pPr>
         <w:spacing w:line="276" w:lineRule="auto"/>
         <w:ind w:firstLine="0"/>
@@ -18087,7 +18087,7 @@
         <w:br w:type="page"/>
       </w:r>
     </w:p>
-    <w:p>
+    <w:p ns2:paraId="47BD51CE" ns2:textId="77777777">
       <w:pPr>
         <w:rPr>
           <w:rFonts w:hint="eastAsia"/>
@@ -18098,7 +18098,7 @@
         <w:t>[16] LIU G C, WU K, LAN W, et al. YOLO-FDCL: improved YOLOv8 for driver fatigue detection in complex lighting conditions[J]. Sensors, 2025, 25(15): 4832. DOI:10.3390/s25154832.</w:t>
       </w:r>
     </w:p>
-    <w:p>
+    <w:p ns2:paraId="44F826B9" ns2:textId="77777777">
       <w:pPr>
         <w:rPr>
           <w:rFonts w:hint="eastAsia"/>
@@ -18108,7 +18108,7 @@
         <w:t>[17] PASZKE A, GROSS S, MASSA F, et al. PyTorch: an imperative style, high-performance deep learning library[C]//Advances in Neural Information Processing Systems (NeurIPS). 2019, 32: 8026-8037.</w:t>
       </w:r>
     </w:p>
-    <w:p>
+    <w:p ns2:paraId="45579A20" ns2:textId="77777777">
       <w:pPr>
         <w:rPr>
           <w:rFonts w:hint="eastAsia"/>
@@ -18118,7 +18118,7 @@
         <w:t>[18] OPENCV TEAM. OpenCV 4.x documentation[EB/OL]. [2026-05-04]. https://docs.opencv.org/4.x/.</w:t>
       </w:r>
     </w:p>
-    <w:p>
+    <w:p ns2:paraId="4CC09045" ns2:textId="77777777">
       <w:pPr>
         <w:rPr>
           <w:rFonts w:hint="eastAsia"/>
@@ -18128,7 +18128,7 @@
         <w:t>[19] RIVERBANK COMPUTING. PyQt[EB/OL]. [2026-05-20]. https://www.riverbankcomputing.com/software/pyqt.</w:t>
       </w:r>
     </w:p>
-    <w:p>
+    <w:p ns2:paraId="126B8E52" ns2:textId="77777777">
       <w:pPr>
         <w:rPr>
           <w:rFonts w:hint="eastAsia"/>
@@ -18138,7 +18138,7 @@
         <w:t>[20] MICROSOFT. ONNX Runtime Documentation[EB/OL]. [2026-05-20]. https://onnxruntime.ai/docs/reference/.</w:t>
       </w:r>
     </w:p>
-    <w:p>
+    <w:p ns2:paraId="7EF26DB5" ns2:textId="77777777">
       <w:pPr>
         <w:pStyle w:val="1"/>
         <w:rPr>
@@ -18162,7 +18162,7 @@
       </w:r>
       <w:bookmarkEnd w:id="49"/>
     </w:p>
-    <w:p>
+    <w:p ns2:paraId="3567A52D" ns2:textId="77777777">
       <w:pPr>
         <w:ind w:firstLine="0"/>
         <w:rPr>
@@ -18191,7 +18191,7 @@
         <w:t>提出了许多宝贵建议，使研究工作能够顺利开展。能够在认真负责的学术氛围中完成本次毕业设计，我深感荣幸，并向指导教师表示诚挚感谢。</w:t>
       </w:r>
     </w:p>
-    <w:p>
+    <w:p ns2:paraId="643882E4" ns2:textId="77777777">
       <w:pPr>
         <w:rPr>
           <w:rFonts w:hint="eastAsia"/>
@@ -18205,7 +18205,7 @@
         <w:t>感谢黑龙江工业学院电气与信息工程学院提供学习平台和实验环境，也感谢专业课程教师在计算机视觉、深度学习和Python编程等课程中的指导，这些知识积累为本文完成打下了良好基础。感谢实验室同学和身边同学在学习、调试和资料交流过程中给予的帮助与支持。</w:t>
       </w:r>
     </w:p>
-    <w:p>
+    <w:p ns2:paraId="670252F8" ns2:textId="77777777">
       <w:pPr>
         <w:ind w:firstLine="0"/>
         <w:rPr>
